--- a/0.산출물/6. 모의해킹보고서/[웹보안] 취약점 진단 용역_모의해킹_상세_보고서_v0.02.docx
+++ b/0.산출물/6. 모의해킹보고서/[웹보안] 취약점 진단 용역_모의해킹_상세_보고서_v0.02.docx
@@ -1,6 +1,6 @@
 
 <file path=word/document.xml><?xml version="1.0" encoding="utf-8"?>
-<w:document xmlns:wpc="http://schemas.microsoft.com/office/word/2010/wordprocessingCanvas" xmlns:cx="http://schemas.microsoft.com/office/drawing/2014/chartex" xmlns:cx1="http://schemas.microsoft.com/office/drawing/2015/9/8/chartex" xmlns:cx2="http://schemas.microsoft.com/office/drawing/2015/10/21/chartex" xmlns:cx3="http://schemas.microsoft.com/office/drawing/2016/5/9/chartex" xmlns:cx4="http://schemas.microsoft.com/office/drawing/2016/5/10/chartex" xmlns:cx5="http://schemas.microsoft.com/office/drawing/2016/5/11/chartex" xmlns:cx6="http://schemas.microsoft.com/office/drawing/2016/5/12/chartex" xmlns:cx7="http://schemas.microsoft.com/office/drawing/2016/5/13/chartex" xmlns:cx8="http://schemas.microsoft.com/office/drawing/2016/5/14/chartex" xmlns:mc="http://schemas.openxmlformats.org/markup-compatibility/2006" xmlns:aink="http://schemas.microsoft.com/office/drawing/2016/ink" xmlns:am3d="http://schemas.microsoft.com/office/drawing/2017/model3d" xmlns:o="urn:schemas-microsoft-com:office:office" xmlns:oel="http://schemas.microsoft.com/office/2019/extlst" xmlns:r="http://schemas.openxmlformats.org/officeDocument/2006/relationships" xmlns:m="http://schemas.openxmlformats.org/officeDocument/2006/math" xmlns:v="urn:schemas-microsoft-com:vml" xmlns:wp14="http://schemas.microsoft.com/office/word/2010/wordprocessingDrawing" xmlns:wp="http://schemas.openxmlformats.org/drawingml/2006/wordprocessingDrawing" xmlns:w10="urn:schemas-microsoft-com:office:word" xmlns:w="http://schemas.openxmlformats.org/wordprocessingml/2006/main" xmlns:w14="http://schemas.microsoft.com/office/word/2010/wordml" xmlns:w15="http://schemas.microsoft.com/office/word/2012/wordml" xmlns:w16cex="http://schemas.microsoft.com/office/word/2018/wordml/cex" xmlns:w16cid="http://schemas.microsoft.com/office/word/2016/wordml/cid" xmlns:w16="http://schemas.microsoft.com/office/word/2018/wordml" xmlns:w16du="http://schemas.microsoft.com/office/word/2023/wordml/word16du" xmlns:w16sdtdh="http://schemas.microsoft.com/office/word/2020/wordml/sdtdatahash" xmlns:w16sdtfl="http://schemas.microsoft.com/office/word/2024/wordml/sdtformatlock" xmlns:w16se="http://schemas.microsoft.com/office/word/2015/wordml/symex" xmlns:wpg="http://schemas.microsoft.com/office/word/2010/wordprocessingGroup" xmlns:wpi="http://schemas.microsoft.com/office/word/2010/wordprocessingInk" xmlns:wne="http://schemas.microsoft.com/office/word/2006/wordml" xmlns:wps="http://schemas.microsoft.com/office/word/2010/wordprocessingShape" mc:Ignorable="w14 w15 w16se w16cid w16 w16cex w16sdtdh w16sdtfl w16du wp14">
+<w:document xmlns:wpc="http://schemas.microsoft.com/office/word/2010/wordprocessingCanvas" xmlns:cx="http://schemas.microsoft.com/office/drawing/2014/chartex" xmlns:mc="http://schemas.openxmlformats.org/markup-compatibility/2006" xmlns:o="urn:schemas-microsoft-com:office:office" xmlns:r="http://schemas.openxmlformats.org/officeDocument/2006/relationships" xmlns:m="http://schemas.openxmlformats.org/officeDocument/2006/math" xmlns:v="urn:schemas-microsoft-com:vml" xmlns:wp14="http://schemas.microsoft.com/office/word/2010/wordprocessingDrawing" xmlns:wp="http://schemas.openxmlformats.org/drawingml/2006/wordprocessingDrawing" xmlns:w10="urn:schemas-microsoft-com:office:word" xmlns:w="http://schemas.openxmlformats.org/wordprocessingml/2006/main" xmlns:w14="http://schemas.microsoft.com/office/word/2010/wordml" xmlns:w15="http://schemas.microsoft.com/office/word/2012/wordml" xmlns:w16se="http://schemas.microsoft.com/office/word/2015/wordml/symex" xmlns:wpg="http://schemas.microsoft.com/office/word/2010/wordprocessingGroup" xmlns:wpi="http://schemas.microsoft.com/office/word/2010/wordprocessingInk" xmlns:wne="http://schemas.microsoft.com/office/word/2006/wordml" xmlns:wps="http://schemas.microsoft.com/office/word/2010/wordprocessingShape" mc:Ignorable="w14 w15 w16se wp14">
   <w:body>
     <w:tbl>
       <w:tblPr>
@@ -653,7 +653,7 @@
               <w:pStyle w:val="a9"/>
             </w:pPr>
             <w:r>
-              <w:t>2026.06.25</w:t>
+              <w:t>2026.06.27</w:t>
             </w:r>
           </w:p>
         </w:tc>
@@ -741,6 +741,9 @@
             <w:pPr>
               <w:pStyle w:val="a9"/>
             </w:pPr>
+            <w:r>
+              <w:t>v0.02</w:t>
+            </w:r>
           </w:p>
         </w:tc>
         <w:tc>
@@ -759,6 +762,12 @@
             <w:pPr>
               <w:pStyle w:val="a9"/>
             </w:pPr>
+            <w:r>
+              <w:rPr>
+                <w:rFonts w:hint="eastAsia"/>
+              </w:rPr>
+              <w:t>2026.06.29</w:t>
+            </w:r>
           </w:p>
         </w:tc>
         <w:tc>
@@ -777,6 +786,23 @@
             <w:pPr>
               <w:pStyle w:val="a9"/>
             </w:pPr>
+            <w:r>
+              <w:rPr>
+                <w:rFonts w:hint="eastAsia"/>
+              </w:rPr>
+              <w:t>모의해킹 결과,</w:t>
+            </w:r>
+            <w:r>
+              <w:t xml:space="preserve"> </w:t>
+            </w:r>
+            <w:proofErr w:type="spellStart"/>
+            <w:r>
+              <w:rPr>
+                <w:rFonts w:hint="eastAsia"/>
+              </w:rPr>
+              <w:t>상세보고</w:t>
+            </w:r>
+            <w:proofErr w:type="spellEnd"/>
           </w:p>
         </w:tc>
         <w:tc>
@@ -795,6 +821,14 @@
             <w:pPr>
               <w:pStyle w:val="a9"/>
             </w:pPr>
+            <w:r>
+              <w:rPr>
+                <w:rFonts w:hint="eastAsia"/>
+              </w:rPr>
+              <w:t>서서울</w:t>
+            </w:r>
+            <w:bookmarkStart w:id="0" w:name="_GoBack"/>
+            <w:bookmarkEnd w:id="0"/>
           </w:p>
         </w:tc>
         <w:tc>
@@ -2667,7 +2701,7 @@
       <w:pPr>
         <w:pStyle w:val="1"/>
       </w:pPr>
-      <w:bookmarkStart w:id="0" w:name="_Toc198193658"/>
+      <w:bookmarkStart w:id="1" w:name="_Toc198193658"/>
       <w:r>
         <w:rPr>
           <w:rFonts w:hint="eastAsia"/>
@@ -2675,7 +2709,7 @@
         <w:lastRenderedPageBreak/>
         <w:t>모의해킹 수행 정보</w:t>
       </w:r>
-      <w:bookmarkEnd w:id="0"/>
+      <w:bookmarkEnd w:id="1"/>
     </w:p>
     <w:p>
       <w:pPr>
@@ -3976,8 +4010,8 @@
           <w:numId w:val="3"/>
         </w:numPr>
       </w:pPr>
-      <w:bookmarkStart w:id="1" w:name="_Toc55044876"/>
-      <w:bookmarkStart w:id="2" w:name="_Toc198193659"/>
+      <w:bookmarkStart w:id="2" w:name="_Toc55044876"/>
+      <w:bookmarkStart w:id="3" w:name="_Toc198193659"/>
       <w:r>
         <w:rPr>
           <w:rFonts w:hint="eastAsia"/>
@@ -3990,8 +4024,8 @@
         </w:rPr>
         <w:t>결과</w:t>
       </w:r>
-      <w:bookmarkEnd w:id="1"/>
       <w:bookmarkEnd w:id="2"/>
+      <w:bookmarkEnd w:id="3"/>
     </w:p>
     <w:p>
       <w:pPr>
@@ -4101,14 +4135,14 @@
         <w:rPr>
           <w:rFonts w:hint="eastAsia"/>
         </w:rPr>
-        <w:t xml:space="preserve"> 장바구니 수량 </w:t>
+        <w:t xml:space="preserve"> 장바구니 수량 변경</w:t>
       </w:r>
       <w:proofErr w:type="gramStart"/>
       <w:r>
         <w:rPr>
           <w:rFonts w:hint="eastAsia"/>
         </w:rPr>
-        <w:t xml:space="preserve">변경, </w:t>
+        <w:t xml:space="preserve">, </w:t>
       </w:r>
       <w:r>
         <w:t xml:space="preserve"> 파일</w:t>
@@ -4907,9 +4941,6 @@
           <w:p>
             <w:pPr>
               <w:pStyle w:val="a9"/>
-              <w:rPr>
-                <w:rFonts w:hint="eastAsia"/>
-              </w:rPr>
             </w:pPr>
             <w:r>
               <w:rPr>
@@ -4934,9 +4965,6 @@
           <w:p>
             <w:pPr>
               <w:pStyle w:val="a9"/>
-              <w:rPr>
-                <w:rFonts w:hint="eastAsia"/>
-              </w:rPr>
             </w:pPr>
             <w:r>
               <w:rPr>
@@ -5019,9 +5047,6 @@
           <w:p>
             <w:pPr>
               <w:pStyle w:val="a9"/>
-              <w:rPr>
-                <w:rFonts w:hint="eastAsia"/>
-              </w:rPr>
             </w:pPr>
             <w:proofErr w:type="spellStart"/>
             <w:r>
@@ -5054,9 +5079,6 @@
           <w:p>
             <w:pPr>
               <w:pStyle w:val="a9"/>
-              <w:rPr>
-                <w:rFonts w:hint="eastAsia"/>
-              </w:rPr>
             </w:pPr>
             <w:r>
               <w:rPr>
@@ -5081,9 +5103,6 @@
           <w:p>
             <w:pPr>
               <w:pStyle w:val="a9"/>
-              <w:rPr>
-                <w:rFonts w:hint="eastAsia"/>
-              </w:rPr>
             </w:pPr>
             <w:r>
               <w:rPr>
@@ -5142,9 +5161,6 @@
           <w:p>
             <w:pPr>
               <w:pStyle w:val="a9"/>
-              <w:rPr>
-                <w:rFonts w:hint="eastAsia"/>
-              </w:rPr>
             </w:pPr>
             <w:r>
               <w:rPr>
@@ -5170,9 +5186,6 @@
           <w:p>
             <w:pPr>
               <w:pStyle w:val="a9"/>
-              <w:rPr>
-                <w:rFonts w:hint="eastAsia"/>
-              </w:rPr>
             </w:pPr>
             <w:r>
               <w:rPr>
@@ -5197,9 +5210,6 @@
           <w:p>
             <w:pPr>
               <w:pStyle w:val="a9"/>
-              <w:rPr>
-                <w:rFonts w:hint="eastAsia"/>
-              </w:rPr>
             </w:pPr>
             <w:r>
               <w:rPr>
@@ -5225,7 +5235,7 @@
             <w:pPr>
               <w:pStyle w:val="a9"/>
               <w:rPr>
-                <w:rFonts w:cs="굴림" w:hint="eastAsia"/>
+                <w:rFonts w:cs="굴림"/>
                 <w:color w:val="auto"/>
               </w:rPr>
             </w:pPr>
@@ -5289,14 +5299,14 @@
           <w:numId w:val="3"/>
         </w:numPr>
       </w:pPr>
-      <w:bookmarkStart w:id="3" w:name="_Toc198193660"/>
+      <w:bookmarkStart w:id="4" w:name="_Toc198193660"/>
       <w:r>
         <w:rPr>
           <w:rFonts w:hint="eastAsia"/>
         </w:rPr>
         <w:t>취약점 상세 내용</w:t>
       </w:r>
-      <w:bookmarkEnd w:id="3"/>
+      <w:bookmarkEnd w:id="4"/>
     </w:p>
     <w:p>
       <w:pPr>
@@ -5614,7 +5624,21 @@
               <w:rPr>
                 <w:rFonts w:hint="eastAsia"/>
               </w:rPr>
-              <w:t>(proc/</w:t>
+              <w:t>(</w:t>
+            </w:r>
+            <w:proofErr w:type="spellStart"/>
+            <w:r>
+              <w:rPr>
+                <w:rFonts w:hint="eastAsia"/>
+              </w:rPr>
+              <w:t>proc</w:t>
+            </w:r>
+            <w:proofErr w:type="spellEnd"/>
+            <w:r>
+              <w:rPr>
+                <w:rFonts w:hint="eastAsia"/>
+              </w:rPr>
+              <w:t>/</w:t>
             </w:r>
             <w:proofErr w:type="spellStart"/>
             <w:r>
@@ -5688,7 +5712,6 @@
               </w:rPr>
             </w:pPr>
             <w:proofErr w:type="spellStart"/>
-            <w:proofErr w:type="gramStart"/>
             <w:r>
               <w:rPr>
                 <w:rFonts w:hint="eastAsia"/>
@@ -5700,14 +5723,7 @@
               <w:rPr>
                 <w:rFonts w:hint="eastAsia"/>
               </w:rPr>
-              <w:t xml:space="preserve"> &gt;</w:t>
-            </w:r>
-            <w:proofErr w:type="gramEnd"/>
-            <w:r>
-              <w:rPr>
-                <w:rFonts w:hint="eastAsia"/>
-              </w:rPr>
-              <w:t xml:space="preserve"> 로그인</w:t>
+              <w:t xml:space="preserve"> &gt; 로그인</w:t>
             </w:r>
           </w:p>
         </w:tc>
@@ -6228,7 +6244,21 @@
               <w:rPr>
                 <w:rFonts w:hint="eastAsia"/>
               </w:rPr>
-              <w:t>(proc/</w:t>
+              <w:t>(</w:t>
+            </w:r>
+            <w:proofErr w:type="spellStart"/>
+            <w:r>
+              <w:rPr>
+                <w:rFonts w:hint="eastAsia"/>
+              </w:rPr>
+              <w:t>proc</w:t>
+            </w:r>
+            <w:proofErr w:type="spellEnd"/>
+            <w:r>
+              <w:rPr>
+                <w:rFonts w:hint="eastAsia"/>
+              </w:rPr>
+              <w:t>/</w:t>
             </w:r>
             <w:proofErr w:type="spellStart"/>
             <w:r>
@@ -6921,6 +6951,7 @@
               <w:rPr>
                 <w:rFonts w:hint="eastAsia"/>
               </w:rPr>
+              <w:lastRenderedPageBreak/>
               <w:t>취약점</w:t>
             </w:r>
             <w:r>
@@ -7368,7 +7399,21 @@
               <w:rPr>
                 <w:rFonts w:hint="eastAsia"/>
               </w:rPr>
-              <w:t>(proc/</w:t>
+              <w:t>(</w:t>
+            </w:r>
+            <w:proofErr w:type="spellStart"/>
+            <w:r>
+              <w:rPr>
+                <w:rFonts w:hint="eastAsia"/>
+              </w:rPr>
+              <w:t>proc</w:t>
+            </w:r>
+            <w:proofErr w:type="spellEnd"/>
+            <w:r>
+              <w:rPr>
+                <w:rFonts w:hint="eastAsia"/>
+              </w:rPr>
+              <w:t>/</w:t>
             </w:r>
             <w:proofErr w:type="spellStart"/>
             <w:r>
@@ -7443,19 +7488,11 @@
                 <w:rFonts w:cs="Times New Roman"/>
               </w:rPr>
             </w:pPr>
-            <w:proofErr w:type="gramStart"/>
-            <w:r>
-              <w:rPr>
-                <w:rFonts w:hint="eastAsia"/>
-              </w:rPr>
-              <w:t>장바구니 &gt;</w:t>
-            </w:r>
-            <w:proofErr w:type="gramEnd"/>
-            <w:r>
-              <w:rPr>
-                <w:rFonts w:hint="eastAsia"/>
-              </w:rPr>
-              <w:t xml:space="preserve"> 수량증가</w:t>
+            <w:r>
+              <w:rPr>
+                <w:rFonts w:hint="eastAsia"/>
+              </w:rPr>
+              <w:t>장바구니 &gt; 수량증가</w:t>
             </w:r>
           </w:p>
         </w:tc>
@@ -7911,7 +7948,21 @@
               <w:rPr>
                 <w:rFonts w:hint="eastAsia"/>
               </w:rPr>
-              <w:t>(proc/</w:t>
+              <w:t>(</w:t>
+            </w:r>
+            <w:proofErr w:type="spellStart"/>
+            <w:r>
+              <w:rPr>
+                <w:rFonts w:hint="eastAsia"/>
+              </w:rPr>
+              <w:t>proc</w:t>
+            </w:r>
+            <w:proofErr w:type="spellEnd"/>
+            <w:r>
+              <w:rPr>
+                <w:rFonts w:hint="eastAsia"/>
+              </w:rPr>
+              <w:t>/</w:t>
             </w:r>
             <w:proofErr w:type="spellStart"/>
             <w:r>
@@ -7980,19 +8031,11 @@
                 <w:rFonts w:cs="Times New Roman"/>
               </w:rPr>
             </w:pPr>
-            <w:proofErr w:type="gramStart"/>
-            <w:r>
-              <w:rPr>
-                <w:rFonts w:hint="eastAsia"/>
-              </w:rPr>
-              <w:t>마이페이지 &gt;</w:t>
-            </w:r>
-            <w:proofErr w:type="gramEnd"/>
-            <w:r>
-              <w:rPr>
-                <w:rFonts w:hint="eastAsia"/>
-              </w:rPr>
-              <w:t xml:space="preserve"> 정보수정</w:t>
+            <w:r>
+              <w:rPr>
+                <w:rFonts w:hint="eastAsia"/>
+              </w:rPr>
+              <w:t>마이페이지 &gt; 정보수정</w:t>
             </w:r>
           </w:p>
         </w:tc>
@@ -8401,14 +8444,14 @@
             <w:r>
               <w:t>/</w:t>
             </w:r>
+            <w:r>
+              <w:rPr>
+                <w:rFonts w:hint="eastAsia"/>
+              </w:rPr>
+              <w:t>도메인주소</w:t>
+            </w:r>
             <w:proofErr w:type="gramStart"/>
             <w:r>
-              <w:rPr>
-                <w:rFonts w:hint="eastAsia"/>
-              </w:rPr>
-              <w:t>도메인주소</w:t>
-            </w:r>
-            <w:r>
               <w:t>:</w:t>
             </w:r>
             <w:r>
@@ -8422,8 +8465,16 @@
               <w:rPr>
                 <w:rFonts w:hint="eastAsia"/>
               </w:rPr>
-              <w:t>/상세주소</w:t>
-            </w:r>
+              <w:t>/</w:t>
+            </w:r>
+            <w:proofErr w:type="spellStart"/>
+            <w:r>
+              <w:rPr>
+                <w:rFonts w:hint="eastAsia"/>
+              </w:rPr>
+              <w:t>상세주소</w:t>
+            </w:r>
+            <w:proofErr w:type="spellEnd"/>
             <w:r>
               <w:br/>
             </w:r>
@@ -8431,7 +8482,21 @@
               <w:rPr>
                 <w:rFonts w:hint="eastAsia"/>
               </w:rPr>
-              <w:t>(proc/</w:t>
+              <w:t>(</w:t>
+            </w:r>
+            <w:proofErr w:type="spellStart"/>
+            <w:r>
+              <w:rPr>
+                <w:rFonts w:hint="eastAsia"/>
+              </w:rPr>
+              <w:t>proc</w:t>
+            </w:r>
+            <w:proofErr w:type="spellEnd"/>
+            <w:r>
+              <w:rPr>
+                <w:rFonts w:hint="eastAsia"/>
+              </w:rPr>
+              <w:t>/</w:t>
             </w:r>
             <w:proofErr w:type="spellStart"/>
             <w:r>
@@ -8496,7 +8561,6 @@
               </w:rPr>
             </w:pPr>
             <w:proofErr w:type="spellStart"/>
-            <w:proofErr w:type="gramStart"/>
             <w:r>
               <w:rPr>
                 <w:rFonts w:hint="eastAsia"/>
@@ -8508,14 +8572,7 @@
               <w:rPr>
                 <w:rFonts w:hint="eastAsia"/>
               </w:rPr>
-              <w:t xml:space="preserve"> &gt;</w:t>
-            </w:r>
-            <w:proofErr w:type="gramEnd"/>
-            <w:r>
-              <w:rPr>
-                <w:rFonts w:hint="eastAsia"/>
-              </w:rPr>
-              <w:t xml:space="preserve"> 로그인</w:t>
+              <w:t xml:space="preserve"> &gt; 로그인</w:t>
             </w:r>
           </w:p>
         </w:tc>
@@ -8670,7 +8727,7 @@
         </w:numPr>
         <w:ind w:left="403" w:hanging="403"/>
       </w:pPr>
-      <w:bookmarkStart w:id="4" w:name="_Toc198193661"/>
+      <w:bookmarkStart w:id="5" w:name="_Toc198193661"/>
       <w:r>
         <w:t xml:space="preserve">4. </w:t>
       </w:r>
@@ -8680,7 +8737,7 @@
         </w:rPr>
         <w:t>보안 권고안</w:t>
       </w:r>
-      <w:bookmarkEnd w:id="4"/>
+      <w:bookmarkEnd w:id="5"/>
     </w:p>
     <w:p>
       <w:pPr>
@@ -8978,9 +9035,6 @@
     <w:p>
       <w:pPr>
         <w:pStyle w:val="a1"/>
-        <w:rPr>
-          <w:rFonts w:hint="eastAsia"/>
-        </w:rPr>
       </w:pPr>
       <w:r>
         <w:rPr>
@@ -9154,12 +9208,23 @@
               </w:rPr>
             </w:pPr>
             <w:r>
-              <w:rPr>
-                <w:rStyle w:val="ad"/>
-                <w:rFonts w:hint="eastAsia"/>
-                <w:i w:val="0"/>
-              </w:rPr>
-              <w:t>로그인할 때마다 예측 불가능한 새로운 세션ID를 발행하여 세션ID의 고정 사용을 방지하기 위함. 사용자 로그인 시 항상 일정하게 고정된 세션ID가 발행되는 경우 세션ID를 도용한 비인가자의 접근 및 우회가 가능</w:t>
+              <w:t xml:space="preserve">사용자로부터 </w:t>
+            </w:r>
+            <w:proofErr w:type="spellStart"/>
+            <w:r>
+              <w:t>입력받은</w:t>
+            </w:r>
+            <w:proofErr w:type="spellEnd"/>
+            <w:r>
+              <w:t xml:space="preserve"> 데이터를 검증 없이 SQL </w:t>
+            </w:r>
+            <w:proofErr w:type="spellStart"/>
+            <w:r>
+              <w:t>쿼리문에</w:t>
+            </w:r>
+            <w:proofErr w:type="spellEnd"/>
+            <w:r>
+              <w:t xml:space="preserve"> 직접 포함할 때 발생하는 취약점입니다. 공격자가 악의적인 SQL 구문을 입력하여 인증을 우회하거나 데이터베이스의 비공개 정보를 탈취/조작할 수 있습니다.</w:t>
             </w:r>
           </w:p>
         </w:tc>
@@ -9226,51 +9291,121 @@
             <w:pPr>
               <w:pStyle w:val="ac"/>
               <w:rPr>
-                <w:rStyle w:val="ad"/>
                 <w:rFonts w:asciiTheme="majorHAnsi" w:eastAsiaTheme="majorHAnsi" w:hAnsiTheme="majorHAnsi"/>
                 <w:b w:val="0"/>
-                <w:i w:val="0"/>
+                <w:iCs/>
+                <w:color w:val="404040" w:themeColor="text1" w:themeTint="BF"/>
                 <w:sz w:val="20"/>
               </w:rPr>
             </w:pPr>
             <w:r>
               <w:rPr>
-                <w:rStyle w:val="ad"/>
+                <w:rFonts w:asciiTheme="majorHAnsi" w:eastAsiaTheme="majorHAnsi" w:hAnsiTheme="majorHAnsi"/>
+                <w:b w:val="0"/>
+                <w:iCs/>
+                <w:color w:val="404040" w:themeColor="text1" w:themeTint="BF"/>
+                <w:sz w:val="20"/>
+              </w:rPr>
+              <w:lastRenderedPageBreak/>
+              <w:t xml:space="preserve">1. Prepared Statement(PDO) 사용: 동적 쿼리 대신 매개변수화된 쿼리를 사용하여 </w:t>
+            </w:r>
+            <w:proofErr w:type="spellStart"/>
+            <w:r>
+              <w:rPr>
+                <w:rFonts w:asciiTheme="majorHAnsi" w:eastAsiaTheme="majorHAnsi" w:hAnsiTheme="majorHAnsi"/>
+                <w:b w:val="0"/>
+                <w:iCs/>
+                <w:color w:val="404040" w:themeColor="text1" w:themeTint="BF"/>
+                <w:sz w:val="20"/>
+              </w:rPr>
+              <w:t>입력값이</w:t>
+            </w:r>
+            <w:proofErr w:type="spellEnd"/>
+            <w:r>
+              <w:rPr>
+                <w:rFonts w:asciiTheme="majorHAnsi" w:eastAsiaTheme="majorHAnsi" w:hAnsiTheme="majorHAnsi"/>
+                <w:b w:val="0"/>
+                <w:iCs/>
+                <w:color w:val="404040" w:themeColor="text1" w:themeTint="BF"/>
+                <w:sz w:val="20"/>
+              </w:rPr>
+              <w:t xml:space="preserve"> 쿼리 명령어로 실행되지 않도록 격리해야 합니다.</w:t>
+            </w:r>
+            <w:r>
+              <w:rPr>
+                <w:rFonts w:asciiTheme="majorHAnsi" w:eastAsiaTheme="majorHAnsi" w:hAnsiTheme="majorHAnsi"/>
+                <w:b w:val="0"/>
+                <w:iCs/>
+                <w:color w:val="404040" w:themeColor="text1" w:themeTint="BF"/>
+                <w:sz w:val="20"/>
+              </w:rPr>
+              <w:br/>
+            </w:r>
+          </w:p>
+          <w:p>
+            <w:pPr>
+              <w:pStyle w:val="ac"/>
+              <w:rPr>
                 <w:rFonts w:asciiTheme="majorHAnsi" w:eastAsiaTheme="majorHAnsi" w:hAnsiTheme="majorHAnsi" w:hint="eastAsia"/>
                 <w:b w:val="0"/>
-                <w:i w:val="0"/>
+                <w:iCs/>
+                <w:color w:val="404040" w:themeColor="text1" w:themeTint="BF"/>
                 <w:sz w:val="20"/>
               </w:rPr>
-              <w:lastRenderedPageBreak/>
-              <w:t>로그인할 때마다 예측 불가능한 새로운 세션ID를 발급받도록 해야 하고 기존 세션ID는 파기해야 함</w:t>
-            </w:r>
-          </w:p>
-          <w:p>
-            <w:pPr>
-              <w:pStyle w:val="ac"/>
-              <w:rPr>
+            </w:pPr>
+            <w:r>
+              <w:rPr>
+                <w:rFonts w:asciiTheme="majorHAnsi" w:eastAsiaTheme="majorHAnsi" w:hAnsiTheme="majorHAnsi"/>
                 <w:b w:val="0"/>
-                <w:bCs w:val="0"/>
+                <w:iCs/>
+                <w:color w:val="404040" w:themeColor="text1" w:themeTint="BF"/>
                 <w:sz w:val="20"/>
               </w:rPr>
-            </w:pPr>
-            <w:r>
-              <w:rPr>
-                <w:rStyle w:val="ad"/>
-                <w:rFonts w:asciiTheme="majorHAnsi" w:eastAsiaTheme="majorHAnsi" w:hAnsiTheme="majorHAnsi" w:hint="eastAsia"/>
+              <w:t xml:space="preserve">2. </w:t>
+            </w:r>
+            <w:proofErr w:type="spellStart"/>
+            <w:r>
+              <w:rPr>
+                <w:rFonts w:asciiTheme="majorHAnsi" w:eastAsiaTheme="majorHAnsi" w:hAnsiTheme="majorHAnsi"/>
                 <w:b w:val="0"/>
-                <w:i w:val="0"/>
+                <w:iCs/>
+                <w:color w:val="404040" w:themeColor="text1" w:themeTint="BF"/>
                 <w:sz w:val="20"/>
               </w:rPr>
-              <w:t xml:space="preserve">세션ID의 만료시간 및 기간을 적절하게 설정하여 이후에도 남아있지 </w:t>
-            </w:r>
-            <w:r>
-              <w:rPr>
-                <w:rFonts w:asciiTheme="majorHAnsi" w:eastAsiaTheme="majorHAnsi" w:hAnsiTheme="majorHAnsi" w:hint="eastAsia"/>
+              <w:t>입력값</w:t>
+            </w:r>
+            <w:proofErr w:type="spellEnd"/>
+            <w:r>
+              <w:rPr>
+                <w:rFonts w:asciiTheme="majorHAnsi" w:eastAsiaTheme="majorHAnsi" w:hAnsiTheme="majorHAnsi"/>
                 <w:b w:val="0"/>
+                <w:iCs/>
+                <w:color w:val="404040" w:themeColor="text1" w:themeTint="BF"/>
                 <w:sz w:val="20"/>
               </w:rPr>
-              <w:t>않도록 해야 함</w:t>
+              <w:t xml:space="preserve"> 정제(Sanitization): 모든 사용자 </w:t>
+            </w:r>
+            <w:proofErr w:type="spellStart"/>
+            <w:r>
+              <w:rPr>
+                <w:rFonts w:asciiTheme="majorHAnsi" w:eastAsiaTheme="majorHAnsi" w:hAnsiTheme="majorHAnsi"/>
+                <w:b w:val="0"/>
+                <w:iCs/>
+                <w:color w:val="404040" w:themeColor="text1" w:themeTint="BF"/>
+                <w:sz w:val="20"/>
+              </w:rPr>
+              <w:t>입력값에</w:t>
+            </w:r>
+            <w:proofErr w:type="spellEnd"/>
+            <w:r>
+              <w:rPr>
+                <w:rFonts w:asciiTheme="majorHAnsi" w:eastAsiaTheme="majorHAnsi" w:hAnsiTheme="majorHAnsi"/>
+                <w:b w:val="0"/>
+                <w:iCs/>
+                <w:color w:val="404040" w:themeColor="text1" w:themeTint="BF"/>
+                <w:sz w:val="20"/>
+              </w:rPr>
+              <w:t xml:space="preserve"> 대해 화이트리스트 기반의 검증을 수행하고, 특수문자를 이스케이프 처리해야 합니다.</w:t>
             </w:r>
           </w:p>
         </w:tc>
@@ -9284,9 +9419,6 @@
     <w:p>
       <w:pPr>
         <w:pStyle w:val="a1"/>
-        <w:rPr>
-          <w:rFonts w:hint="eastAsia"/>
-        </w:rPr>
       </w:pPr>
       <w:r>
         <w:rPr>
@@ -9460,12 +9592,34 @@
               </w:rPr>
             </w:pPr>
             <w:r>
-              <w:rPr>
-                <w:rStyle w:val="ad"/>
-                <w:rFonts w:hint="eastAsia"/>
-                <w:i w:val="0"/>
-              </w:rPr>
-              <w:t>로그인할 때마다 예측 불가능한 새로운 세션ID를 발행하여 세션ID의 고정 사용을 방지하기 위함. 사용자 로그인 시 항상 일정하게 고정된 세션ID가 발행되는 경우 세션ID를 도용한 비인가자의 접근 및 우회가 가능</w:t>
+              <w:t xml:space="preserve">웹 애플리케이션이 개별 객체(주문 내역, 개인정보 등)에 접근할 때, 현재 로그인한 사용자가 해당 객체에 대한 접근 권한을 가지고 있는지 서버 측에서 확인하지 않을 때 발생합니다. 공격자가 URL </w:t>
+            </w:r>
+            <w:proofErr w:type="spellStart"/>
+            <w:r>
+              <w:t>파라미터</w:t>
+            </w:r>
+            <w:proofErr w:type="spellEnd"/>
+            <w:r>
+              <w:t xml:space="preserve">(예: </w:t>
+            </w:r>
+            <w:proofErr w:type="spellStart"/>
+            <w:r>
+              <w:rPr>
+                <w:rStyle w:val="HTML"/>
+              </w:rPr>
+              <w:t>order_id</w:t>
+            </w:r>
+            <w:proofErr w:type="spellEnd"/>
+            <w:r>
+              <w:t>)</w:t>
+            </w:r>
+            <w:proofErr w:type="spellStart"/>
+            <w:r>
+              <w:t>를</w:t>
+            </w:r>
+            <w:proofErr w:type="spellEnd"/>
+            <w:r>
+              <w:t xml:space="preserve"> 수정하여 타인의 데이터를 무단 열람할 수 있습니다.</w:t>
             </w:r>
           </w:p>
         </w:tc>
@@ -9532,50 +9686,207 @@
             <w:pPr>
               <w:pStyle w:val="ac"/>
               <w:rPr>
-                <w:rStyle w:val="ad"/>
                 <w:rFonts w:asciiTheme="majorHAnsi" w:eastAsiaTheme="majorHAnsi" w:hAnsiTheme="majorHAnsi"/>
                 <w:b w:val="0"/>
-                <w:i w:val="0"/>
+                <w:iCs/>
+                <w:color w:val="404040" w:themeColor="text1" w:themeTint="BF"/>
                 <w:sz w:val="20"/>
               </w:rPr>
             </w:pPr>
             <w:r>
               <w:rPr>
-                <w:rStyle w:val="ad"/>
+                <w:rFonts w:asciiTheme="majorHAnsi" w:eastAsiaTheme="majorHAnsi" w:hAnsiTheme="majorHAnsi"/>
+                <w:b w:val="0"/>
+                <w:iCs/>
+                <w:color w:val="404040" w:themeColor="text1" w:themeTint="BF"/>
+                <w:sz w:val="20"/>
+              </w:rPr>
+              <w:t xml:space="preserve">1. 소유권 검증 </w:t>
+            </w:r>
+            <w:proofErr w:type="spellStart"/>
+            <w:r>
+              <w:rPr>
+                <w:rFonts w:asciiTheme="majorHAnsi" w:eastAsiaTheme="majorHAnsi" w:hAnsiTheme="majorHAnsi"/>
+                <w:b w:val="0"/>
+                <w:iCs/>
+                <w:color w:val="404040" w:themeColor="text1" w:themeTint="BF"/>
+                <w:sz w:val="20"/>
+              </w:rPr>
+              <w:t>로직</w:t>
+            </w:r>
+            <w:proofErr w:type="spellEnd"/>
+            <w:r>
+              <w:rPr>
+                <w:rFonts w:asciiTheme="majorHAnsi" w:eastAsiaTheme="majorHAnsi" w:hAnsiTheme="majorHAnsi"/>
+                <w:b w:val="0"/>
+                <w:iCs/>
+                <w:color w:val="404040" w:themeColor="text1" w:themeTint="BF"/>
+                <w:sz w:val="20"/>
+              </w:rPr>
+              <w:t xml:space="preserve"> 구현: 데이터 조회 쿼리 실행 시 WHERE 절에 현재 세션의 사용자 </w:t>
+            </w:r>
+            <w:proofErr w:type="spellStart"/>
+            <w:r>
+              <w:rPr>
+                <w:rFonts w:asciiTheme="majorHAnsi" w:eastAsiaTheme="majorHAnsi" w:hAnsiTheme="majorHAnsi"/>
+                <w:b w:val="0"/>
+                <w:iCs/>
+                <w:color w:val="404040" w:themeColor="text1" w:themeTint="BF"/>
+                <w:sz w:val="20"/>
+              </w:rPr>
+              <w:t>식별값</w:t>
+            </w:r>
+            <w:proofErr w:type="spellEnd"/>
+            <w:r>
+              <w:rPr>
+                <w:rFonts w:asciiTheme="majorHAnsi" w:eastAsiaTheme="majorHAnsi" w:hAnsiTheme="majorHAnsi"/>
+                <w:b w:val="0"/>
+                <w:iCs/>
+                <w:color w:val="404040" w:themeColor="text1" w:themeTint="BF"/>
+                <w:sz w:val="20"/>
+              </w:rPr>
+              <w:t>(</w:t>
+            </w:r>
+            <w:proofErr w:type="spellStart"/>
+            <w:r>
+              <w:rPr>
+                <w:rFonts w:asciiTheme="majorHAnsi" w:eastAsiaTheme="majorHAnsi" w:hAnsiTheme="majorHAnsi"/>
+                <w:b w:val="0"/>
+                <w:iCs/>
+                <w:color w:val="404040" w:themeColor="text1" w:themeTint="BF"/>
+                <w:sz w:val="20"/>
+              </w:rPr>
+              <w:t>user_id</w:t>
+            </w:r>
+            <w:proofErr w:type="spellEnd"/>
+            <w:r>
+              <w:rPr>
+                <w:rFonts w:asciiTheme="majorHAnsi" w:eastAsiaTheme="majorHAnsi" w:hAnsiTheme="majorHAnsi"/>
+                <w:b w:val="0"/>
+                <w:iCs/>
+                <w:color w:val="404040" w:themeColor="text1" w:themeTint="BF"/>
+                <w:sz w:val="20"/>
+              </w:rPr>
+              <w:t xml:space="preserve"> 등)을 반드시 포함하여 본인의 데이터만 접근 가능하도록 제한해야 합니다.</w:t>
+            </w:r>
+            <w:r>
+              <w:rPr>
+                <w:rFonts w:asciiTheme="majorHAnsi" w:eastAsiaTheme="majorHAnsi" w:hAnsiTheme="majorHAnsi"/>
+                <w:b w:val="0"/>
+                <w:iCs/>
+                <w:color w:val="404040" w:themeColor="text1" w:themeTint="BF"/>
+                <w:sz w:val="20"/>
+              </w:rPr>
+              <w:br/>
+            </w:r>
+          </w:p>
+          <w:p>
+            <w:pPr>
+              <w:pStyle w:val="ac"/>
+              <w:rPr>
                 <w:rFonts w:asciiTheme="majorHAnsi" w:eastAsiaTheme="majorHAnsi" w:hAnsiTheme="majorHAnsi" w:hint="eastAsia"/>
+                <w:iCs/>
+                <w:color w:val="404040" w:themeColor="text1" w:themeTint="BF"/>
+                <w:sz w:val="20"/>
+              </w:rPr>
+            </w:pPr>
+            <w:r>
+              <w:rPr>
+                <w:rFonts w:asciiTheme="majorHAnsi" w:eastAsiaTheme="majorHAnsi" w:hAnsiTheme="majorHAnsi"/>
                 <w:b w:val="0"/>
-                <w:i w:val="0"/>
+                <w:iCs/>
+                <w:color w:val="404040" w:themeColor="text1" w:themeTint="BF"/>
                 <w:sz w:val="20"/>
               </w:rPr>
-              <w:t>로그인할 때마다 예측 불가능한 새로운 세션ID를 발급받도록 해야 하고 기존 세션ID는 파기해야 함</w:t>
-            </w:r>
-          </w:p>
-          <w:p>
-            <w:pPr>
-              <w:pStyle w:val="ac"/>
-              <w:rPr>
+              <w:t xml:space="preserve">2. 간접 참조 사용: 데이터베이스의 실제 </w:t>
+            </w:r>
+            <w:proofErr w:type="spellStart"/>
+            <w:r>
+              <w:rPr>
+                <w:rFonts w:asciiTheme="majorHAnsi" w:eastAsiaTheme="majorHAnsi" w:hAnsiTheme="majorHAnsi"/>
                 <w:b w:val="0"/>
-                <w:bCs w:val="0"/>
+                <w:iCs/>
+                <w:color w:val="404040" w:themeColor="text1" w:themeTint="BF"/>
                 <w:sz w:val="20"/>
               </w:rPr>
-            </w:pPr>
-            <w:r>
-              <w:rPr>
-                <w:rStyle w:val="ad"/>
-                <w:rFonts w:asciiTheme="majorHAnsi" w:eastAsiaTheme="majorHAnsi" w:hAnsiTheme="majorHAnsi" w:hint="eastAsia"/>
+              <w:t>기본키</w:t>
+            </w:r>
+            <w:proofErr w:type="spellEnd"/>
+            <w:r>
+              <w:rPr>
+                <w:rFonts w:asciiTheme="majorHAnsi" w:eastAsiaTheme="majorHAnsi" w:hAnsiTheme="majorHAnsi"/>
                 <w:b w:val="0"/>
-                <w:i w:val="0"/>
+                <w:iCs/>
+                <w:color w:val="404040" w:themeColor="text1" w:themeTint="BF"/>
                 <w:sz w:val="20"/>
               </w:rPr>
-              <w:t xml:space="preserve">세션ID의 만료시간 및 기간을 적절하게 설정하여 이후에도 남아있지 </w:t>
-            </w:r>
-            <w:r>
-              <w:rPr>
-                <w:rFonts w:asciiTheme="majorHAnsi" w:eastAsiaTheme="majorHAnsi" w:hAnsiTheme="majorHAnsi" w:hint="eastAsia"/>
+              <w:t xml:space="preserve">(PK)를 직접 노출하지 않고, 추측 불가능한 </w:t>
+            </w:r>
+            <w:proofErr w:type="spellStart"/>
+            <w:r>
+              <w:rPr>
+                <w:rFonts w:asciiTheme="majorHAnsi" w:eastAsiaTheme="majorHAnsi" w:hAnsiTheme="majorHAnsi"/>
                 <w:b w:val="0"/>
+                <w:iCs/>
+                <w:color w:val="404040" w:themeColor="text1" w:themeTint="BF"/>
                 <w:sz w:val="20"/>
               </w:rPr>
-              <w:t>않도록 해야 함</w:t>
+              <w:t>해시값이나</w:t>
+            </w:r>
+            <w:proofErr w:type="spellEnd"/>
+            <w:r>
+              <w:rPr>
+                <w:rFonts w:asciiTheme="majorHAnsi" w:eastAsiaTheme="majorHAnsi" w:hAnsiTheme="majorHAnsi"/>
+                <w:b w:val="0"/>
+                <w:iCs/>
+                <w:color w:val="404040" w:themeColor="text1" w:themeTint="BF"/>
+                <w:sz w:val="20"/>
+              </w:rPr>
+              <w:t xml:space="preserve"> </w:t>
+            </w:r>
+            <w:proofErr w:type="spellStart"/>
+            <w:r>
+              <w:rPr>
+                <w:rFonts w:asciiTheme="majorHAnsi" w:eastAsiaTheme="majorHAnsi" w:hAnsiTheme="majorHAnsi"/>
+                <w:b w:val="0"/>
+                <w:iCs/>
+                <w:color w:val="404040" w:themeColor="text1" w:themeTint="BF"/>
+                <w:sz w:val="20"/>
+              </w:rPr>
+              <w:t>매핑된</w:t>
+            </w:r>
+            <w:proofErr w:type="spellEnd"/>
+            <w:r>
+              <w:rPr>
+                <w:rFonts w:asciiTheme="majorHAnsi" w:eastAsiaTheme="majorHAnsi" w:hAnsiTheme="majorHAnsi"/>
+                <w:b w:val="0"/>
+                <w:iCs/>
+                <w:color w:val="404040" w:themeColor="text1" w:themeTint="BF"/>
+                <w:sz w:val="20"/>
+              </w:rPr>
+              <w:t xml:space="preserve"> 임의의 </w:t>
+            </w:r>
+            <w:proofErr w:type="spellStart"/>
+            <w:r>
+              <w:rPr>
+                <w:rFonts w:asciiTheme="majorHAnsi" w:eastAsiaTheme="majorHAnsi" w:hAnsiTheme="majorHAnsi"/>
+                <w:b w:val="0"/>
+                <w:iCs/>
+                <w:color w:val="404040" w:themeColor="text1" w:themeTint="BF"/>
+                <w:sz w:val="20"/>
+              </w:rPr>
+              <w:t>식별자를</w:t>
+            </w:r>
+            <w:proofErr w:type="spellEnd"/>
+            <w:r>
+              <w:rPr>
+                <w:rFonts w:asciiTheme="majorHAnsi" w:eastAsiaTheme="majorHAnsi" w:hAnsiTheme="majorHAnsi"/>
+                <w:b w:val="0"/>
+                <w:iCs/>
+                <w:color w:val="404040" w:themeColor="text1" w:themeTint="BF"/>
+                <w:sz w:val="20"/>
+              </w:rPr>
+              <w:t xml:space="preserve"> 사용하여 경로를 숨겨야 합니다.</w:t>
             </w:r>
           </w:p>
         </w:tc>
@@ -9589,9 +9900,6 @@
     <w:p>
       <w:pPr>
         <w:pStyle w:val="a1"/>
-        <w:rPr>
-          <w:rFonts w:hint="eastAsia"/>
-        </w:rPr>
       </w:pPr>
       <w:r>
         <w:rPr>
@@ -9886,13 +10194,7 @@
         </w:tc>
       </w:tr>
     </w:tbl>
-    <w:p>
-      <w:pPr>
-        <w:rPr>
-          <w:rFonts w:hint="eastAsia"/>
-        </w:rPr>
-      </w:pPr>
-    </w:p>
+    <w:p/>
     <w:sectPr>
       <w:footerReference w:type="default" r:id="rId7"/>
       <w:footerReference w:type="first" r:id="rId8"/>
@@ -9911,7 +10213,7 @@
 </file>
 
 <file path=word/endnotes.xml><?xml version="1.0" encoding="utf-8"?>
-<w:endnotes xmlns:wpc="http://schemas.microsoft.com/office/word/2010/wordprocessingCanvas" xmlns:cx="http://schemas.microsoft.com/office/drawing/2014/chartex" xmlns:cx1="http://schemas.microsoft.com/office/drawing/2015/9/8/chartex" xmlns:cx2="http://schemas.microsoft.com/office/drawing/2015/10/21/chartex" xmlns:cx3="http://schemas.microsoft.com/office/drawing/2016/5/9/chartex" xmlns:cx4="http://schemas.microsoft.com/office/drawing/2016/5/10/chartex" xmlns:cx5="http://schemas.microsoft.com/office/drawing/2016/5/11/chartex" xmlns:cx6="http://schemas.microsoft.com/office/drawing/2016/5/12/chartex" xmlns:cx7="http://schemas.microsoft.com/office/drawing/2016/5/13/chartex" xmlns:cx8="http://schemas.microsoft.com/office/drawing/2016/5/14/chartex" xmlns:mc="http://schemas.openxmlformats.org/markup-compatibility/2006" xmlns:aink="http://schemas.microsoft.com/office/drawing/2016/ink" xmlns:am3d="http://schemas.microsoft.com/office/drawing/2017/model3d" xmlns:o="urn:schemas-microsoft-com:office:office" xmlns:oel="http://schemas.microsoft.com/office/2019/extlst" xmlns:r="http://schemas.openxmlformats.org/officeDocument/2006/relationships" xmlns:m="http://schemas.openxmlformats.org/officeDocument/2006/math" xmlns:v="urn:schemas-microsoft-com:vml" xmlns:wp14="http://schemas.microsoft.com/office/word/2010/wordprocessingDrawing" xmlns:wp="http://schemas.openxmlformats.org/drawingml/2006/wordprocessingDrawing" xmlns:w10="urn:schemas-microsoft-com:office:word" xmlns:w="http://schemas.openxmlformats.org/wordprocessingml/2006/main" xmlns:w14="http://schemas.microsoft.com/office/word/2010/wordml" xmlns:w15="http://schemas.microsoft.com/office/word/2012/wordml" xmlns:w16cex="http://schemas.microsoft.com/office/word/2018/wordml/cex" xmlns:w16cid="http://schemas.microsoft.com/office/word/2016/wordml/cid" xmlns:w16="http://schemas.microsoft.com/office/word/2018/wordml" xmlns:w16du="http://schemas.microsoft.com/office/word/2023/wordml/word16du" xmlns:w16sdtdh="http://schemas.microsoft.com/office/word/2020/wordml/sdtdatahash" xmlns:w16sdtfl="http://schemas.microsoft.com/office/word/2024/wordml/sdtformatlock" xmlns:w16se="http://schemas.microsoft.com/office/word/2015/wordml/symex" xmlns:wpg="http://schemas.microsoft.com/office/word/2010/wordprocessingGroup" xmlns:wpi="http://schemas.microsoft.com/office/word/2010/wordprocessingInk" xmlns:wne="http://schemas.microsoft.com/office/word/2006/wordml" xmlns:wps="http://schemas.microsoft.com/office/word/2010/wordprocessingShape" mc:Ignorable="w14 w15 w16se w16cid w16 w16cex w16sdtdh w16sdtfl w16du wp14">
+<w:endnotes xmlns:wpc="http://schemas.microsoft.com/office/word/2010/wordprocessingCanvas" xmlns:cx="http://schemas.microsoft.com/office/drawing/2014/chartex" xmlns:mc="http://schemas.openxmlformats.org/markup-compatibility/2006" xmlns:o="urn:schemas-microsoft-com:office:office" xmlns:r="http://schemas.openxmlformats.org/officeDocument/2006/relationships" xmlns:m="http://schemas.openxmlformats.org/officeDocument/2006/math" xmlns:v="urn:schemas-microsoft-com:vml" xmlns:wp14="http://schemas.microsoft.com/office/word/2010/wordprocessingDrawing" xmlns:wp="http://schemas.openxmlformats.org/drawingml/2006/wordprocessingDrawing" xmlns:w10="urn:schemas-microsoft-com:office:word" xmlns:w="http://schemas.openxmlformats.org/wordprocessingml/2006/main" xmlns:w14="http://schemas.microsoft.com/office/word/2010/wordml" xmlns:w15="http://schemas.microsoft.com/office/word/2012/wordml" xmlns:w16se="http://schemas.microsoft.com/office/word/2015/wordml/symex" xmlns:wpg="http://schemas.microsoft.com/office/word/2010/wordprocessingGroup" xmlns:wpi="http://schemas.microsoft.com/office/word/2010/wordprocessingInk" xmlns:wne="http://schemas.microsoft.com/office/word/2006/wordml" xmlns:wps="http://schemas.microsoft.com/office/word/2010/wordprocessingShape" mc:Ignorable="w14 w15 w16se wp14">
   <w:endnote w:type="separator" w:id="-1">
     <w:p>
       <w:pPr>
@@ -9936,7 +10238,7 @@
 </file>
 
 <file path=word/footer1.xml><?xml version="1.0" encoding="utf-8"?>
-<w:ftr xmlns:wpc="http://schemas.microsoft.com/office/word/2010/wordprocessingCanvas" xmlns:cx="http://schemas.microsoft.com/office/drawing/2014/chartex" xmlns:cx1="http://schemas.microsoft.com/office/drawing/2015/9/8/chartex" xmlns:cx2="http://schemas.microsoft.com/office/drawing/2015/10/21/chartex" xmlns:cx3="http://schemas.microsoft.com/office/drawing/2016/5/9/chartex" xmlns:cx4="http://schemas.microsoft.com/office/drawing/2016/5/10/chartex" xmlns:cx5="http://schemas.microsoft.com/office/drawing/2016/5/11/chartex" xmlns:cx6="http://schemas.microsoft.com/office/drawing/2016/5/12/chartex" xmlns:cx7="http://schemas.microsoft.com/office/drawing/2016/5/13/chartex" xmlns:cx8="http://schemas.microsoft.com/office/drawing/2016/5/14/chartex" xmlns:mc="http://schemas.openxmlformats.org/markup-compatibility/2006" xmlns:aink="http://schemas.microsoft.com/office/drawing/2016/ink" xmlns:am3d="http://schemas.microsoft.com/office/drawing/2017/model3d" xmlns:o="urn:schemas-microsoft-com:office:office" xmlns:oel="http://schemas.microsoft.com/office/2019/extlst" xmlns:r="http://schemas.openxmlformats.org/officeDocument/2006/relationships" xmlns:m="http://schemas.openxmlformats.org/officeDocument/2006/math" xmlns:v="urn:schemas-microsoft-com:vml" xmlns:wp14="http://schemas.microsoft.com/office/word/2010/wordprocessingDrawing" xmlns:wp="http://schemas.openxmlformats.org/drawingml/2006/wordprocessingDrawing" xmlns:w10="urn:schemas-microsoft-com:office:word" xmlns:w="http://schemas.openxmlformats.org/wordprocessingml/2006/main" xmlns:w14="http://schemas.microsoft.com/office/word/2010/wordml" xmlns:w15="http://schemas.microsoft.com/office/word/2012/wordml" xmlns:w16cex="http://schemas.microsoft.com/office/word/2018/wordml/cex" xmlns:w16cid="http://schemas.microsoft.com/office/word/2016/wordml/cid" xmlns:w16="http://schemas.microsoft.com/office/word/2018/wordml" xmlns:w16du="http://schemas.microsoft.com/office/word/2023/wordml/word16du" xmlns:w16sdtdh="http://schemas.microsoft.com/office/word/2020/wordml/sdtdatahash" xmlns:w16sdtfl="http://schemas.microsoft.com/office/word/2024/wordml/sdtformatlock" xmlns:w16se="http://schemas.microsoft.com/office/word/2015/wordml/symex" xmlns:wpg="http://schemas.microsoft.com/office/word/2010/wordprocessingGroup" xmlns:wpi="http://schemas.microsoft.com/office/word/2010/wordprocessingInk" xmlns:wne="http://schemas.microsoft.com/office/word/2006/wordml" xmlns:wps="http://schemas.microsoft.com/office/word/2010/wordprocessingShape" mc:Ignorable="w14 w15 w16se w16cid w16 w16cex w16sdtdh w16sdtfl w16du wp14">
+<w:ftr xmlns:wpc="http://schemas.microsoft.com/office/word/2010/wordprocessingCanvas" xmlns:cx="http://schemas.microsoft.com/office/drawing/2014/chartex" xmlns:mc="http://schemas.openxmlformats.org/markup-compatibility/2006" xmlns:o="urn:schemas-microsoft-com:office:office" xmlns:r="http://schemas.openxmlformats.org/officeDocument/2006/relationships" xmlns:m="http://schemas.openxmlformats.org/officeDocument/2006/math" xmlns:v="urn:schemas-microsoft-com:vml" xmlns:wp14="http://schemas.microsoft.com/office/word/2010/wordprocessingDrawing" xmlns:wp="http://schemas.openxmlformats.org/drawingml/2006/wordprocessingDrawing" xmlns:w10="urn:schemas-microsoft-com:office:word" xmlns:w="http://schemas.openxmlformats.org/wordprocessingml/2006/main" xmlns:w14="http://schemas.microsoft.com/office/word/2010/wordml" xmlns:w15="http://schemas.microsoft.com/office/word/2012/wordml" xmlns:w16se="http://schemas.microsoft.com/office/word/2015/wordml/symex" xmlns:wpg="http://schemas.microsoft.com/office/word/2010/wordprocessingGroup" xmlns:wpi="http://schemas.microsoft.com/office/word/2010/wordprocessingInk" xmlns:wne="http://schemas.microsoft.com/office/word/2006/wordml" xmlns:wps="http://schemas.microsoft.com/office/word/2010/wordprocessingShape" mc:Ignorable="w14 w15 w16se wp14">
   <w:sdt>
     <w:sdtPr>
       <w:id w:val="-694771059"/>
@@ -9945,6 +10247,7 @@
         <w:docPartUnique/>
       </w:docPartObj>
     </w:sdtPr>
+    <w:sdtEndPr/>
     <w:sdtContent>
       <w:p>
         <w:pPr>
@@ -9965,7 +10268,7 @@
             <w:noProof/>
             <w:lang w:val="ko-KR"/>
           </w:rPr>
-          <w:t>7</w:t>
+          <w:t>4</w:t>
         </w:r>
         <w:r>
           <w:fldChar w:fldCharType="end"/>
@@ -9988,7 +10291,7 @@
 </file>
 
 <file path=word/footer2.xml><?xml version="1.0" encoding="utf-8"?>
-<w:ftr xmlns:wpc="http://schemas.microsoft.com/office/word/2010/wordprocessingCanvas" xmlns:cx="http://schemas.microsoft.com/office/drawing/2014/chartex" xmlns:cx1="http://schemas.microsoft.com/office/drawing/2015/9/8/chartex" xmlns:cx2="http://schemas.microsoft.com/office/drawing/2015/10/21/chartex" xmlns:cx3="http://schemas.microsoft.com/office/drawing/2016/5/9/chartex" xmlns:cx4="http://schemas.microsoft.com/office/drawing/2016/5/10/chartex" xmlns:cx5="http://schemas.microsoft.com/office/drawing/2016/5/11/chartex" xmlns:cx6="http://schemas.microsoft.com/office/drawing/2016/5/12/chartex" xmlns:cx7="http://schemas.microsoft.com/office/drawing/2016/5/13/chartex" xmlns:cx8="http://schemas.microsoft.com/office/drawing/2016/5/14/chartex" xmlns:mc="http://schemas.openxmlformats.org/markup-compatibility/2006" xmlns:aink="http://schemas.microsoft.com/office/drawing/2016/ink" xmlns:am3d="http://schemas.microsoft.com/office/drawing/2017/model3d" xmlns:o="urn:schemas-microsoft-com:office:office" xmlns:oel="http://schemas.microsoft.com/office/2019/extlst" xmlns:r="http://schemas.openxmlformats.org/officeDocument/2006/relationships" xmlns:m="http://schemas.openxmlformats.org/officeDocument/2006/math" xmlns:v="urn:schemas-microsoft-com:vml" xmlns:wp14="http://schemas.microsoft.com/office/word/2010/wordprocessingDrawing" xmlns:wp="http://schemas.openxmlformats.org/drawingml/2006/wordprocessingDrawing" xmlns:w10="urn:schemas-microsoft-com:office:word" xmlns:w="http://schemas.openxmlformats.org/wordprocessingml/2006/main" xmlns:w14="http://schemas.microsoft.com/office/word/2010/wordml" xmlns:w15="http://schemas.microsoft.com/office/word/2012/wordml" xmlns:w16cex="http://schemas.microsoft.com/office/word/2018/wordml/cex" xmlns:w16cid="http://schemas.microsoft.com/office/word/2016/wordml/cid" xmlns:w16="http://schemas.microsoft.com/office/word/2018/wordml" xmlns:w16du="http://schemas.microsoft.com/office/word/2023/wordml/word16du" xmlns:w16sdtdh="http://schemas.microsoft.com/office/word/2020/wordml/sdtdatahash" xmlns:w16sdtfl="http://schemas.microsoft.com/office/word/2024/wordml/sdtformatlock" xmlns:w16se="http://schemas.microsoft.com/office/word/2015/wordml/symex" xmlns:wpg="http://schemas.microsoft.com/office/word/2010/wordprocessingGroup" xmlns:wpi="http://schemas.microsoft.com/office/word/2010/wordprocessingInk" xmlns:wne="http://schemas.microsoft.com/office/word/2006/wordml" xmlns:wps="http://schemas.microsoft.com/office/word/2010/wordprocessingShape" mc:Ignorable="w14 w15 w16se w16cid w16 w16cex w16sdtdh w16sdtfl w16du wp14">
+<w:ftr xmlns:wpc="http://schemas.microsoft.com/office/word/2010/wordprocessingCanvas" xmlns:cx="http://schemas.microsoft.com/office/drawing/2014/chartex" xmlns:mc="http://schemas.openxmlformats.org/markup-compatibility/2006" xmlns:o="urn:schemas-microsoft-com:office:office" xmlns:r="http://schemas.openxmlformats.org/officeDocument/2006/relationships" xmlns:m="http://schemas.openxmlformats.org/officeDocument/2006/math" xmlns:v="urn:schemas-microsoft-com:vml" xmlns:wp14="http://schemas.microsoft.com/office/word/2010/wordprocessingDrawing" xmlns:wp="http://schemas.openxmlformats.org/drawingml/2006/wordprocessingDrawing" xmlns:w10="urn:schemas-microsoft-com:office:word" xmlns:w="http://schemas.openxmlformats.org/wordprocessingml/2006/main" xmlns:w14="http://schemas.microsoft.com/office/word/2010/wordml" xmlns:w15="http://schemas.microsoft.com/office/word/2012/wordml" xmlns:w16se="http://schemas.microsoft.com/office/word/2015/wordml/symex" xmlns:wpg="http://schemas.microsoft.com/office/word/2010/wordprocessingGroup" xmlns:wpi="http://schemas.microsoft.com/office/word/2010/wordprocessingInk" xmlns:wne="http://schemas.microsoft.com/office/word/2006/wordml" xmlns:wps="http://schemas.microsoft.com/office/word/2010/wordprocessingShape" mc:Ignorable="w14 w15 w16se wp14">
   <w:sdt>
     <w:sdtPr>
       <w:id w:val="2080251144"/>
@@ -9997,6 +10300,7 @@
         <w:docPartUnique/>
       </w:docPartObj>
     </w:sdtPr>
+    <w:sdtEndPr/>
     <w:sdtContent>
       <w:p>
         <w:pPr>
@@ -10018,7 +10322,7 @@
 </file>
 
 <file path=word/footnotes.xml><?xml version="1.0" encoding="utf-8"?>
-<w:footnotes xmlns:wpc="http://schemas.microsoft.com/office/word/2010/wordprocessingCanvas" xmlns:cx="http://schemas.microsoft.com/office/drawing/2014/chartex" xmlns:cx1="http://schemas.microsoft.com/office/drawing/2015/9/8/chartex" xmlns:cx2="http://schemas.microsoft.com/office/drawing/2015/10/21/chartex" xmlns:cx3="http://schemas.microsoft.com/office/drawing/2016/5/9/chartex" xmlns:cx4="http://schemas.microsoft.com/office/drawing/2016/5/10/chartex" xmlns:cx5="http://schemas.microsoft.com/office/drawing/2016/5/11/chartex" xmlns:cx6="http://schemas.microsoft.com/office/drawing/2016/5/12/chartex" xmlns:cx7="http://schemas.microsoft.com/office/drawing/2016/5/13/chartex" xmlns:cx8="http://schemas.microsoft.com/office/drawing/2016/5/14/chartex" xmlns:mc="http://schemas.openxmlformats.org/markup-compatibility/2006" xmlns:aink="http://schemas.microsoft.com/office/drawing/2016/ink" xmlns:am3d="http://schemas.microsoft.com/office/drawing/2017/model3d" xmlns:o="urn:schemas-microsoft-com:office:office" xmlns:oel="http://schemas.microsoft.com/office/2019/extlst" xmlns:r="http://schemas.openxmlformats.org/officeDocument/2006/relationships" xmlns:m="http://schemas.openxmlformats.org/officeDocument/2006/math" xmlns:v="urn:schemas-microsoft-com:vml" xmlns:wp14="http://schemas.microsoft.com/office/word/2010/wordprocessingDrawing" xmlns:wp="http://schemas.openxmlformats.org/drawingml/2006/wordprocessingDrawing" xmlns:w10="urn:schemas-microsoft-com:office:word" xmlns:w="http://schemas.openxmlformats.org/wordprocessingml/2006/main" xmlns:w14="http://schemas.microsoft.com/office/word/2010/wordml" xmlns:w15="http://schemas.microsoft.com/office/word/2012/wordml" xmlns:w16cex="http://schemas.microsoft.com/office/word/2018/wordml/cex" xmlns:w16cid="http://schemas.microsoft.com/office/word/2016/wordml/cid" xmlns:w16="http://schemas.microsoft.com/office/word/2018/wordml" xmlns:w16du="http://schemas.microsoft.com/office/word/2023/wordml/word16du" xmlns:w16sdtdh="http://schemas.microsoft.com/office/word/2020/wordml/sdtdatahash" xmlns:w16sdtfl="http://schemas.microsoft.com/office/word/2024/wordml/sdtformatlock" xmlns:w16se="http://schemas.microsoft.com/office/word/2015/wordml/symex" xmlns:wpg="http://schemas.microsoft.com/office/word/2010/wordprocessingGroup" xmlns:wpi="http://schemas.microsoft.com/office/word/2010/wordprocessingInk" xmlns:wne="http://schemas.microsoft.com/office/word/2006/wordml" xmlns:wps="http://schemas.microsoft.com/office/word/2010/wordprocessingShape" mc:Ignorable="w14 w15 w16se w16cid w16 w16cex w16sdtdh w16sdtfl w16du wp14">
+<w:footnotes xmlns:wpc="http://schemas.microsoft.com/office/word/2010/wordprocessingCanvas" xmlns:cx="http://schemas.microsoft.com/office/drawing/2014/chartex" xmlns:mc="http://schemas.openxmlformats.org/markup-compatibility/2006" xmlns:o="urn:schemas-microsoft-com:office:office" xmlns:r="http://schemas.openxmlformats.org/officeDocument/2006/relationships" xmlns:m="http://schemas.openxmlformats.org/officeDocument/2006/math" xmlns:v="urn:schemas-microsoft-com:vml" xmlns:wp14="http://schemas.microsoft.com/office/word/2010/wordprocessingDrawing" xmlns:wp="http://schemas.openxmlformats.org/drawingml/2006/wordprocessingDrawing" xmlns:w10="urn:schemas-microsoft-com:office:word" xmlns:w="http://schemas.openxmlformats.org/wordprocessingml/2006/main" xmlns:w14="http://schemas.microsoft.com/office/word/2010/wordml" xmlns:w15="http://schemas.microsoft.com/office/word/2012/wordml" xmlns:w16se="http://schemas.microsoft.com/office/word/2015/wordml/symex" xmlns:wpg="http://schemas.microsoft.com/office/word/2010/wordprocessingGroup" xmlns:wpi="http://schemas.microsoft.com/office/word/2010/wordprocessingInk" xmlns:wne="http://schemas.microsoft.com/office/word/2006/wordml" xmlns:wps="http://schemas.microsoft.com/office/word/2010/wordprocessingShape" mc:Ignorable="w14 w15 w16se wp14">
   <w:footnote w:type="separator" w:id="-1">
     <w:p>
       <w:pPr>
@@ -10043,7 +10347,7 @@
 </file>
 
 <file path=word/numbering.xml><?xml version="1.0" encoding="utf-8"?>
-<w:numbering xmlns:wpc="http://schemas.microsoft.com/office/word/2010/wordprocessingCanvas" xmlns:cx="http://schemas.microsoft.com/office/drawing/2014/chartex" xmlns:cx1="http://schemas.microsoft.com/office/drawing/2015/9/8/chartex" xmlns:cx2="http://schemas.microsoft.com/office/drawing/2015/10/21/chartex" xmlns:cx3="http://schemas.microsoft.com/office/drawing/2016/5/9/chartex" xmlns:cx4="http://schemas.microsoft.com/office/drawing/2016/5/10/chartex" xmlns:cx5="http://schemas.microsoft.com/office/drawing/2016/5/11/chartex" xmlns:cx6="http://schemas.microsoft.com/office/drawing/2016/5/12/chartex" xmlns:cx7="http://schemas.microsoft.com/office/drawing/2016/5/13/chartex" xmlns:cx8="http://schemas.microsoft.com/office/drawing/2016/5/14/chartex" xmlns:mc="http://schemas.openxmlformats.org/markup-compatibility/2006" xmlns:aink="http://schemas.microsoft.com/office/drawing/2016/ink" xmlns:am3d="http://schemas.microsoft.com/office/drawing/2017/model3d" xmlns:o="urn:schemas-microsoft-com:office:office" xmlns:oel="http://schemas.microsoft.com/office/2019/extlst" xmlns:r="http://schemas.openxmlformats.org/officeDocument/2006/relationships" xmlns:m="http://schemas.openxmlformats.org/officeDocument/2006/math" xmlns:v="urn:schemas-microsoft-com:vml" xmlns:wp14="http://schemas.microsoft.com/office/word/2010/wordprocessingDrawing" xmlns:wp="http://schemas.openxmlformats.org/drawingml/2006/wordprocessingDrawing" xmlns:w10="urn:schemas-microsoft-com:office:word" xmlns:w="http://schemas.openxmlformats.org/wordprocessingml/2006/main" xmlns:w14="http://schemas.microsoft.com/office/word/2010/wordml" xmlns:w15="http://schemas.microsoft.com/office/word/2012/wordml" xmlns:w16cex="http://schemas.microsoft.com/office/word/2018/wordml/cex" xmlns:w16cid="http://schemas.microsoft.com/office/word/2016/wordml/cid" xmlns:w16="http://schemas.microsoft.com/office/word/2018/wordml" xmlns:w16du="http://schemas.microsoft.com/office/word/2023/wordml/word16du" xmlns:w16sdtdh="http://schemas.microsoft.com/office/word/2020/wordml/sdtdatahash" xmlns:w16sdtfl="http://schemas.microsoft.com/office/word/2024/wordml/sdtformatlock" xmlns:w16se="http://schemas.microsoft.com/office/word/2015/wordml/symex" xmlns:wpg="http://schemas.microsoft.com/office/word/2010/wordprocessingGroup" xmlns:wpi="http://schemas.microsoft.com/office/word/2010/wordprocessingInk" xmlns:wne="http://schemas.microsoft.com/office/word/2006/wordml" xmlns:wps="http://schemas.microsoft.com/office/word/2010/wordprocessingShape" mc:Ignorable="w14 w15 w16se w16cid w16 w16cex w16sdtdh w16sdtfl w16du wp14">
+<w:numbering xmlns:wpc="http://schemas.microsoft.com/office/word/2010/wordprocessingCanvas" xmlns:cx="http://schemas.microsoft.com/office/drawing/2014/chartex" xmlns:mc="http://schemas.openxmlformats.org/markup-compatibility/2006" xmlns:o="urn:schemas-microsoft-com:office:office" xmlns:r="http://schemas.openxmlformats.org/officeDocument/2006/relationships" xmlns:m="http://schemas.openxmlformats.org/officeDocument/2006/math" xmlns:v="urn:schemas-microsoft-com:vml" xmlns:wp14="http://schemas.microsoft.com/office/word/2010/wordprocessingDrawing" xmlns:wp="http://schemas.openxmlformats.org/drawingml/2006/wordprocessingDrawing" xmlns:w10="urn:schemas-microsoft-com:office:word" xmlns:w="http://schemas.openxmlformats.org/wordprocessingml/2006/main" xmlns:w14="http://schemas.microsoft.com/office/word/2010/wordml" xmlns:w15="http://schemas.microsoft.com/office/word/2012/wordml" xmlns:w16se="http://schemas.microsoft.com/office/word/2015/wordml/symex" xmlns:wpg="http://schemas.microsoft.com/office/word/2010/wordprocessingGroup" xmlns:wpi="http://schemas.microsoft.com/office/word/2010/wordprocessingInk" xmlns:wne="http://schemas.microsoft.com/office/word/2006/wordml" xmlns:wps="http://schemas.microsoft.com/office/word/2010/wordprocessingShape" mc:Ignorable="w14 w15 w16se wp14">
   <w:abstractNum w:abstractNumId="0" w15:restartNumberingAfterBreak="0">
     <w:nsid w:val="0EB019D5"/>
     <w:multiLevelType w:val="hybridMultilevel"/>
@@ -11112,38 +11416,38 @@
       </w:rPr>
     </w:lvl>
   </w:abstractNum>
-  <w:num w:numId="1" w16cid:durableId="1153790032">
+  <w:num w:numId="1">
     <w:abstractNumId w:val="3"/>
   </w:num>
-  <w:num w:numId="2" w16cid:durableId="1063721836">
+  <w:num w:numId="2">
     <w:abstractNumId w:val="6"/>
   </w:num>
-  <w:num w:numId="3" w16cid:durableId="1717655563">
+  <w:num w:numId="3">
     <w:abstractNumId w:val="2"/>
   </w:num>
-  <w:num w:numId="4" w16cid:durableId="811869112">
+  <w:num w:numId="4">
     <w:abstractNumId w:val="5"/>
   </w:num>
-  <w:num w:numId="5" w16cid:durableId="670908933">
+  <w:num w:numId="5">
     <w:abstractNumId w:val="7"/>
   </w:num>
-  <w:num w:numId="6" w16cid:durableId="2007980112">
+  <w:num w:numId="6">
     <w:abstractNumId w:val="1"/>
   </w:num>
-  <w:num w:numId="7" w16cid:durableId="1033002001">
+  <w:num w:numId="7">
     <w:abstractNumId w:val="4"/>
   </w:num>
-  <w:num w:numId="8" w16cid:durableId="1806196182">
+  <w:num w:numId="8">
     <w:abstractNumId w:val="0"/>
   </w:num>
-  <w:num w:numId="9" w16cid:durableId="1212964087">
+  <w:num w:numId="9">
     <w:abstractNumId w:val="8"/>
   </w:num>
 </w:numbering>
 </file>
 
 <file path=word/styles.xml><?xml version="1.0" encoding="utf-8"?>
-<w:styles xmlns:mc="http://schemas.openxmlformats.org/markup-compatibility/2006" xmlns:r="http://schemas.openxmlformats.org/officeDocument/2006/relationships" xmlns:w="http://schemas.openxmlformats.org/wordprocessingml/2006/main" xmlns:w14="http://schemas.microsoft.com/office/word/2010/wordml" xmlns:w15="http://schemas.microsoft.com/office/word/2012/wordml" xmlns:w16cex="http://schemas.microsoft.com/office/word/2018/wordml/cex" xmlns:w16cid="http://schemas.microsoft.com/office/word/2016/wordml/cid" xmlns:w16="http://schemas.microsoft.com/office/word/2018/wordml" xmlns:w16du="http://schemas.microsoft.com/office/word/2023/wordml/word16du" xmlns:w16sdtdh="http://schemas.microsoft.com/office/word/2020/wordml/sdtdatahash" xmlns:w16sdtfl="http://schemas.microsoft.com/office/word/2024/wordml/sdtformatlock" xmlns:w16se="http://schemas.microsoft.com/office/word/2015/wordml/symex" mc:Ignorable="w14 w15 w16se w16cid w16 w16cex w16sdtdh w16sdtfl w16du">
+<w:styles xmlns:mc="http://schemas.openxmlformats.org/markup-compatibility/2006" xmlns:r="http://schemas.openxmlformats.org/officeDocument/2006/relationships" xmlns:w="http://schemas.openxmlformats.org/wordprocessingml/2006/main" xmlns:w14="http://schemas.microsoft.com/office/word/2010/wordml" xmlns:w15="http://schemas.microsoft.com/office/word/2012/wordml" xmlns:w16se="http://schemas.microsoft.com/office/word/2015/wordml/symex" mc:Ignorable="w14 w15 w16se">
   <w:docDefaults>
     <w:rPrDefault>
       <w:rPr>
@@ -11160,7 +11464,7 @@
       </w:pPr>
     </w:pPrDefault>
   </w:docDefaults>
-  <w:latentStyles w:defLockedState="0" w:defUIPriority="99" w:defSemiHidden="0" w:defUnhideWhenUsed="0" w:defQFormat="0" w:count="376">
+  <w:latentStyles w:defLockedState="0" w:defUIPriority="99" w:defSemiHidden="0" w:defUnhideWhenUsed="0" w:defQFormat="0" w:count="371">
     <w:lsdException w:name="Normal" w:uiPriority="0" w:qFormat="1"/>
     <w:lsdException w:name="heading 1" w:uiPriority="9" w:qFormat="1"/>
     <w:lsdException w:name="heading 2" w:semiHidden="1" w:uiPriority="9" w:unhideWhenUsed="1" w:qFormat="1"/>
@@ -11532,11 +11836,6 @@
     <w:lsdException w:name="List Table 5 Dark Accent 6" w:uiPriority="50"/>
     <w:lsdException w:name="List Table 6 Colorful Accent 6" w:uiPriority="51"/>
     <w:lsdException w:name="List Table 7 Colorful Accent 6" w:uiPriority="52"/>
-    <w:lsdException w:name="Mention" w:semiHidden="1" w:unhideWhenUsed="1"/>
-    <w:lsdException w:name="Smart Hyperlink" w:semiHidden="1" w:unhideWhenUsed="1"/>
-    <w:lsdException w:name="Hashtag" w:semiHidden="1" w:unhideWhenUsed="1"/>
-    <w:lsdException w:name="Unresolved Mention" w:semiHidden="1" w:unhideWhenUsed="1"/>
-    <w:lsdException w:name="Smart Link" w:semiHidden="1" w:unhideWhenUsed="1"/>
   </w:latentStyles>
   <w:style w:type="paragraph" w:default="1" w:styleId="a0">
     <w:name w:val="Normal"/>
@@ -11594,7 +11893,6 @@
   <w:style w:type="character" w:default="1" w:styleId="a2">
     <w:name w:val="Default Paragraph Font"/>
     <w:uiPriority w:val="1"/>
-    <w:semiHidden/>
     <w:unhideWhenUsed/>
   </w:style>
   <w:style w:type="table" w:default="1" w:styleId="a3">
@@ -12337,7 +12635,7 @@
       <w:szCs w:val="24"/>
     </w:rPr>
   </w:style>
-  <w:style w:type="character" w:styleId="af">
+  <w:style w:type="character" w:customStyle="1" w:styleId="UnresolvedMention">
     <w:name w:val="Unresolved Mention"/>
     <w:basedOn w:val="a2"/>
     <w:uiPriority w:val="99"/>
@@ -12347,6 +12645,19 @@
     <w:rPr>
       <w:color w:val="605E5C"/>
       <w:shd w:val="clear" w:color="auto" w:fill="E1DFDD"/>
+    </w:rPr>
+  </w:style>
+  <w:style w:type="character" w:styleId="HTML">
+    <w:name w:val="HTML Code"/>
+    <w:basedOn w:val="a2"/>
+    <w:uiPriority w:val="99"/>
+    <w:semiHidden/>
+    <w:unhideWhenUsed/>
+    <w:rsid w:val="00A87677"/>
+    <w:rPr>
+      <w:rFonts w:ascii="굴림체" w:eastAsia="굴림체" w:hAnsi="굴림체" w:cs="굴림체"/>
+      <w:sz w:val="24"/>
+      <w:szCs w:val="24"/>
     </w:rPr>
   </w:style>
 </w:styles>

--- a/0.산출물/6. 모의해킹보고서/[웹보안] 취약점 진단 용역_모의해킹_상세_보고서_v0.02.docx
+++ b/0.산출물/6. 모의해킹보고서/[웹보안] 취약점 진단 용역_모의해킹_상세_보고서_v0.02.docx
@@ -245,7 +245,7 @@
           </w:tcPr>
           <w:p>
             <w:pPr>
-              <w:pStyle w:val="aa"/>
+              <w:pStyle w:val="ab"/>
             </w:pPr>
             <w:proofErr w:type="spellStart"/>
             <w:r>
@@ -269,7 +269,7 @@
           </w:tcPr>
           <w:p>
             <w:pPr>
-              <w:pStyle w:val="aa"/>
+              <w:pStyle w:val="ab"/>
             </w:pPr>
             <w:proofErr w:type="spellStart"/>
             <w:r>
@@ -519,7 +519,7 @@
           </w:tcPr>
           <w:p>
             <w:pPr>
-              <w:pStyle w:val="aa"/>
+              <w:pStyle w:val="ab"/>
             </w:pPr>
             <w:r>
               <w:t>버전</w:t>
@@ -540,7 +540,7 @@
           </w:tcPr>
           <w:p>
             <w:pPr>
-              <w:pStyle w:val="aa"/>
+              <w:pStyle w:val="ab"/>
             </w:pPr>
             <w:r>
               <w:t>작성일</w:t>
@@ -561,7 +561,7 @@
           </w:tcPr>
           <w:p>
             <w:pPr>
-              <w:pStyle w:val="aa"/>
+              <w:pStyle w:val="ab"/>
             </w:pPr>
             <w:r>
               <w:t>변경내용</w:t>
@@ -582,7 +582,7 @@
           </w:tcPr>
           <w:p>
             <w:pPr>
-              <w:pStyle w:val="aa"/>
+              <w:pStyle w:val="ab"/>
             </w:pPr>
             <w:r>
               <w:t>작성자</w:t>
@@ -603,7 +603,7 @@
           </w:tcPr>
           <w:p>
             <w:pPr>
-              <w:pStyle w:val="aa"/>
+              <w:pStyle w:val="ab"/>
             </w:pPr>
             <w:r>
               <w:t>승인자</w:t>
@@ -629,7 +629,7 @@
           </w:tcPr>
           <w:p>
             <w:pPr>
-              <w:pStyle w:val="a9"/>
+              <w:pStyle w:val="aa"/>
             </w:pPr>
             <w:r>
               <w:t>v0.01</w:t>
@@ -650,7 +650,7 @@
           </w:tcPr>
           <w:p>
             <w:pPr>
-              <w:pStyle w:val="a9"/>
+              <w:pStyle w:val="aa"/>
             </w:pPr>
             <w:r>
               <w:t>2026.06.27</w:t>
@@ -671,7 +671,7 @@
           </w:tcPr>
           <w:p>
             <w:pPr>
-              <w:pStyle w:val="a9"/>
+              <w:pStyle w:val="aa"/>
             </w:pPr>
             <w:r>
               <w:t>최초작성</w:t>
@@ -692,7 +692,7 @@
           </w:tcPr>
           <w:p>
             <w:pPr>
-              <w:pStyle w:val="a9"/>
+              <w:pStyle w:val="aa"/>
             </w:pPr>
             <w:r>
               <w:rPr>
@@ -716,7 +716,7 @@
           </w:tcPr>
           <w:p>
             <w:pPr>
-              <w:pStyle w:val="a9"/>
+              <w:pStyle w:val="aa"/>
             </w:pPr>
           </w:p>
         </w:tc>
@@ -739,7 +739,7 @@
           </w:tcPr>
           <w:p>
             <w:pPr>
-              <w:pStyle w:val="a9"/>
+              <w:pStyle w:val="aa"/>
             </w:pPr>
             <w:r>
               <w:t>v0.02</w:t>
@@ -760,7 +760,7 @@
           </w:tcPr>
           <w:p>
             <w:pPr>
-              <w:pStyle w:val="a9"/>
+              <w:pStyle w:val="aa"/>
             </w:pPr>
             <w:r>
               <w:rPr>
@@ -784,7 +784,7 @@
           </w:tcPr>
           <w:p>
             <w:pPr>
-              <w:pStyle w:val="a9"/>
+              <w:pStyle w:val="aa"/>
             </w:pPr>
             <w:r>
               <w:rPr>
@@ -819,7 +819,7 @@
           </w:tcPr>
           <w:p>
             <w:pPr>
-              <w:pStyle w:val="a9"/>
+              <w:pStyle w:val="aa"/>
             </w:pPr>
             <w:r>
               <w:rPr>
@@ -827,8 +827,6 @@
               </w:rPr>
               <w:t>서서울</w:t>
             </w:r>
-            <w:bookmarkStart w:id="0" w:name="_GoBack"/>
-            <w:bookmarkEnd w:id="0"/>
           </w:p>
         </w:tc>
         <w:tc>
@@ -845,7 +843,7 @@
           </w:tcPr>
           <w:p>
             <w:pPr>
-              <w:pStyle w:val="a9"/>
+              <w:pStyle w:val="aa"/>
             </w:pPr>
           </w:p>
         </w:tc>
@@ -868,7 +866,7 @@
           </w:tcPr>
           <w:p>
             <w:pPr>
-              <w:pStyle w:val="a9"/>
+              <w:pStyle w:val="aa"/>
             </w:pPr>
           </w:p>
         </w:tc>
@@ -886,7 +884,7 @@
           </w:tcPr>
           <w:p>
             <w:pPr>
-              <w:pStyle w:val="a9"/>
+              <w:pStyle w:val="aa"/>
             </w:pPr>
           </w:p>
         </w:tc>
@@ -904,7 +902,7 @@
           </w:tcPr>
           <w:p>
             <w:pPr>
-              <w:pStyle w:val="a9"/>
+              <w:pStyle w:val="aa"/>
             </w:pPr>
           </w:p>
         </w:tc>
@@ -922,7 +920,7 @@
           </w:tcPr>
           <w:p>
             <w:pPr>
-              <w:pStyle w:val="a9"/>
+              <w:pStyle w:val="aa"/>
             </w:pPr>
           </w:p>
         </w:tc>
@@ -940,7 +938,7 @@
           </w:tcPr>
           <w:p>
             <w:pPr>
-              <w:pStyle w:val="a9"/>
+              <w:pStyle w:val="aa"/>
             </w:pPr>
           </w:p>
         </w:tc>
@@ -963,7 +961,7 @@
           </w:tcPr>
           <w:p>
             <w:pPr>
-              <w:pStyle w:val="a9"/>
+              <w:pStyle w:val="aa"/>
             </w:pPr>
           </w:p>
         </w:tc>
@@ -981,7 +979,7 @@
           </w:tcPr>
           <w:p>
             <w:pPr>
-              <w:pStyle w:val="a9"/>
+              <w:pStyle w:val="aa"/>
             </w:pPr>
           </w:p>
         </w:tc>
@@ -999,7 +997,7 @@
           </w:tcPr>
           <w:p>
             <w:pPr>
-              <w:pStyle w:val="a9"/>
+              <w:pStyle w:val="aa"/>
             </w:pPr>
           </w:p>
         </w:tc>
@@ -1017,7 +1015,7 @@
           </w:tcPr>
           <w:p>
             <w:pPr>
-              <w:pStyle w:val="a9"/>
+              <w:pStyle w:val="aa"/>
             </w:pPr>
           </w:p>
         </w:tc>
@@ -1035,7 +1033,7 @@
           </w:tcPr>
           <w:p>
             <w:pPr>
-              <w:pStyle w:val="a9"/>
+              <w:pStyle w:val="aa"/>
             </w:pPr>
           </w:p>
         </w:tc>
@@ -1058,7 +1056,7 @@
           </w:tcPr>
           <w:p>
             <w:pPr>
-              <w:pStyle w:val="a9"/>
+              <w:pStyle w:val="aa"/>
             </w:pPr>
           </w:p>
         </w:tc>
@@ -1076,7 +1074,7 @@
           </w:tcPr>
           <w:p>
             <w:pPr>
-              <w:pStyle w:val="a9"/>
+              <w:pStyle w:val="aa"/>
             </w:pPr>
           </w:p>
         </w:tc>
@@ -1094,7 +1092,7 @@
           </w:tcPr>
           <w:p>
             <w:pPr>
-              <w:pStyle w:val="a9"/>
+              <w:pStyle w:val="aa"/>
             </w:pPr>
           </w:p>
         </w:tc>
@@ -1112,7 +1110,7 @@
           </w:tcPr>
           <w:p>
             <w:pPr>
-              <w:pStyle w:val="a9"/>
+              <w:pStyle w:val="aa"/>
             </w:pPr>
           </w:p>
         </w:tc>
@@ -1130,7 +1128,7 @@
           </w:tcPr>
           <w:p>
             <w:pPr>
-              <w:pStyle w:val="a9"/>
+              <w:pStyle w:val="aa"/>
             </w:pPr>
           </w:p>
         </w:tc>
@@ -1153,7 +1151,7 @@
           </w:tcPr>
           <w:p>
             <w:pPr>
-              <w:pStyle w:val="a9"/>
+              <w:pStyle w:val="aa"/>
             </w:pPr>
           </w:p>
         </w:tc>
@@ -1171,7 +1169,7 @@
           </w:tcPr>
           <w:p>
             <w:pPr>
-              <w:pStyle w:val="a9"/>
+              <w:pStyle w:val="aa"/>
             </w:pPr>
           </w:p>
         </w:tc>
@@ -1189,7 +1187,7 @@
           </w:tcPr>
           <w:p>
             <w:pPr>
-              <w:pStyle w:val="a9"/>
+              <w:pStyle w:val="aa"/>
             </w:pPr>
           </w:p>
         </w:tc>
@@ -1207,7 +1205,7 @@
           </w:tcPr>
           <w:p>
             <w:pPr>
-              <w:pStyle w:val="a9"/>
+              <w:pStyle w:val="aa"/>
             </w:pPr>
           </w:p>
         </w:tc>
@@ -1225,7 +1223,7 @@
           </w:tcPr>
           <w:p>
             <w:pPr>
-              <w:pStyle w:val="a9"/>
+              <w:pStyle w:val="aa"/>
             </w:pPr>
           </w:p>
         </w:tc>
@@ -1248,7 +1246,7 @@
           </w:tcPr>
           <w:p>
             <w:pPr>
-              <w:pStyle w:val="a9"/>
+              <w:pStyle w:val="aa"/>
             </w:pPr>
           </w:p>
         </w:tc>
@@ -1266,7 +1264,7 @@
           </w:tcPr>
           <w:p>
             <w:pPr>
-              <w:pStyle w:val="a9"/>
+              <w:pStyle w:val="aa"/>
             </w:pPr>
           </w:p>
         </w:tc>
@@ -1284,7 +1282,7 @@
           </w:tcPr>
           <w:p>
             <w:pPr>
-              <w:pStyle w:val="a9"/>
+              <w:pStyle w:val="aa"/>
             </w:pPr>
           </w:p>
         </w:tc>
@@ -1302,7 +1300,7 @@
           </w:tcPr>
           <w:p>
             <w:pPr>
-              <w:pStyle w:val="a9"/>
+              <w:pStyle w:val="aa"/>
             </w:pPr>
           </w:p>
         </w:tc>
@@ -1320,7 +1318,7 @@
           </w:tcPr>
           <w:p>
             <w:pPr>
-              <w:pStyle w:val="a9"/>
+              <w:pStyle w:val="aa"/>
             </w:pPr>
           </w:p>
         </w:tc>
@@ -1343,7 +1341,7 @@
           </w:tcPr>
           <w:p>
             <w:pPr>
-              <w:pStyle w:val="a9"/>
+              <w:pStyle w:val="aa"/>
             </w:pPr>
           </w:p>
         </w:tc>
@@ -1361,7 +1359,7 @@
           </w:tcPr>
           <w:p>
             <w:pPr>
-              <w:pStyle w:val="a9"/>
+              <w:pStyle w:val="aa"/>
             </w:pPr>
           </w:p>
         </w:tc>
@@ -1379,7 +1377,7 @@
           </w:tcPr>
           <w:p>
             <w:pPr>
-              <w:pStyle w:val="a9"/>
+              <w:pStyle w:val="aa"/>
             </w:pPr>
           </w:p>
         </w:tc>
@@ -1397,7 +1395,7 @@
           </w:tcPr>
           <w:p>
             <w:pPr>
-              <w:pStyle w:val="a9"/>
+              <w:pStyle w:val="aa"/>
             </w:pPr>
           </w:p>
         </w:tc>
@@ -1415,7 +1413,7 @@
           </w:tcPr>
           <w:p>
             <w:pPr>
-              <w:pStyle w:val="a9"/>
+              <w:pStyle w:val="aa"/>
             </w:pPr>
           </w:p>
         </w:tc>
@@ -1438,7 +1436,7 @@
           </w:tcPr>
           <w:p>
             <w:pPr>
-              <w:pStyle w:val="a9"/>
+              <w:pStyle w:val="aa"/>
             </w:pPr>
           </w:p>
         </w:tc>
@@ -1456,7 +1454,7 @@
           </w:tcPr>
           <w:p>
             <w:pPr>
-              <w:pStyle w:val="a9"/>
+              <w:pStyle w:val="aa"/>
             </w:pPr>
           </w:p>
         </w:tc>
@@ -1474,7 +1472,7 @@
           </w:tcPr>
           <w:p>
             <w:pPr>
-              <w:pStyle w:val="a9"/>
+              <w:pStyle w:val="aa"/>
             </w:pPr>
           </w:p>
         </w:tc>
@@ -1492,7 +1490,7 @@
           </w:tcPr>
           <w:p>
             <w:pPr>
-              <w:pStyle w:val="a9"/>
+              <w:pStyle w:val="aa"/>
             </w:pPr>
           </w:p>
         </w:tc>
@@ -1510,7 +1508,7 @@
           </w:tcPr>
           <w:p>
             <w:pPr>
-              <w:pStyle w:val="a9"/>
+              <w:pStyle w:val="aa"/>
             </w:pPr>
           </w:p>
         </w:tc>
@@ -1533,7 +1531,7 @@
           </w:tcPr>
           <w:p>
             <w:pPr>
-              <w:pStyle w:val="a9"/>
+              <w:pStyle w:val="aa"/>
             </w:pPr>
           </w:p>
         </w:tc>
@@ -1551,7 +1549,7 @@
           </w:tcPr>
           <w:p>
             <w:pPr>
-              <w:pStyle w:val="a9"/>
+              <w:pStyle w:val="aa"/>
             </w:pPr>
           </w:p>
         </w:tc>
@@ -1569,7 +1567,7 @@
           </w:tcPr>
           <w:p>
             <w:pPr>
-              <w:pStyle w:val="a9"/>
+              <w:pStyle w:val="aa"/>
             </w:pPr>
           </w:p>
         </w:tc>
@@ -1587,7 +1585,7 @@
           </w:tcPr>
           <w:p>
             <w:pPr>
-              <w:pStyle w:val="a9"/>
+              <w:pStyle w:val="aa"/>
             </w:pPr>
           </w:p>
         </w:tc>
@@ -1605,7 +1603,7 @@
           </w:tcPr>
           <w:p>
             <w:pPr>
-              <w:pStyle w:val="a9"/>
+              <w:pStyle w:val="aa"/>
             </w:pPr>
           </w:p>
         </w:tc>
@@ -1628,7 +1626,7 @@
           </w:tcPr>
           <w:p>
             <w:pPr>
-              <w:pStyle w:val="a9"/>
+              <w:pStyle w:val="aa"/>
             </w:pPr>
           </w:p>
         </w:tc>
@@ -1646,7 +1644,7 @@
           </w:tcPr>
           <w:p>
             <w:pPr>
-              <w:pStyle w:val="a9"/>
+              <w:pStyle w:val="aa"/>
             </w:pPr>
           </w:p>
         </w:tc>
@@ -1664,7 +1662,7 @@
           </w:tcPr>
           <w:p>
             <w:pPr>
-              <w:pStyle w:val="a9"/>
+              <w:pStyle w:val="aa"/>
             </w:pPr>
           </w:p>
         </w:tc>
@@ -1682,7 +1680,7 @@
           </w:tcPr>
           <w:p>
             <w:pPr>
-              <w:pStyle w:val="a9"/>
+              <w:pStyle w:val="aa"/>
             </w:pPr>
           </w:p>
         </w:tc>
@@ -1700,7 +1698,7 @@
           </w:tcPr>
           <w:p>
             <w:pPr>
-              <w:pStyle w:val="a9"/>
+              <w:pStyle w:val="aa"/>
             </w:pPr>
           </w:p>
         </w:tc>
@@ -1723,7 +1721,7 @@
           </w:tcPr>
           <w:p>
             <w:pPr>
-              <w:pStyle w:val="a9"/>
+              <w:pStyle w:val="aa"/>
             </w:pPr>
           </w:p>
         </w:tc>
@@ -1741,7 +1739,7 @@
           </w:tcPr>
           <w:p>
             <w:pPr>
-              <w:pStyle w:val="a9"/>
+              <w:pStyle w:val="aa"/>
             </w:pPr>
           </w:p>
         </w:tc>
@@ -1759,7 +1757,7 @@
           </w:tcPr>
           <w:p>
             <w:pPr>
-              <w:pStyle w:val="a9"/>
+              <w:pStyle w:val="aa"/>
             </w:pPr>
           </w:p>
         </w:tc>
@@ -1777,7 +1775,7 @@
           </w:tcPr>
           <w:p>
             <w:pPr>
-              <w:pStyle w:val="a9"/>
+              <w:pStyle w:val="aa"/>
             </w:pPr>
           </w:p>
         </w:tc>
@@ -1795,7 +1793,7 @@
           </w:tcPr>
           <w:p>
             <w:pPr>
-              <w:pStyle w:val="a9"/>
+              <w:pStyle w:val="aa"/>
             </w:pPr>
           </w:p>
         </w:tc>
@@ -1818,7 +1816,7 @@
           </w:tcPr>
           <w:p>
             <w:pPr>
-              <w:pStyle w:val="a9"/>
+              <w:pStyle w:val="aa"/>
             </w:pPr>
           </w:p>
         </w:tc>
@@ -1836,7 +1834,7 @@
           </w:tcPr>
           <w:p>
             <w:pPr>
-              <w:pStyle w:val="a9"/>
+              <w:pStyle w:val="aa"/>
             </w:pPr>
           </w:p>
         </w:tc>
@@ -1854,7 +1852,7 @@
           </w:tcPr>
           <w:p>
             <w:pPr>
-              <w:pStyle w:val="a9"/>
+              <w:pStyle w:val="aa"/>
             </w:pPr>
           </w:p>
         </w:tc>
@@ -1872,7 +1870,7 @@
           </w:tcPr>
           <w:p>
             <w:pPr>
-              <w:pStyle w:val="a9"/>
+              <w:pStyle w:val="aa"/>
             </w:pPr>
           </w:p>
         </w:tc>
@@ -1890,7 +1888,7 @@
           </w:tcPr>
           <w:p>
             <w:pPr>
-              <w:pStyle w:val="a9"/>
+              <w:pStyle w:val="aa"/>
             </w:pPr>
           </w:p>
         </w:tc>
@@ -1913,7 +1911,7 @@
           </w:tcPr>
           <w:p>
             <w:pPr>
-              <w:pStyle w:val="a9"/>
+              <w:pStyle w:val="aa"/>
             </w:pPr>
           </w:p>
         </w:tc>
@@ -1931,7 +1929,7 @@
           </w:tcPr>
           <w:p>
             <w:pPr>
-              <w:pStyle w:val="a9"/>
+              <w:pStyle w:val="aa"/>
             </w:pPr>
           </w:p>
         </w:tc>
@@ -1949,7 +1947,7 @@
           </w:tcPr>
           <w:p>
             <w:pPr>
-              <w:pStyle w:val="a9"/>
+              <w:pStyle w:val="aa"/>
             </w:pPr>
           </w:p>
         </w:tc>
@@ -1967,7 +1965,7 @@
           </w:tcPr>
           <w:p>
             <w:pPr>
-              <w:pStyle w:val="a9"/>
+              <w:pStyle w:val="aa"/>
             </w:pPr>
           </w:p>
         </w:tc>
@@ -1985,7 +1983,7 @@
           </w:tcPr>
           <w:p>
             <w:pPr>
-              <w:pStyle w:val="a9"/>
+              <w:pStyle w:val="aa"/>
             </w:pPr>
           </w:p>
         </w:tc>
@@ -2008,7 +2006,7 @@
           </w:tcPr>
           <w:p>
             <w:pPr>
-              <w:pStyle w:val="a9"/>
+              <w:pStyle w:val="aa"/>
             </w:pPr>
           </w:p>
         </w:tc>
@@ -2026,7 +2024,7 @@
           </w:tcPr>
           <w:p>
             <w:pPr>
-              <w:pStyle w:val="a9"/>
+              <w:pStyle w:val="aa"/>
             </w:pPr>
           </w:p>
         </w:tc>
@@ -2044,7 +2042,7 @@
           </w:tcPr>
           <w:p>
             <w:pPr>
-              <w:pStyle w:val="a9"/>
+              <w:pStyle w:val="aa"/>
             </w:pPr>
           </w:p>
         </w:tc>
@@ -2062,7 +2060,7 @@
           </w:tcPr>
           <w:p>
             <w:pPr>
-              <w:pStyle w:val="a9"/>
+              <w:pStyle w:val="aa"/>
             </w:pPr>
           </w:p>
         </w:tc>
@@ -2080,7 +2078,7 @@
           </w:tcPr>
           <w:p>
             <w:pPr>
-              <w:pStyle w:val="a9"/>
+              <w:pStyle w:val="aa"/>
             </w:pPr>
           </w:p>
         </w:tc>
@@ -2103,7 +2101,7 @@
           </w:tcPr>
           <w:p>
             <w:pPr>
-              <w:pStyle w:val="a9"/>
+              <w:pStyle w:val="aa"/>
             </w:pPr>
           </w:p>
         </w:tc>
@@ -2121,7 +2119,7 @@
           </w:tcPr>
           <w:p>
             <w:pPr>
-              <w:pStyle w:val="a9"/>
+              <w:pStyle w:val="aa"/>
             </w:pPr>
           </w:p>
         </w:tc>
@@ -2139,7 +2137,7 @@
           </w:tcPr>
           <w:p>
             <w:pPr>
-              <w:pStyle w:val="a9"/>
+              <w:pStyle w:val="aa"/>
             </w:pPr>
           </w:p>
         </w:tc>
@@ -2157,7 +2155,7 @@
           </w:tcPr>
           <w:p>
             <w:pPr>
-              <w:pStyle w:val="a9"/>
+              <w:pStyle w:val="aa"/>
             </w:pPr>
           </w:p>
         </w:tc>
@@ -2175,7 +2173,7 @@
           </w:tcPr>
           <w:p>
             <w:pPr>
-              <w:pStyle w:val="a9"/>
+              <w:pStyle w:val="aa"/>
             </w:pPr>
           </w:p>
         </w:tc>
@@ -2198,7 +2196,7 @@
           </w:tcPr>
           <w:p>
             <w:pPr>
-              <w:pStyle w:val="a9"/>
+              <w:pStyle w:val="aa"/>
             </w:pPr>
           </w:p>
         </w:tc>
@@ -2216,7 +2214,7 @@
           </w:tcPr>
           <w:p>
             <w:pPr>
-              <w:pStyle w:val="a9"/>
+              <w:pStyle w:val="aa"/>
             </w:pPr>
           </w:p>
         </w:tc>
@@ -2234,7 +2232,7 @@
           </w:tcPr>
           <w:p>
             <w:pPr>
-              <w:pStyle w:val="a9"/>
+              <w:pStyle w:val="aa"/>
             </w:pPr>
           </w:p>
         </w:tc>
@@ -2252,7 +2250,7 @@
           </w:tcPr>
           <w:p>
             <w:pPr>
-              <w:pStyle w:val="a9"/>
+              <w:pStyle w:val="aa"/>
             </w:pPr>
           </w:p>
         </w:tc>
@@ -2270,7 +2268,7 @@
           </w:tcPr>
           <w:p>
             <w:pPr>
-              <w:pStyle w:val="a9"/>
+              <w:pStyle w:val="aa"/>
             </w:pPr>
           </w:p>
         </w:tc>
@@ -2337,10 +2335,10 @@
           <w:r>
             <w:fldChar w:fldCharType="separate"/>
           </w:r>
-          <w:hyperlink w:anchor="_Toc198193658" w:history="1">
-            <w:r>
-              <w:rPr>
-                <w:rStyle w:val="a5"/>
+          <w:hyperlink w:anchor="_Toc233732577" w:history="1">
+            <w:r>
+              <w:rPr>
+                <w:rStyle w:val="a7"/>
                 <w:noProof/>
               </w:rPr>
               <w:t>1.</w:t>
@@ -2359,7 +2357,7 @@
             </w:r>
             <w:r>
               <w:rPr>
-                <w:rStyle w:val="a5"/>
+                <w:rStyle w:val="a7"/>
                 <w:noProof/>
               </w:rPr>
               <w:t>모의해킹 수행 정보</w:t>
@@ -2383,7 +2381,7 @@
                 <w:noProof/>
                 <w:webHidden/>
               </w:rPr>
-              <w:instrText xml:space="preserve"> PAGEREF _Toc198193658 \h </w:instrText>
+              <w:instrText xml:space="preserve"> PAGEREF _Toc233732577 \h </w:instrText>
             </w:r>
             <w:r>
               <w:rPr>
@@ -2427,10 +2425,10 @@
               <w:szCs w:val="22"/>
             </w:rPr>
           </w:pPr>
-          <w:hyperlink w:anchor="_Toc198193659" w:history="1">
-            <w:r>
-              <w:rPr>
-                <w:rStyle w:val="a5"/>
+          <w:hyperlink w:anchor="_Toc233732578" w:history="1">
+            <w:r>
+              <w:rPr>
+                <w:rStyle w:val="a7"/>
                 <w:noProof/>
               </w:rPr>
               <w:t>2.</w:t>
@@ -2449,7 +2447,7 @@
             </w:r>
             <w:r>
               <w:rPr>
-                <w:rStyle w:val="a5"/>
+                <w:rStyle w:val="a7"/>
                 <w:noProof/>
               </w:rPr>
               <w:t>모의해킹 결과</w:t>
@@ -2473,7 +2471,7 @@
                 <w:noProof/>
                 <w:webHidden/>
               </w:rPr>
-              <w:instrText xml:space="preserve"> PAGEREF _Toc198193659 \h </w:instrText>
+              <w:instrText xml:space="preserve"> PAGEREF _Toc233732578 \h </w:instrText>
             </w:r>
             <w:r>
               <w:rPr>
@@ -2517,10 +2515,10 @@
               <w:szCs w:val="22"/>
             </w:rPr>
           </w:pPr>
-          <w:hyperlink w:anchor="_Toc198193660" w:history="1">
-            <w:r>
-              <w:rPr>
-                <w:rStyle w:val="a5"/>
+          <w:hyperlink w:anchor="_Toc233732579" w:history="1">
+            <w:r>
+              <w:rPr>
+                <w:rStyle w:val="a7"/>
                 <w:noProof/>
               </w:rPr>
               <w:t>3.</w:t>
@@ -2539,7 +2537,7 @@
             </w:r>
             <w:r>
               <w:rPr>
-                <w:rStyle w:val="a5"/>
+                <w:rStyle w:val="a7"/>
                 <w:noProof/>
               </w:rPr>
               <w:t>취약점 상세 내용</w:t>
@@ -2563,7 +2561,7 @@
                 <w:noProof/>
                 <w:webHidden/>
               </w:rPr>
-              <w:instrText xml:space="preserve"> PAGEREF _Toc198193660 \h </w:instrText>
+              <w:instrText xml:space="preserve"> PAGEREF _Toc233732579 \h </w:instrText>
             </w:r>
             <w:r>
               <w:rPr>
@@ -2583,7 +2581,7 @@
                 <w:noProof/>
                 <w:webHidden/>
               </w:rPr>
-              <w:t>5</w:t>
+              <w:t>6</w:t>
             </w:r>
             <w:r>
               <w:rPr>
@@ -2607,10 +2605,10 @@
               <w:szCs w:val="22"/>
             </w:rPr>
           </w:pPr>
-          <w:hyperlink w:anchor="_Toc198193661" w:history="1">
-            <w:r>
-              <w:rPr>
-                <w:rStyle w:val="a5"/>
+          <w:hyperlink w:anchor="_Toc233732580" w:history="1">
+            <w:r>
+              <w:rPr>
+                <w:rStyle w:val="a7"/>
                 <w:noProof/>
               </w:rPr>
               <w:t>4. 보안 권고안</w:t>
@@ -2634,7 +2632,7 @@
                 <w:noProof/>
                 <w:webHidden/>
               </w:rPr>
-              <w:instrText xml:space="preserve"> PAGEREF _Toc198193661 \h </w:instrText>
+              <w:instrText xml:space="preserve"> PAGEREF _Toc233732580 \h </w:instrText>
             </w:r>
             <w:r>
               <w:rPr>
@@ -2654,7 +2652,7 @@
                 <w:noProof/>
                 <w:webHidden/>
               </w:rPr>
-              <w:t>6</w:t>
+              <w:t>11</w:t>
             </w:r>
             <w:r>
               <w:rPr>
@@ -2701,7 +2699,7 @@
       <w:pPr>
         <w:pStyle w:val="1"/>
       </w:pPr>
-      <w:bookmarkStart w:id="1" w:name="_Toc198193658"/>
+      <w:bookmarkStart w:id="0" w:name="_Toc233732577"/>
       <w:r>
         <w:rPr>
           <w:rFonts w:hint="eastAsia"/>
@@ -2709,11 +2707,11 @@
         <w:lastRenderedPageBreak/>
         <w:t>모의해킹 수행 정보</w:t>
       </w:r>
-      <w:bookmarkEnd w:id="1"/>
+      <w:bookmarkEnd w:id="0"/>
     </w:p>
     <w:p>
       <w:pPr>
-        <w:pStyle w:val="a1"/>
+        <w:pStyle w:val="a3"/>
       </w:pPr>
       <w:r>
         <w:rPr>
@@ -2734,6 +2732,7 @@
     <w:p>
       <w:pPr>
         <w:pStyle w:val="a"/>
+        <w:ind w:left="940" w:hanging="390"/>
       </w:pPr>
       <w:r>
         <w:rPr>
@@ -2742,19 +2741,221 @@
         <w:t>웹</w:t>
       </w:r>
       <w:r>
-        <w:t xml:space="preserve"> 애플리케이션에 대한 모의 해킹을 수행한 후 발견된 취약점에 대한 대응 방안을 제시함으로써 차후 발생할 수 있는 침해 사고를 예방하고 정보 보호 수준을 향상할 수 있는 대책을 수립하는 데 기여하는 것을 목적으로 합니다.</w:t>
+        <w:t xml:space="preserve"> </w:t>
+      </w:r>
+      <w:r>
+        <w:t>애플리케이션에</w:t>
+      </w:r>
+      <w:r>
+        <w:t xml:space="preserve"> </w:t>
+      </w:r>
+      <w:r>
+        <w:t>대한</w:t>
+      </w:r>
+      <w:r>
+        <w:t xml:space="preserve"> </w:t>
+      </w:r>
+      <w:r>
+        <w:t>모의</w:t>
+      </w:r>
+      <w:r>
+        <w:t xml:space="preserve"> </w:t>
+      </w:r>
+      <w:r>
+        <w:t>해킹을</w:t>
+      </w:r>
+      <w:r>
+        <w:t xml:space="preserve"> </w:t>
+      </w:r>
+      <w:r>
+        <w:t>수행한</w:t>
+      </w:r>
+      <w:r>
+        <w:t xml:space="preserve"> </w:t>
+      </w:r>
+      <w:r>
+        <w:t>후</w:t>
+      </w:r>
+      <w:r>
+        <w:t xml:space="preserve"> </w:t>
+      </w:r>
+      <w:r>
+        <w:t>발견된</w:t>
+      </w:r>
+      <w:r>
+        <w:t xml:space="preserve"> </w:t>
+      </w:r>
+      <w:r>
+        <w:t>취약점에</w:t>
+      </w:r>
+      <w:r>
+        <w:t xml:space="preserve"> </w:t>
+      </w:r>
+      <w:r>
+        <w:t>대한</w:t>
+      </w:r>
+      <w:r>
+        <w:t xml:space="preserve"> </w:t>
+      </w:r>
+      <w:r>
+        <w:t>대응</w:t>
+      </w:r>
+      <w:r>
+        <w:t xml:space="preserve"> </w:t>
+      </w:r>
+      <w:r>
+        <w:t>방안을</w:t>
+      </w:r>
+      <w:r>
+        <w:t xml:space="preserve"> </w:t>
+      </w:r>
+      <w:r>
+        <w:t>제시함으로써</w:t>
+      </w:r>
+      <w:r>
+        <w:t xml:space="preserve"> </w:t>
+      </w:r>
+      <w:r>
+        <w:t>차후</w:t>
+      </w:r>
+      <w:r>
+        <w:t xml:space="preserve"> </w:t>
+      </w:r>
+      <w:r>
+        <w:t>발생할</w:t>
+      </w:r>
+      <w:r>
+        <w:t xml:space="preserve"> </w:t>
+      </w:r>
+      <w:r>
+        <w:t>수</w:t>
+      </w:r>
+      <w:r>
+        <w:t xml:space="preserve"> </w:t>
+      </w:r>
+      <w:r>
+        <w:t>있는</w:t>
+      </w:r>
+      <w:r>
+        <w:t xml:space="preserve"> </w:t>
+      </w:r>
+      <w:r>
+        <w:t>침해</w:t>
+      </w:r>
+      <w:r>
+        <w:t xml:space="preserve"> </w:t>
+      </w:r>
+      <w:r>
+        <w:t>사고를</w:t>
+      </w:r>
+      <w:r>
+        <w:t xml:space="preserve"> </w:t>
+      </w:r>
+      <w:r>
+        <w:t>예방하고</w:t>
+      </w:r>
+      <w:r>
+        <w:t xml:space="preserve"> </w:t>
+      </w:r>
+      <w:r>
+        <w:t>정보</w:t>
+      </w:r>
+      <w:r>
+        <w:t xml:space="preserve"> </w:t>
+      </w:r>
+      <w:r>
+        <w:t>보호</w:t>
+      </w:r>
+      <w:r>
+        <w:t xml:space="preserve"> </w:t>
+      </w:r>
+      <w:r>
+        <w:t>수준을</w:t>
+      </w:r>
+      <w:r>
+        <w:t xml:space="preserve"> </w:t>
+      </w:r>
+      <w:r>
+        <w:t>향상할</w:t>
+      </w:r>
+      <w:r>
+        <w:t xml:space="preserve"> </w:t>
+      </w:r>
+      <w:r>
+        <w:t>수</w:t>
+      </w:r>
+      <w:r>
+        <w:t xml:space="preserve"> </w:t>
+      </w:r>
+      <w:r>
+        <w:t>있는</w:t>
+      </w:r>
+      <w:r>
+        <w:t xml:space="preserve"> </w:t>
+      </w:r>
+      <w:r>
+        <w:t>대책을</w:t>
+      </w:r>
+      <w:r>
+        <w:t xml:space="preserve"> </w:t>
+      </w:r>
+      <w:r>
+        <w:t>수립하는</w:t>
+      </w:r>
+      <w:r>
+        <w:t xml:space="preserve"> </w:t>
+      </w:r>
+      <w:r>
+        <w:t>데</w:t>
+      </w:r>
+      <w:r>
+        <w:t xml:space="preserve"> </w:t>
+      </w:r>
+      <w:r>
+        <w:t>기여하는</w:t>
+      </w:r>
+      <w:r>
+        <w:t xml:space="preserve"> </w:t>
+      </w:r>
+      <w:r>
+        <w:t>것을</w:t>
+      </w:r>
+      <w:r>
+        <w:t xml:space="preserve"> </w:t>
+      </w:r>
+      <w:r>
+        <w:t>목적으로</w:t>
+      </w:r>
+      <w:r>
+        <w:t xml:space="preserve"> </w:t>
+      </w:r>
+      <w:r>
+        <w:t>합니다</w:t>
+      </w:r>
+      <w:r>
+        <w:t>.</w:t>
       </w:r>
     </w:p>
     <w:p>
       <w:pPr>
         <w:pStyle w:val="a"/>
+        <w:ind w:left="940" w:hanging="390"/>
         <w:rPr>
           <w:rFonts w:eastAsia="굴림"/>
           <w:sz w:val="24"/>
         </w:rPr>
       </w:pPr>
       <w:r>
-        <w:t xml:space="preserve">본 사업은 </w:t>
+        <w:t>본</w:t>
+      </w:r>
+      <w:r>
+        <w:t xml:space="preserve"> </w:t>
+      </w:r>
+      <w:r>
+        <w:t>사업은</w:t>
+      </w:r>
+      <w:r>
+        <w:t xml:space="preserve"> </w:t>
       </w:r>
       <w:proofErr w:type="spellStart"/>
       <w:r>
@@ -2762,29 +2963,128 @@
       </w:r>
       <w:proofErr w:type="spellEnd"/>
       <w:r>
-        <w:t xml:space="preserve"> 입양 추천 서비스의 안정적인 운영환경 구축 및 보안 강화를 위해 모의해킹을 수행하는 것을 목적으로 </w:t>
+        <w:t xml:space="preserve"> </w:t>
+      </w:r>
+      <w:r>
+        <w:t>입양</w:t>
+      </w:r>
+      <w:r>
+        <w:t xml:space="preserve"> </w:t>
+      </w:r>
+      <w:r>
+        <w:t>추천</w:t>
+      </w:r>
+      <w:r>
+        <w:t xml:space="preserve"> </w:t>
+      </w:r>
+      <w:r>
+        <w:t>서비스의</w:t>
+      </w:r>
+      <w:r>
+        <w:t xml:space="preserve"> </w:t>
+      </w:r>
+      <w:r>
+        <w:t>안정적인</w:t>
+      </w:r>
+      <w:r>
+        <w:t xml:space="preserve"> </w:t>
+      </w:r>
+      <w:r>
+        <w:t>운영환경</w:t>
+      </w:r>
+      <w:r>
+        <w:t xml:space="preserve"> </w:t>
+      </w:r>
+      <w:r>
+        <w:t>구축</w:t>
+      </w:r>
+      <w:r>
+        <w:t xml:space="preserve"> </w:t>
+      </w:r>
+      <w:r>
+        <w:t>및</w:t>
+      </w:r>
+      <w:r>
+        <w:t xml:space="preserve"> </w:t>
+      </w:r>
+      <w:r>
+        <w:t>보안</w:t>
+      </w:r>
+      <w:r>
+        <w:t xml:space="preserve"> </w:t>
+      </w:r>
+      <w:r>
+        <w:t>강화를</w:t>
+      </w:r>
+      <w:r>
+        <w:t xml:space="preserve"> </w:t>
+      </w:r>
+      <w:r>
+        <w:t>위해</w:t>
+      </w:r>
+      <w:r>
+        <w:t xml:space="preserve"> </w:t>
+      </w:r>
+      <w:r>
+        <w:t>모의해킹을</w:t>
+      </w:r>
+      <w:r>
+        <w:t xml:space="preserve"> </w:t>
+      </w:r>
+      <w:r>
+        <w:t>수행하는</w:t>
+      </w:r>
+      <w:r>
+        <w:t xml:space="preserve"> </w:t>
+      </w:r>
+      <w:r>
+        <w:t>것을</w:t>
+      </w:r>
+      <w:r>
+        <w:t xml:space="preserve"> </w:t>
+      </w:r>
+      <w:r>
+        <w:t>목적으로</w:t>
+      </w:r>
+      <w:r>
+        <w:t xml:space="preserve"> </w:t>
       </w:r>
       <w:r>
         <w:rPr>
           <w:rFonts w:hint="eastAsia"/>
         </w:rPr>
-        <w:t>합니다.</w:t>
+        <w:t>합니다</w:t>
+      </w:r>
+      <w:r>
+        <w:rPr>
+          <w:rFonts w:hint="eastAsia"/>
+        </w:rPr>
+        <w:t>.</w:t>
       </w:r>
     </w:p>
     <w:p>
       <w:pPr>
-        <w:pStyle w:val="a"/>
-        <w:numPr>
-          <w:ilvl w:val="1"/>
-          <w:numId w:val="1"/>
-        </w:numPr>
+        <w:pStyle w:val="a0"/>
       </w:pPr>
       <w:r>
         <w:rPr>
           <w:b/>
           <w:bCs/>
         </w:rPr>
-        <w:t>선제적 취약점 도출:</w:t>
+        <w:t xml:space="preserve">선제적 </w:t>
+      </w:r>
+      <w:r>
+        <w:rPr>
+          <w:b/>
+        </w:rPr>
+        <w:t>취약점</w:t>
+      </w:r>
+      <w:r>
+        <w:rPr>
+          <w:b/>
+          <w:bCs/>
+        </w:rPr>
+        <w:t xml:space="preserve"> 도출:</w:t>
       </w:r>
       <w:r>
         <w:t xml:space="preserve"> 실제 해커 관점의 시나리오 기반 모의해킹을 통해 서비스 및 인프라의 잠재적 보안 취약점 식별</w:t>
@@ -2792,11 +3092,7 @@
     </w:p>
     <w:p>
       <w:pPr>
-        <w:pStyle w:val="a"/>
-        <w:numPr>
-          <w:ilvl w:val="1"/>
-          <w:numId w:val="1"/>
-        </w:numPr>
+        <w:pStyle w:val="a0"/>
       </w:pPr>
       <w:r>
         <w:rPr>
@@ -2811,11 +3107,7 @@
     </w:p>
     <w:p>
       <w:pPr>
-        <w:pStyle w:val="a"/>
-        <w:numPr>
-          <w:ilvl w:val="1"/>
-          <w:numId w:val="1"/>
-        </w:numPr>
+        <w:pStyle w:val="a0"/>
       </w:pPr>
       <w:r>
         <w:rPr>
@@ -2843,7 +3135,7 @@
     </w:p>
     <w:p>
       <w:pPr>
-        <w:pStyle w:val="a1"/>
+        <w:pStyle w:val="a3"/>
       </w:pPr>
       <w:r>
         <w:rPr>
@@ -2863,7 +3155,7 @@
     </w:p>
     <w:p>
       <w:pPr>
-        <w:pStyle w:val="a"/>
+        <w:pStyle w:val="a0"/>
       </w:pPr>
     </w:p>
     <w:p>
@@ -2884,7 +3176,7 @@
     </w:p>
     <w:p>
       <w:pPr>
-        <w:pStyle w:val="a1"/>
+        <w:pStyle w:val="a3"/>
       </w:pPr>
       <w:r>
         <w:rPr>
@@ -2904,7 +3196,7 @@
     </w:p>
     <w:p>
       <w:pPr>
-        <w:pStyle w:val="a"/>
+        <w:pStyle w:val="a0"/>
         <w:numPr>
           <w:ilvl w:val="0"/>
           <w:numId w:val="0"/>
@@ -3821,7 +4113,7 @@
     </w:tbl>
     <w:p>
       <w:pPr>
-        <w:pStyle w:val="a1"/>
+        <w:pStyle w:val="a3"/>
       </w:pPr>
       <w:r>
         <w:rPr>
@@ -3842,9 +4134,55 @@
     <w:p>
       <w:pPr>
         <w:pStyle w:val="a"/>
-      </w:pPr>
-      <w:r>
-        <w:t>본 모의해킹을 수행하면서 사용된 도구는 아래 표와 같다.</w:t>
+        <w:ind w:left="940" w:hanging="390"/>
+      </w:pPr>
+      <w:r>
+        <w:t>본</w:t>
+      </w:r>
+      <w:r>
+        <w:t xml:space="preserve"> </w:t>
+      </w:r>
+      <w:r>
+        <w:t>모의해킹을</w:t>
+      </w:r>
+      <w:r>
+        <w:t xml:space="preserve"> </w:t>
+      </w:r>
+      <w:r>
+        <w:t>수행하면서</w:t>
+      </w:r>
+      <w:r>
+        <w:t xml:space="preserve"> </w:t>
+      </w:r>
+      <w:r>
+        <w:t>사용된</w:t>
+      </w:r>
+      <w:r>
+        <w:t xml:space="preserve"> </w:t>
+      </w:r>
+      <w:r>
+        <w:t>도구는</w:t>
+      </w:r>
+      <w:r>
+        <w:t xml:space="preserve"> </w:t>
+      </w:r>
+      <w:r>
+        <w:t>아래</w:t>
+      </w:r>
+      <w:r>
+        <w:t xml:space="preserve"> </w:t>
+      </w:r>
+      <w:r>
+        <w:t>표와</w:t>
+      </w:r>
+      <w:r>
+        <w:t xml:space="preserve"> </w:t>
+      </w:r>
+      <w:r>
+        <w:t>같다</w:t>
+      </w:r>
+      <w:r>
+        <w:t>.</w:t>
       </w:r>
     </w:p>
     <w:tbl>
@@ -3872,7 +4210,7 @@
           </w:tcPr>
           <w:p>
             <w:pPr>
-              <w:pStyle w:val="aa"/>
+              <w:pStyle w:val="ab"/>
             </w:pPr>
             <w:r>
               <w:t>도구 이름</w:t>
@@ -3892,7 +4230,7 @@
           </w:tcPr>
           <w:p>
             <w:pPr>
-              <w:pStyle w:val="aa"/>
+              <w:pStyle w:val="ab"/>
             </w:pPr>
             <w:r>
               <w:t>용도</w:t>
@@ -3912,7 +4250,7 @@
           </w:tcPr>
           <w:p>
             <w:pPr>
-              <w:pStyle w:val="aa"/>
+              <w:pStyle w:val="ab"/>
             </w:pPr>
             <w:r>
               <w:t>사이트</w:t>
@@ -3934,7 +4272,7 @@
           </w:tcPr>
           <w:p>
             <w:pPr>
-              <w:pStyle w:val="a9"/>
+              <w:pStyle w:val="aa"/>
             </w:pPr>
             <w:proofErr w:type="spellStart"/>
             <w:r>
@@ -3956,7 +4294,7 @@
           </w:tcPr>
           <w:p>
             <w:pPr>
-              <w:pStyle w:val="a9"/>
+              <w:pStyle w:val="aa"/>
             </w:pPr>
             <w:r>
               <w:t>프록시</w:t>
@@ -3976,7 +4314,7 @@
           </w:tcPr>
           <w:p>
             <w:pPr>
-              <w:pStyle w:val="a9"/>
+              <w:pStyle w:val="aa"/>
             </w:pPr>
             <w:r>
               <w:t>http://portswigger.net/Burp/</w:t>
@@ -3987,7 +4325,7 @@
     </w:tbl>
     <w:p>
       <w:pPr>
-        <w:pStyle w:val="a"/>
+        <w:pStyle w:val="a0"/>
         <w:numPr>
           <w:ilvl w:val="0"/>
           <w:numId w:val="0"/>
@@ -4010,8 +4348,8 @@
           <w:numId w:val="3"/>
         </w:numPr>
       </w:pPr>
-      <w:bookmarkStart w:id="2" w:name="_Toc55044876"/>
-      <w:bookmarkStart w:id="3" w:name="_Toc198193659"/>
+      <w:bookmarkStart w:id="1" w:name="_Toc55044876"/>
+      <w:bookmarkStart w:id="2" w:name="_Toc233732578"/>
       <w:r>
         <w:rPr>
           <w:rFonts w:hint="eastAsia"/>
@@ -4024,12 +4362,12 @@
         </w:rPr>
         <w:t>결과</w:t>
       </w:r>
+      <w:bookmarkEnd w:id="1"/>
       <w:bookmarkEnd w:id="2"/>
-      <w:bookmarkEnd w:id="3"/>
     </w:p>
     <w:p>
       <w:pPr>
-        <w:pStyle w:val="a1"/>
+        <w:pStyle w:val="a3"/>
       </w:pPr>
       <w:r>
         <w:t xml:space="preserve">2.1. </w:t>
@@ -4044,6 +4382,7 @@
     <w:p>
       <w:pPr>
         <w:pStyle w:val="a"/>
+        <w:ind w:left="940" w:hanging="390"/>
       </w:pPr>
       <w:r>
         <w:rPr>
@@ -4052,12 +4391,82 @@
         <w:t>본</w:t>
       </w:r>
       <w:r>
-        <w:t xml:space="preserve"> 시스템은 게시판에 4개, 문의게시판에 3개, 배너에 1개, 로그인에 1개 촉 9개의 취약점이 존재합니다.</w:t>
+        <w:t xml:space="preserve"> </w:t>
+      </w:r>
+      <w:r>
+        <w:t>시스템은</w:t>
+      </w:r>
+      <w:r>
+        <w:t xml:space="preserve"> </w:t>
+      </w:r>
+      <w:r>
+        <w:t>게시판에</w:t>
+      </w:r>
+      <w:r>
+        <w:t xml:space="preserve"> 4</w:t>
+      </w:r>
+      <w:r>
+        <w:t>개</w:t>
+      </w:r>
+      <w:r>
+        <w:t>,</w:t>
+      </w:r>
+      <w:r>
+        <w:t xml:space="preserve"> </w:t>
+      </w:r>
+      <w:r>
+        <w:t>배너에</w:t>
+      </w:r>
+      <w:r>
+        <w:t xml:space="preserve"> 1</w:t>
+      </w:r>
+      <w:r>
+        <w:t>개</w:t>
+      </w:r>
+      <w:r>
+        <w:t xml:space="preserve">, </w:t>
+      </w:r>
+      <w:r>
+        <w:t>로그인에</w:t>
+      </w:r>
+      <w:r>
+        <w:t xml:space="preserve"> 1</w:t>
+      </w:r>
+      <w:r>
+        <w:t>개</w:t>
+      </w:r>
+      <w:r>
+        <w:t xml:space="preserve"> </w:t>
+      </w:r>
+      <w:r>
+        <w:t>촉</w:t>
+      </w:r>
+      <w:r>
+        <w:t xml:space="preserve"> 9</w:t>
+      </w:r>
+      <w:r>
+        <w:t>개의</w:t>
+      </w:r>
+      <w:r>
+        <w:t xml:space="preserve"> </w:t>
+      </w:r>
+      <w:r>
+        <w:t>취약점이</w:t>
+      </w:r>
+      <w:r>
+        <w:t xml:space="preserve"> </w:t>
+      </w:r>
+      <w:r>
+        <w:t>존재합니다</w:t>
+      </w:r>
+      <w:r>
+        <w:t>.</w:t>
       </w:r>
     </w:p>
     <w:p>
       <w:pPr>
         <w:pStyle w:val="a"/>
+        <w:ind w:left="940" w:hanging="390"/>
       </w:pPr>
       <w:r>
         <w:rPr>
@@ -4084,49 +4493,216 @@
         <w:t>IDOR</w:t>
       </w:r>
       <w:r>
-        <w:t>, 파일</w:t>
+        <w:t xml:space="preserve">, </w:t>
+      </w:r>
+      <w:r>
+        <w:t>파일</w:t>
       </w:r>
       <w:r>
         <w:rPr>
           <w:rFonts w:hint="eastAsia"/>
         </w:rPr>
-        <w:t xml:space="preserve"> 업로드</w:t>
-      </w:r>
-      <w:r>
-        <w:t xml:space="preserve"> 등의 취약점이 존재하며, 세션고정 취약점으로는 계정 탈취, </w:t>
+        <w:t xml:space="preserve"> </w:t>
       </w:r>
       <w:r>
         <w:rPr>
           <w:rFonts w:hint="eastAsia"/>
         </w:rPr>
+        <w:t>업로드</w:t>
+      </w:r>
+      <w:r>
+        <w:t xml:space="preserve"> </w:t>
+      </w:r>
+      <w:r>
+        <w:t>등의</w:t>
+      </w:r>
+      <w:r>
+        <w:t xml:space="preserve"> </w:t>
+      </w:r>
+      <w:r>
+        <w:t>취약점이</w:t>
+      </w:r>
+      <w:r>
+        <w:t xml:space="preserve"> </w:t>
+      </w:r>
+      <w:r>
+        <w:t>존재하며</w:t>
+      </w:r>
+      <w:r>
+        <w:t xml:space="preserve">, </w:t>
+      </w:r>
+      <w:proofErr w:type="spellStart"/>
+      <w:r>
+        <w:t>세션고정</w:t>
+      </w:r>
+      <w:proofErr w:type="spellEnd"/>
+      <w:r>
+        <w:t xml:space="preserve"> </w:t>
+      </w:r>
+      <w:r>
+        <w:t>취약점으로는</w:t>
+      </w:r>
+      <w:r>
+        <w:t xml:space="preserve"> </w:t>
+      </w:r>
+      <w:r>
+        <w:t>계정</w:t>
+      </w:r>
+      <w:r>
+        <w:t xml:space="preserve"> </w:t>
+      </w:r>
+      <w:r>
+        <w:t>탈취</w:t>
+      </w:r>
+      <w:r>
+        <w:t xml:space="preserve">, </w:t>
+      </w:r>
+      <w:r>
+        <w:rPr>
+          <w:rFonts w:hint="eastAsia"/>
+        </w:rPr>
         <w:t>SQL Injection</w:t>
       </w:r>
       <w:r>
-        <w:t xml:space="preserve"> 취약점으로는 </w:t>
+        <w:t xml:space="preserve"> </w:t>
+      </w:r>
+      <w:r>
+        <w:t>취약점으로는</w:t>
+      </w:r>
+      <w:r>
+        <w:t xml:space="preserve"> </w:t>
       </w:r>
       <w:r>
         <w:rPr>
           <w:rFonts w:hint="eastAsia"/>
         </w:rPr>
-        <w:t>로그인 처리, DB 정보</w:t>
-      </w:r>
-      <w:r>
-        <w:t xml:space="preserve"> 탈취, </w:t>
+        <w:t>로그인</w:t>
       </w:r>
       <w:r>
         <w:rPr>
           <w:rFonts w:hint="eastAsia"/>
         </w:rPr>
+        <w:t xml:space="preserve"> </w:t>
+      </w:r>
+      <w:r>
+        <w:rPr>
+          <w:rFonts w:hint="eastAsia"/>
+        </w:rPr>
+        <w:t>처리</w:t>
+      </w:r>
+      <w:r>
+        <w:rPr>
+          <w:rFonts w:hint="eastAsia"/>
+        </w:rPr>
+        <w:t xml:space="preserve">, DB </w:t>
+      </w:r>
+      <w:r>
+        <w:rPr>
+          <w:rFonts w:hint="eastAsia"/>
+        </w:rPr>
+        <w:t>정보</w:t>
+      </w:r>
+      <w:r>
+        <w:t xml:space="preserve"> </w:t>
+      </w:r>
+      <w:r>
+        <w:t>탈취</w:t>
+      </w:r>
+      <w:r>
+        <w:t xml:space="preserve">, </w:t>
+      </w:r>
+      <w:r>
+        <w:rPr>
+          <w:rFonts w:hint="eastAsia"/>
+        </w:rPr>
         <w:t>IDOR</w:t>
       </w:r>
       <w:r>
-        <w:t xml:space="preserve"> 취약점으로는 </w:t>
+        <w:t xml:space="preserve"> </w:t>
+      </w:r>
+      <w:r>
+        <w:t>취약점으로는</w:t>
+      </w:r>
+      <w:r>
+        <w:t xml:space="preserve"> </w:t>
       </w:r>
       <w:r>
         <w:rPr>
           <w:rFonts w:hint="eastAsia"/>
         </w:rPr>
-        <w:t>타 회원 주문 정보 확인 및 변경</w:t>
+        <w:t>타</w:t>
+      </w:r>
+      <w:r>
+        <w:rPr>
+          <w:rFonts w:hint="eastAsia"/>
+        </w:rPr>
+        <w:t xml:space="preserve"> </w:t>
+      </w:r>
+      <w:r>
+        <w:rPr>
+          <w:rFonts w:hint="eastAsia"/>
+        </w:rPr>
+        <w:t>회원</w:t>
+      </w:r>
+      <w:r>
+        <w:rPr>
+          <w:rFonts w:hint="eastAsia"/>
+        </w:rPr>
+        <w:t xml:space="preserve"> </w:t>
+      </w:r>
+      <w:r>
+        <w:rPr>
+          <w:rFonts w:hint="eastAsia"/>
+        </w:rPr>
+        <w:t>주문</w:t>
+      </w:r>
+      <w:r>
+        <w:rPr>
+          <w:rFonts w:hint="eastAsia"/>
+        </w:rPr>
+        <w:t xml:space="preserve"> </w:t>
+      </w:r>
+      <w:r>
+        <w:rPr>
+          <w:rFonts w:hint="eastAsia"/>
+        </w:rPr>
+        <w:t>정보</w:t>
+      </w:r>
+      <w:r>
+        <w:rPr>
+          <w:rFonts w:hint="eastAsia"/>
+        </w:rPr>
+        <w:t xml:space="preserve"> </w:t>
+      </w:r>
+      <w:r>
+        <w:rPr>
+          <w:rFonts w:hint="eastAsia"/>
+        </w:rPr>
+        <w:t>확인</w:t>
+      </w:r>
+      <w:r>
+        <w:rPr>
+          <w:rFonts w:hint="eastAsia"/>
+        </w:rPr>
+        <w:t xml:space="preserve"> </w:t>
+      </w:r>
+      <w:r>
+        <w:rPr>
+          <w:rFonts w:hint="eastAsia"/>
+        </w:rPr>
+        <w:t>및</w:t>
+      </w:r>
+      <w:r>
+        <w:rPr>
+          <w:rFonts w:hint="eastAsia"/>
+        </w:rPr>
+        <w:t xml:space="preserve"> </w:t>
+      </w:r>
+      <w:r>
+        <w:rPr>
+          <w:rFonts w:hint="eastAsia"/>
+        </w:rPr>
+        <w:t>변경</w:t>
       </w:r>
       <w:r>
         <w:t>,</w:t>
@@ -4135,7 +4711,37 @@
         <w:rPr>
           <w:rFonts w:hint="eastAsia"/>
         </w:rPr>
-        <w:t xml:space="preserve"> 장바구니 수량 변경</w:t>
+        <w:t xml:space="preserve"> </w:t>
+      </w:r>
+      <w:r>
+        <w:rPr>
+          <w:rFonts w:hint="eastAsia"/>
+        </w:rPr>
+        <w:t>장바구니</w:t>
+      </w:r>
+      <w:r>
+        <w:rPr>
+          <w:rFonts w:hint="eastAsia"/>
+        </w:rPr>
+        <w:t xml:space="preserve"> </w:t>
+      </w:r>
+      <w:r>
+        <w:rPr>
+          <w:rFonts w:hint="eastAsia"/>
+        </w:rPr>
+        <w:t>수량</w:t>
+      </w:r>
+      <w:r>
+        <w:rPr>
+          <w:rFonts w:hint="eastAsia"/>
+        </w:rPr>
+        <w:t xml:space="preserve"> </w:t>
+      </w:r>
+      <w:r>
+        <w:rPr>
+          <w:rFonts w:hint="eastAsia"/>
+        </w:rPr>
+        <w:t>변경</w:t>
       </w:r>
       <w:proofErr w:type="gramStart"/>
       <w:r>
@@ -4145,17 +4751,92 @@
         <w:t xml:space="preserve">, </w:t>
       </w:r>
       <w:r>
-        <w:t xml:space="preserve"> 파일</w:t>
+        <w:t xml:space="preserve"> </w:t>
+      </w:r>
+      <w:r>
+        <w:t>파일</w:t>
       </w:r>
       <w:proofErr w:type="gramEnd"/>
       <w:r>
         <w:rPr>
           <w:rFonts w:hint="eastAsia"/>
         </w:rPr>
-        <w:t xml:space="preserve"> 업로드</w:t>
-      </w:r>
-      <w:r>
-        <w:t xml:space="preserve"> 취약점으로는 타인의 파일 혹은 관리자의 파일 탈취 등의 공격 위험이 있습니다.</w:t>
+        <w:t xml:space="preserve"> </w:t>
+      </w:r>
+      <w:r>
+        <w:rPr>
+          <w:rFonts w:hint="eastAsia"/>
+        </w:rPr>
+        <w:t>업로드</w:t>
+      </w:r>
+      <w:r>
+        <w:t xml:space="preserve"> </w:t>
+      </w:r>
+      <w:r>
+        <w:t>취약점으로는</w:t>
+      </w:r>
+      <w:r>
+        <w:t xml:space="preserve"> </w:t>
+      </w:r>
+      <w:r>
+        <w:t>타인의</w:t>
+      </w:r>
+      <w:r>
+        <w:t xml:space="preserve"> </w:t>
+      </w:r>
+      <w:r>
+        <w:t>파일</w:t>
+      </w:r>
+      <w:r>
+        <w:t xml:space="preserve"> </w:t>
+      </w:r>
+      <w:r>
+        <w:t>혹은</w:t>
+      </w:r>
+      <w:r>
+        <w:t xml:space="preserve"> </w:t>
+      </w:r>
+      <w:r>
+        <w:t>관리자의</w:t>
+      </w:r>
+      <w:r>
+        <w:t xml:space="preserve"> </w:t>
+      </w:r>
+      <w:r>
+        <w:t>파일</w:t>
+      </w:r>
+      <w:r>
+        <w:t xml:space="preserve"> </w:t>
+      </w:r>
+      <w:r>
+        <w:t>탈취</w:t>
+      </w:r>
+      <w:r>
+        <w:t xml:space="preserve"> </w:t>
+      </w:r>
+      <w:r>
+        <w:t>등의</w:t>
+      </w:r>
+      <w:r>
+        <w:t xml:space="preserve"> </w:t>
+      </w:r>
+      <w:r>
+        <w:t>공격</w:t>
+      </w:r>
+      <w:r>
+        <w:t xml:space="preserve"> </w:t>
+      </w:r>
+      <w:r>
+        <w:t>위험이</w:t>
+      </w:r>
+      <w:r>
+        <w:t xml:space="preserve"> </w:t>
+      </w:r>
+      <w:r>
+        <w:t>있습니다</w:t>
+      </w:r>
+      <w:r>
+        <w:t>.</w:t>
       </w:r>
       <w:r>
         <w:rPr>
@@ -4180,7 +4861,7 @@
     </w:p>
     <w:p>
       <w:pPr>
-        <w:pStyle w:val="a1"/>
+        <w:pStyle w:val="a3"/>
         <w:numPr>
           <w:ilvl w:val="1"/>
           <w:numId w:val="3"/>
@@ -4224,7 +4905,7 @@
           </w:tcPr>
           <w:p>
             <w:pPr>
-              <w:pStyle w:val="aa"/>
+              <w:pStyle w:val="ab"/>
             </w:pPr>
             <w:r>
               <w:t>NO</w:t>
@@ -4245,7 +4926,7 @@
           </w:tcPr>
           <w:p>
             <w:pPr>
-              <w:pStyle w:val="aa"/>
+              <w:pStyle w:val="ab"/>
             </w:pPr>
             <w:r>
               <w:rPr>
@@ -4269,7 +4950,7 @@
           </w:tcPr>
           <w:p>
             <w:pPr>
-              <w:pStyle w:val="aa"/>
+              <w:pStyle w:val="ab"/>
             </w:pPr>
             <w:r>
               <w:rPr>
@@ -4293,7 +4974,7 @@
           </w:tcPr>
           <w:p>
             <w:pPr>
-              <w:pStyle w:val="aa"/>
+              <w:pStyle w:val="ab"/>
             </w:pPr>
             <w:r>
               <w:rPr>
@@ -4322,7 +5003,7 @@
           </w:tcPr>
           <w:p>
             <w:pPr>
-              <w:pStyle w:val="a9"/>
+              <w:pStyle w:val="aa"/>
             </w:pPr>
             <w:r>
               <w:rPr>
@@ -4346,7 +5027,7 @@
           </w:tcPr>
           <w:p>
             <w:pPr>
-              <w:pStyle w:val="a9"/>
+              <w:pStyle w:val="aa"/>
             </w:pPr>
             <w:r>
               <w:rPr>
@@ -4370,7 +5051,7 @@
           </w:tcPr>
           <w:p>
             <w:pPr>
-              <w:pStyle w:val="a9"/>
+              <w:pStyle w:val="aa"/>
             </w:pPr>
             <w:r>
               <w:rPr>
@@ -4409,7 +5090,7 @@
           </w:tcPr>
           <w:p>
             <w:pPr>
-              <w:pStyle w:val="a9"/>
+              <w:pStyle w:val="aa"/>
             </w:pPr>
             <w:r>
               <w:rPr>
@@ -4481,7 +5162,7 @@
           </w:tcPr>
           <w:p>
             <w:pPr>
-              <w:pStyle w:val="a9"/>
+              <w:pStyle w:val="aa"/>
             </w:pPr>
             <w:r>
               <w:rPr>
@@ -4505,7 +5186,7 @@
           </w:tcPr>
           <w:p>
             <w:pPr>
-              <w:pStyle w:val="a9"/>
+              <w:pStyle w:val="aa"/>
             </w:pPr>
             <w:r>
               <w:rPr>
@@ -4529,7 +5210,7 @@
           </w:tcPr>
           <w:p>
             <w:pPr>
-              <w:pStyle w:val="a9"/>
+              <w:pStyle w:val="aa"/>
             </w:pPr>
             <w:r>
               <w:rPr>
@@ -4553,7 +5234,7 @@
           </w:tcPr>
           <w:p>
             <w:pPr>
-              <w:pStyle w:val="a9"/>
+              <w:pStyle w:val="aa"/>
             </w:pPr>
             <w:r>
               <w:rPr>
@@ -4618,7 +5299,7 @@
           </w:tcPr>
           <w:p>
             <w:pPr>
-              <w:pStyle w:val="a9"/>
+              <w:pStyle w:val="aa"/>
             </w:pPr>
             <w:r>
               <w:rPr>
@@ -4642,7 +5323,7 @@
           </w:tcPr>
           <w:p>
             <w:pPr>
-              <w:pStyle w:val="a9"/>
+              <w:pStyle w:val="aa"/>
             </w:pPr>
             <w:r>
               <w:rPr>
@@ -4666,7 +5347,7 @@
           </w:tcPr>
           <w:p>
             <w:pPr>
-              <w:pStyle w:val="a9"/>
+              <w:pStyle w:val="aa"/>
             </w:pPr>
             <w:r>
               <w:rPr>
@@ -4690,7 +5371,7 @@
           </w:tcPr>
           <w:p>
             <w:pPr>
-              <w:pStyle w:val="a9"/>
+              <w:pStyle w:val="aa"/>
             </w:pPr>
             <w:r>
               <w:rPr>
@@ -4755,7 +5436,7 @@
           </w:tcPr>
           <w:p>
             <w:pPr>
-              <w:pStyle w:val="a9"/>
+              <w:pStyle w:val="aa"/>
             </w:pPr>
             <w:r>
               <w:rPr>
@@ -4779,7 +5460,7 @@
           </w:tcPr>
           <w:p>
             <w:pPr>
-              <w:pStyle w:val="a9"/>
+              <w:pStyle w:val="aa"/>
             </w:pPr>
             <w:r>
               <w:rPr>
@@ -4803,7 +5484,7 @@
           </w:tcPr>
           <w:p>
             <w:pPr>
-              <w:pStyle w:val="a9"/>
+              <w:pStyle w:val="aa"/>
             </w:pPr>
             <w:r>
               <w:rPr>
@@ -4827,7 +5508,7 @@
           </w:tcPr>
           <w:p>
             <w:pPr>
-              <w:pStyle w:val="a9"/>
+              <w:pStyle w:val="aa"/>
             </w:pPr>
             <w:r>
               <w:rPr>
@@ -4892,12 +5573,13 @@
           </w:tcPr>
           <w:p>
             <w:pPr>
-              <w:pStyle w:val="a9"/>
-            </w:pPr>
-            <w:r>
-              <w:rPr>
-                <w:rFonts w:hint="eastAsia"/>
-              </w:rPr>
+              <w:pStyle w:val="aa"/>
+            </w:pPr>
+            <w:r>
+              <w:rPr>
+                <w:rFonts w:hint="eastAsia"/>
+              </w:rPr>
+              <w:lastRenderedPageBreak/>
               <w:t>5</w:t>
             </w:r>
           </w:p>
@@ -4916,7 +5598,7 @@
           </w:tcPr>
           <w:p>
             <w:pPr>
-              <w:pStyle w:val="a9"/>
+              <w:pStyle w:val="aa"/>
             </w:pPr>
             <w:r>
               <w:rPr>
@@ -4940,7 +5622,7 @@
           </w:tcPr>
           <w:p>
             <w:pPr>
-              <w:pStyle w:val="a9"/>
+              <w:pStyle w:val="aa"/>
             </w:pPr>
             <w:r>
               <w:rPr>
@@ -4964,7 +5646,7 @@
           </w:tcPr>
           <w:p>
             <w:pPr>
-              <w:pStyle w:val="a9"/>
+              <w:pStyle w:val="aa"/>
             </w:pPr>
             <w:r>
               <w:rPr>
@@ -5022,7 +5704,7 @@
           </w:tcPr>
           <w:p>
             <w:pPr>
-              <w:pStyle w:val="a9"/>
+              <w:pStyle w:val="aa"/>
             </w:pPr>
             <w:r>
               <w:rPr>
@@ -5046,7 +5728,7 @@
           </w:tcPr>
           <w:p>
             <w:pPr>
-              <w:pStyle w:val="a9"/>
+              <w:pStyle w:val="aa"/>
             </w:pPr>
             <w:proofErr w:type="spellStart"/>
             <w:r>
@@ -5078,7 +5760,7 @@
           </w:tcPr>
           <w:p>
             <w:pPr>
-              <w:pStyle w:val="a9"/>
+              <w:pStyle w:val="aa"/>
             </w:pPr>
             <w:r>
               <w:rPr>
@@ -5102,7 +5784,7 @@
           </w:tcPr>
           <w:p>
             <w:pPr>
-              <w:pStyle w:val="a9"/>
+              <w:pStyle w:val="aa"/>
             </w:pPr>
             <w:r>
               <w:rPr>
@@ -5160,13 +5842,12 @@
           </w:tcPr>
           <w:p>
             <w:pPr>
-              <w:pStyle w:val="a9"/>
-            </w:pPr>
-            <w:r>
-              <w:rPr>
-                <w:rFonts w:hint="eastAsia"/>
-              </w:rPr>
-              <w:lastRenderedPageBreak/>
+              <w:pStyle w:val="aa"/>
+            </w:pPr>
+            <w:r>
+              <w:rPr>
+                <w:rFonts w:hint="eastAsia"/>
+              </w:rPr>
               <w:t>7</w:t>
             </w:r>
           </w:p>
@@ -5185,7 +5866,7 @@
           </w:tcPr>
           <w:p>
             <w:pPr>
-              <w:pStyle w:val="a9"/>
+              <w:pStyle w:val="aa"/>
             </w:pPr>
             <w:r>
               <w:rPr>
@@ -5209,7 +5890,7 @@
           </w:tcPr>
           <w:p>
             <w:pPr>
-              <w:pStyle w:val="a9"/>
+              <w:pStyle w:val="aa"/>
             </w:pPr>
             <w:r>
               <w:rPr>
@@ -5233,7 +5914,7 @@
           </w:tcPr>
           <w:p>
             <w:pPr>
-              <w:pStyle w:val="a9"/>
+              <w:pStyle w:val="aa"/>
               <w:rPr>
                 <w:rFonts w:cs="굴림"/>
                 <w:color w:val="auto"/>
@@ -5299,18 +5980,18 @@
           <w:numId w:val="3"/>
         </w:numPr>
       </w:pPr>
-      <w:bookmarkStart w:id="4" w:name="_Toc198193660"/>
+      <w:bookmarkStart w:id="3" w:name="_Toc233732579"/>
       <w:r>
         <w:rPr>
           <w:rFonts w:hint="eastAsia"/>
         </w:rPr>
         <w:t>취약점 상세 내용</w:t>
       </w:r>
-      <w:bookmarkEnd w:id="4"/>
+      <w:bookmarkEnd w:id="3"/>
     </w:p>
     <w:p>
       <w:pPr>
-        <w:pStyle w:val="a1"/>
+        <w:pStyle w:val="a3"/>
       </w:pPr>
       <w:r>
         <w:rPr>
@@ -5331,12 +6012,67 @@
     <w:p>
       <w:pPr>
         <w:pStyle w:val="a"/>
+        <w:ind w:left="940" w:hanging="390"/>
       </w:pPr>
       <w:r>
         <w:rPr>
           <w:rFonts w:hint="eastAsia"/>
         </w:rPr>
-        <w:t>취약점 상세 내용 작성(예시)</w:t>
+        <w:t>취약점</w:t>
+      </w:r>
+      <w:r>
+        <w:rPr>
+          <w:rFonts w:hint="eastAsia"/>
+        </w:rPr>
+        <w:t xml:space="preserve"> </w:t>
+      </w:r>
+      <w:r>
+        <w:rPr>
+          <w:rFonts w:hint="eastAsia"/>
+        </w:rPr>
+        <w:t>상세</w:t>
+      </w:r>
+      <w:r>
+        <w:rPr>
+          <w:rFonts w:hint="eastAsia"/>
+        </w:rPr>
+        <w:t xml:space="preserve"> </w:t>
+      </w:r>
+      <w:r>
+        <w:rPr>
+          <w:rFonts w:hint="eastAsia"/>
+        </w:rPr>
+        <w:t>내용</w:t>
+      </w:r>
+      <w:r>
+        <w:rPr>
+          <w:rFonts w:hint="eastAsia"/>
+        </w:rPr>
+        <w:t xml:space="preserve"> </w:t>
+      </w:r>
+      <w:r>
+        <w:rPr>
+          <w:rFonts w:hint="eastAsia"/>
+        </w:rPr>
+        <w:t>작성</w:t>
+      </w:r>
+      <w:r>
+        <w:rPr>
+          <w:rFonts w:hint="eastAsia"/>
+        </w:rPr>
+        <w:t>(</w:t>
+      </w:r>
+      <w:r>
+        <w:rPr>
+          <w:rFonts w:hint="eastAsia"/>
+        </w:rPr>
+        <w:t>예시</w:t>
+      </w:r>
+      <w:r>
+        <w:rPr>
+          <w:rFonts w:hint="eastAsia"/>
+        </w:rPr>
+        <w:t>)</w:t>
       </w:r>
     </w:p>
     <w:tbl>
@@ -5382,7 +6118,7 @@
           </w:tcPr>
           <w:p>
             <w:pPr>
-              <w:pStyle w:val="aa"/>
+              <w:pStyle w:val="ab"/>
             </w:pPr>
             <w:r>
               <w:rPr>
@@ -5407,7 +6143,7 @@
           </w:tcPr>
           <w:p>
             <w:pPr>
-              <w:pStyle w:val="aa"/>
+              <w:pStyle w:val="ab"/>
               <w:cnfStyle w:val="100000000000" w:firstRow="1" w:lastRow="0" w:firstColumn="0" w:lastColumn="0" w:oddVBand="0" w:evenVBand="0" w:oddHBand="0" w:evenHBand="0" w:firstRowFirstColumn="0" w:firstRowLastColumn="0" w:lastRowFirstColumn="0" w:lastRowLastColumn="0"/>
             </w:pPr>
             <w:r>
@@ -5441,7 +6177,7 @@
           </w:tcPr>
           <w:p>
             <w:pPr>
-              <w:pStyle w:val="aa"/>
+              <w:pStyle w:val="ab"/>
             </w:pPr>
             <w:r>
               <w:rPr>
@@ -5464,7 +6200,7 @@
           </w:tcPr>
           <w:p>
             <w:pPr>
-              <w:pStyle w:val="a9"/>
+              <w:pStyle w:val="aa"/>
               <w:cnfStyle w:val="000000100000" w:firstRow="0" w:lastRow="0" w:firstColumn="0" w:lastColumn="0" w:oddVBand="0" w:evenVBand="0" w:oddHBand="1" w:evenHBand="0" w:firstRowFirstColumn="0" w:firstRowLastColumn="0" w:lastRowFirstColumn="0" w:lastRowLastColumn="0"/>
             </w:pPr>
             <w:r>
@@ -5488,7 +6224,7 @@
           </w:tcPr>
           <w:p>
             <w:pPr>
-              <w:pStyle w:val="a9"/>
+              <w:pStyle w:val="aa"/>
               <w:cnfStyle w:val="000000100000" w:firstRow="0" w:lastRow="0" w:firstColumn="0" w:lastColumn="0" w:oddVBand="0" w:evenVBand="0" w:oddHBand="1" w:evenHBand="0" w:firstRowFirstColumn="0" w:firstRowLastColumn="0" w:lastRowFirstColumn="0" w:lastRowLastColumn="0"/>
             </w:pPr>
             <w:r>
@@ -5512,7 +6248,7 @@
           </w:tcPr>
           <w:p>
             <w:pPr>
-              <w:pStyle w:val="a9"/>
+              <w:pStyle w:val="aa"/>
               <w:cnfStyle w:val="000000100000" w:firstRow="0" w:lastRow="0" w:firstColumn="0" w:lastColumn="0" w:oddVBand="0" w:evenVBand="0" w:oddHBand="1" w:evenHBand="0" w:firstRowFirstColumn="0" w:firstRowLastColumn="0" w:lastRowFirstColumn="0" w:lastRowLastColumn="0"/>
             </w:pPr>
             <w:r>
@@ -5545,7 +6281,7 @@
           </w:tcPr>
           <w:p>
             <w:pPr>
-              <w:pStyle w:val="aa"/>
+              <w:pStyle w:val="ab"/>
             </w:pPr>
           </w:p>
         </w:tc>
@@ -5562,7 +6298,7 @@
           </w:tcPr>
           <w:p>
             <w:pPr>
-              <w:pStyle w:val="a9"/>
+              <w:pStyle w:val="aa"/>
               <w:cnfStyle w:val="000000000000" w:firstRow="0" w:lastRow="0" w:firstColumn="0" w:lastColumn="0" w:oddVBand="0" w:evenVBand="0" w:oddHBand="0" w:evenHBand="0" w:firstRowFirstColumn="0" w:firstRowLastColumn="0" w:lastRowFirstColumn="0" w:lastRowLastColumn="0"/>
               <w:rPr>
                 <w:rFonts w:cs="Times New Roman"/>
@@ -5666,7 +6402,7 @@
           </w:tcPr>
           <w:p>
             <w:pPr>
-              <w:pStyle w:val="a9"/>
+              <w:pStyle w:val="aa"/>
               <w:cnfStyle w:val="000000000000" w:firstRow="0" w:lastRow="0" w:firstColumn="0" w:lastColumn="0" w:oddVBand="0" w:evenVBand="0" w:oddHBand="0" w:evenHBand="0" w:firstRowFirstColumn="0" w:firstRowLastColumn="0" w:lastRowFirstColumn="0" w:lastRowLastColumn="0"/>
               <w:rPr>
                 <w:rFonts w:cs="Times New Roman"/>
@@ -5705,7 +6441,7 @@
           </w:tcPr>
           <w:p>
             <w:pPr>
-              <w:pStyle w:val="a9"/>
+              <w:pStyle w:val="aa"/>
               <w:cnfStyle w:val="000000000000" w:firstRow="0" w:lastRow="0" w:firstColumn="0" w:lastColumn="0" w:oddVBand="0" w:evenVBand="0" w:oddHBand="0" w:evenHBand="0" w:firstRowFirstColumn="0" w:firstRowLastColumn="0" w:lastRowFirstColumn="0" w:lastRowLastColumn="0"/>
               <w:rPr>
                 <w:rFonts w:cs="Times New Roman"/>
@@ -5749,7 +6485,7 @@
           </w:tcPr>
           <w:p>
             <w:pPr>
-              <w:pStyle w:val="aa"/>
+              <w:pStyle w:val="ab"/>
             </w:pPr>
             <w:r>
               <w:rPr>
@@ -5782,7 +6518,7 @@
           </w:tcPr>
           <w:p>
             <w:pPr>
-              <w:pStyle w:val="a9"/>
+              <w:pStyle w:val="aa"/>
               <w:cnfStyle w:val="000000100000" w:firstRow="0" w:lastRow="0" w:firstColumn="0" w:lastColumn="0" w:oddVBand="0" w:evenVBand="0" w:oddHBand="1" w:evenHBand="0" w:firstRowFirstColumn="0" w:firstRowLastColumn="0" w:lastRowFirstColumn="0" w:lastRowLastColumn="0"/>
             </w:pPr>
             <w:r>
@@ -5797,151 +6533,411 @@
     </w:tbl>
     <w:p>
       <w:pPr>
-        <w:pStyle w:val="ac"/>
-      </w:pPr>
+        <w:pStyle w:val="a0"/>
+      </w:pPr>
+      <w:r>
+        <w:rPr>
+          <w:rFonts w:hint="eastAsia"/>
+        </w:rPr>
+        <w:t xml:space="preserve">1. </w:t>
+      </w:r>
+      <w:r>
+        <w:t xml:space="preserve">로그인해도 원래 </w:t>
+      </w:r>
+      <w:proofErr w:type="spellStart"/>
+      <w:r>
+        <w:t>세션값이</w:t>
+      </w:r>
+      <w:proofErr w:type="spellEnd"/>
+      <w:r>
+        <w:t xml:space="preserve"> 똑같이 유지되는 것을 확인</w:t>
+      </w:r>
     </w:p>
     <w:p>
       <w:pPr>
-        <w:pStyle w:val="ac"/>
-      </w:pPr>
-      <w:r>
+        <w:pStyle w:val="aa"/>
         <w:rPr>
           <w:rFonts w:hint="eastAsia"/>
         </w:rPr>
-        <w:t>상세</w:t>
-      </w:r>
-      <w:r>
-        <w:rPr>
-          <w:rFonts w:hint="eastAsia"/>
-        </w:rPr>
-        <w:t xml:space="preserve"> </w:t>
-      </w:r>
-      <w:r>
-        <w:rPr>
-          <w:rFonts w:hint="eastAsia"/>
-        </w:rPr>
-        <w:t>내용</w:t>
-      </w:r>
-      <w:r>
-        <w:rPr>
-          <w:rFonts w:hint="eastAsia"/>
-        </w:rPr>
-        <w:t xml:space="preserve"> </w:t>
-      </w:r>
-      <w:r>
-        <w:rPr>
-          <w:rFonts w:hint="eastAsia"/>
-        </w:rPr>
-        <w:t>작성</w:t>
-      </w:r>
-      <w:r>
-        <w:rPr>
-          <w:rFonts w:hint="eastAsia"/>
-        </w:rPr>
-        <w:t>(</w:t>
-      </w:r>
-      <w:r>
-        <w:rPr>
-          <w:rFonts w:hint="eastAsia"/>
-        </w:rPr>
-        <w:t>캡처한</w:t>
-      </w:r>
-      <w:r>
-        <w:rPr>
-          <w:rFonts w:hint="eastAsia"/>
-        </w:rPr>
-        <w:t xml:space="preserve"> </w:t>
-      </w:r>
-      <w:r>
-        <w:rPr>
-          <w:rFonts w:hint="eastAsia"/>
-        </w:rPr>
-        <w:t>사진</w:t>
-      </w:r>
-      <w:r>
-        <w:rPr>
-          <w:rFonts w:hint="eastAsia"/>
-        </w:rPr>
-        <w:t xml:space="preserve"> </w:t>
-      </w:r>
-      <w:r>
-        <w:rPr>
-          <w:rFonts w:hint="eastAsia"/>
-        </w:rPr>
-        <w:t>첨부</w:t>
-      </w:r>
-      <w:r>
-        <w:rPr>
-          <w:rFonts w:hint="eastAsia"/>
-        </w:rPr>
-        <w:t xml:space="preserve"> </w:t>
-      </w:r>
-      <w:r>
-        <w:rPr>
-          <w:rFonts w:hint="eastAsia"/>
-        </w:rPr>
-        <w:t>후</w:t>
-      </w:r>
-      <w:r>
-        <w:rPr>
-          <w:rFonts w:hint="eastAsia"/>
-        </w:rPr>
-        <w:t xml:space="preserve"> </w:t>
-      </w:r>
-      <w:r>
-        <w:rPr>
-          <w:rFonts w:hint="eastAsia"/>
-        </w:rPr>
-        <w:t>간략한</w:t>
-      </w:r>
-      <w:r>
-        <w:rPr>
-          <w:rFonts w:hint="eastAsia"/>
-        </w:rPr>
-        <w:t xml:space="preserve"> </w:t>
-      </w:r>
-      <w:r>
-        <w:rPr>
-          <w:rFonts w:hint="eastAsia"/>
-        </w:rPr>
-        <w:t>글</w:t>
-      </w:r>
-      <w:r>
-        <w:rPr>
-          <w:rFonts w:hint="eastAsia"/>
-        </w:rPr>
-        <w:t xml:space="preserve"> </w:t>
-      </w:r>
-      <w:r>
-        <w:rPr>
-          <w:rFonts w:hint="eastAsia"/>
-        </w:rPr>
-        <w:t>작성</w:t>
-      </w:r>
-      <w:r>
-        <w:rPr>
-          <w:rFonts w:hint="eastAsia"/>
-        </w:rPr>
-        <w:t>)</w:t>
+      </w:pPr>
+      <w:r>
+        <w:rPr>
+          <w:noProof/>
+        </w:rPr>
+        <w:drawing>
+          <wp:inline distT="0" distB="0" distL="0" distR="0" wp14:anchorId="63CEDA0A" wp14:editId="4FF5B14B">
+            <wp:extent cx="5263435" cy="3960000"/>
+            <wp:effectExtent l="0" t="0" r="0" b="2540"/>
+            <wp:docPr id="7" name="그림 7"/>
+            <wp:cNvGraphicFramePr>
+              <a:graphicFrameLocks xmlns:a="http://schemas.openxmlformats.org/drawingml/2006/main" noChangeAspect="1"/>
+            </wp:cNvGraphicFramePr>
+            <a:graphic xmlns:a="http://schemas.openxmlformats.org/drawingml/2006/main">
+              <a:graphicData uri="http://schemas.openxmlformats.org/drawingml/2006/picture">
+                <pic:pic xmlns:pic="http://schemas.openxmlformats.org/drawingml/2006/picture">
+                  <pic:nvPicPr>
+                    <pic:cNvPr id="7" name="Session Fixation 1.png"/>
+                    <pic:cNvPicPr/>
+                  </pic:nvPicPr>
+                  <pic:blipFill>
+                    <a:blip r:embed="rId8">
+                      <a:extLst>
+                        <a:ext uri="{28A0092B-C50C-407E-A947-70E740481C1C}">
+                          <a14:useLocalDpi xmlns:a14="http://schemas.microsoft.com/office/drawing/2010/main" val="0"/>
+                        </a:ext>
+                      </a:extLst>
+                    </a:blip>
+                    <a:stretch>
+                      <a:fillRect/>
+                    </a:stretch>
+                  </pic:blipFill>
+                  <pic:spPr>
+                    <a:xfrm>
+                      <a:off x="0" y="0"/>
+                      <a:ext cx="5263435" cy="3960000"/>
+                    </a:xfrm>
+                    <a:prstGeom prst="rect">
+                      <a:avLst/>
+                    </a:prstGeom>
+                  </pic:spPr>
+                </pic:pic>
+              </a:graphicData>
+            </a:graphic>
+          </wp:inline>
+        </w:drawing>
       </w:r>
     </w:p>
     <w:p>
       <w:pPr>
-        <w:pStyle w:val="ac"/>
-      </w:pPr>
-      <w:r>
+        <w:pStyle w:val="aa"/>
         <w:rPr>
           <w:rFonts w:hint="eastAsia"/>
         </w:rPr>
-        <w:t>-</w:t>
-      </w:r>
-      <w:r>
-        <w:t xml:space="preserve"> </w:t>
+      </w:pPr>
+      <w:r>
+        <w:rPr>
+          <w:rFonts w:hint="eastAsia"/>
+          <w:noProof/>
+        </w:rPr>
+        <w:lastRenderedPageBreak/>
+        <w:drawing>
+          <wp:inline distT="0" distB="0" distL="0" distR="0" wp14:anchorId="157643F7" wp14:editId="1C6521F7">
+            <wp:extent cx="5268524" cy="3960000"/>
+            <wp:effectExtent l="0" t="0" r="8890" b="2540"/>
+            <wp:docPr id="8" name="그림 8"/>
+            <wp:cNvGraphicFramePr>
+              <a:graphicFrameLocks xmlns:a="http://schemas.openxmlformats.org/drawingml/2006/main" noChangeAspect="1"/>
+            </wp:cNvGraphicFramePr>
+            <a:graphic xmlns:a="http://schemas.openxmlformats.org/drawingml/2006/main">
+              <a:graphicData uri="http://schemas.openxmlformats.org/drawingml/2006/picture">
+                <pic:pic xmlns:pic="http://schemas.openxmlformats.org/drawingml/2006/picture">
+                  <pic:nvPicPr>
+                    <pic:cNvPr id="8" name="Session Fixation 2.png"/>
+                    <pic:cNvPicPr/>
+                  </pic:nvPicPr>
+                  <pic:blipFill>
+                    <a:blip r:embed="rId9">
+                      <a:extLst>
+                        <a:ext uri="{28A0092B-C50C-407E-A947-70E740481C1C}">
+                          <a14:useLocalDpi xmlns:a14="http://schemas.microsoft.com/office/drawing/2010/main" val="0"/>
+                        </a:ext>
+                      </a:extLst>
+                    </a:blip>
+                    <a:stretch>
+                      <a:fillRect/>
+                    </a:stretch>
+                  </pic:blipFill>
+                  <pic:spPr>
+                    <a:xfrm>
+                      <a:off x="0" y="0"/>
+                      <a:ext cx="5268524" cy="3960000"/>
+                    </a:xfrm>
+                    <a:prstGeom prst="rect">
+                      <a:avLst/>
+                    </a:prstGeom>
+                  </pic:spPr>
+                </pic:pic>
+              </a:graphicData>
+            </a:graphic>
+          </wp:inline>
+        </w:drawing>
       </w:r>
     </w:p>
     <w:p>
       <w:pPr>
-        <w:pStyle w:val="a1"/>
+        <w:pStyle w:val="a0"/>
+        <w:rPr>
+          <w:rFonts w:hint="eastAsia"/>
+        </w:rPr>
+      </w:pPr>
+      <w:r>
+        <w:rPr>
+          <w:rFonts w:hint="eastAsia"/>
+        </w:rPr>
+        <w:t xml:space="preserve">2. </w:t>
+      </w:r>
+      <w:r>
+        <w:t xml:space="preserve">시크릿창에서 진행 </w:t>
+      </w:r>
+      <w:proofErr w:type="spellStart"/>
+      <w:r>
+        <w:t>세션값</w:t>
+      </w:r>
+      <w:proofErr w:type="spellEnd"/>
+      <w:r>
+        <w:t xml:space="preserve"> 공격자가 원하는 값으로 설정 후 피해자에게 URL을 흘려서 로그인 시 </w:t>
+      </w:r>
+      <w:proofErr w:type="spellStart"/>
+      <w:r>
+        <w:t>세션값에</w:t>
+      </w:r>
+      <w:proofErr w:type="spellEnd"/>
+      <w:r>
+        <w:t xml:space="preserve"> 피해자의 ID, PW가 저장됨</w:t>
+      </w:r>
+    </w:p>
+    <w:p>
+      <w:pPr>
+        <w:pStyle w:val="aa"/>
+      </w:pPr>
+      <w:r>
+        <w:rPr>
+          <w:rFonts w:hint="eastAsia"/>
+          <w:noProof/>
+        </w:rPr>
+        <w:drawing>
+          <wp:inline distT="0" distB="0" distL="0" distR="0" wp14:anchorId="381F3CA1" wp14:editId="2E998E25">
+            <wp:extent cx="5236001" cy="3960000"/>
+            <wp:effectExtent l="0" t="0" r="3175" b="2540"/>
+            <wp:docPr id="10" name="그림 10"/>
+            <wp:cNvGraphicFramePr>
+              <a:graphicFrameLocks xmlns:a="http://schemas.openxmlformats.org/drawingml/2006/main" noChangeAspect="1"/>
+            </wp:cNvGraphicFramePr>
+            <a:graphic xmlns:a="http://schemas.openxmlformats.org/drawingml/2006/main">
+              <a:graphicData uri="http://schemas.openxmlformats.org/drawingml/2006/picture">
+                <pic:pic xmlns:pic="http://schemas.openxmlformats.org/drawingml/2006/picture">
+                  <pic:nvPicPr>
+                    <pic:cNvPr id="10" name="Session Fixation 3.png"/>
+                    <pic:cNvPicPr/>
+                  </pic:nvPicPr>
+                  <pic:blipFill>
+                    <a:blip r:embed="rId10">
+                      <a:extLst>
+                        <a:ext uri="{28A0092B-C50C-407E-A947-70E740481C1C}">
+                          <a14:useLocalDpi xmlns:a14="http://schemas.microsoft.com/office/drawing/2010/main" val="0"/>
+                        </a:ext>
+                      </a:extLst>
+                    </a:blip>
+                    <a:stretch>
+                      <a:fillRect/>
+                    </a:stretch>
+                  </pic:blipFill>
+                  <pic:spPr>
+                    <a:xfrm>
+                      <a:off x="0" y="0"/>
+                      <a:ext cx="5236001" cy="3960000"/>
+                    </a:xfrm>
+                    <a:prstGeom prst="rect">
+                      <a:avLst/>
+                    </a:prstGeom>
+                  </pic:spPr>
+                </pic:pic>
+              </a:graphicData>
+            </a:graphic>
+          </wp:inline>
+        </w:drawing>
+      </w:r>
+    </w:p>
+    <w:p>
+      <w:pPr>
+        <w:pStyle w:val="aa"/>
+      </w:pPr>
+      <w:r>
+        <w:rPr>
+          <w:noProof/>
+        </w:rPr>
+        <w:lastRenderedPageBreak/>
+        <w:drawing>
+          <wp:inline distT="0" distB="0" distL="0" distR="0" wp14:anchorId="5F95AE66" wp14:editId="464A9B83">
+            <wp:extent cx="5269977" cy="3960000"/>
+            <wp:effectExtent l="0" t="0" r="6985" b="2540"/>
+            <wp:docPr id="11" name="그림 11"/>
+            <wp:cNvGraphicFramePr>
+              <a:graphicFrameLocks xmlns:a="http://schemas.openxmlformats.org/drawingml/2006/main" noChangeAspect="1"/>
+            </wp:cNvGraphicFramePr>
+            <a:graphic xmlns:a="http://schemas.openxmlformats.org/drawingml/2006/main">
+              <a:graphicData uri="http://schemas.openxmlformats.org/drawingml/2006/picture">
+                <pic:pic xmlns:pic="http://schemas.openxmlformats.org/drawingml/2006/picture">
+                  <pic:nvPicPr>
+                    <pic:cNvPr id="11" name="Session Fixation 4.png"/>
+                    <pic:cNvPicPr/>
+                  </pic:nvPicPr>
+                  <pic:blipFill>
+                    <a:blip r:embed="rId11">
+                      <a:extLst>
+                        <a:ext uri="{28A0092B-C50C-407E-A947-70E740481C1C}">
+                          <a14:useLocalDpi xmlns:a14="http://schemas.microsoft.com/office/drawing/2010/main" val="0"/>
+                        </a:ext>
+                      </a:extLst>
+                    </a:blip>
+                    <a:stretch>
+                      <a:fillRect/>
+                    </a:stretch>
+                  </pic:blipFill>
+                  <pic:spPr>
+                    <a:xfrm>
+                      <a:off x="0" y="0"/>
+                      <a:ext cx="5269977" cy="3960000"/>
+                    </a:xfrm>
+                    <a:prstGeom prst="rect">
+                      <a:avLst/>
+                    </a:prstGeom>
+                  </pic:spPr>
+                </pic:pic>
+              </a:graphicData>
+            </a:graphic>
+          </wp:inline>
+        </w:drawing>
+      </w:r>
+    </w:p>
+    <w:p>
+      <w:pPr>
+        <w:pStyle w:val="a0"/>
+        <w:rPr>
+          <w:rFonts w:hint="eastAsia"/>
+        </w:rPr>
+      </w:pPr>
+      <w:r>
+        <w:rPr>
+          <w:rFonts w:hint="eastAsia"/>
+        </w:rPr>
+        <w:t xml:space="preserve">3. </w:t>
+      </w:r>
+      <w:r>
+        <w:t xml:space="preserve">그 이후 공격자가 흘린 </w:t>
+      </w:r>
+      <w:proofErr w:type="spellStart"/>
+      <w:r>
+        <w:t>세션값을</w:t>
+      </w:r>
+      <w:proofErr w:type="spellEnd"/>
+      <w:r>
+        <w:t xml:space="preserve"> 입력 후 새로고침하면 피해자의 계정으로 바로 접속되는 것을 확인</w:t>
+      </w:r>
+    </w:p>
+    <w:p>
+      <w:pPr>
+        <w:pStyle w:val="aa"/>
+        <w:rPr>
+          <w:rFonts w:hint="eastAsia"/>
+        </w:rPr>
+      </w:pPr>
+      <w:r>
+        <w:rPr>
+          <w:noProof/>
+        </w:rPr>
+        <w:drawing>
+          <wp:inline distT="0" distB="0" distL="0" distR="0" wp14:anchorId="1C4D3D0F" wp14:editId="557D1AA4">
+            <wp:extent cx="5283105" cy="3960000"/>
+            <wp:effectExtent l="0" t="0" r="0" b="2540"/>
+            <wp:docPr id="12" name="그림 12"/>
+            <wp:cNvGraphicFramePr>
+              <a:graphicFrameLocks xmlns:a="http://schemas.openxmlformats.org/drawingml/2006/main" noChangeAspect="1"/>
+            </wp:cNvGraphicFramePr>
+            <a:graphic xmlns:a="http://schemas.openxmlformats.org/drawingml/2006/main">
+              <a:graphicData uri="http://schemas.openxmlformats.org/drawingml/2006/picture">
+                <pic:pic xmlns:pic="http://schemas.openxmlformats.org/drawingml/2006/picture">
+                  <pic:nvPicPr>
+                    <pic:cNvPr id="12" name="Session Fixation 5.png"/>
+                    <pic:cNvPicPr/>
+                  </pic:nvPicPr>
+                  <pic:blipFill>
+                    <a:blip r:embed="rId12">
+                      <a:extLst>
+                        <a:ext uri="{28A0092B-C50C-407E-A947-70E740481C1C}">
+                          <a14:useLocalDpi xmlns:a14="http://schemas.microsoft.com/office/drawing/2010/main" val="0"/>
+                        </a:ext>
+                      </a:extLst>
+                    </a:blip>
+                    <a:stretch>
+                      <a:fillRect/>
+                    </a:stretch>
+                  </pic:blipFill>
+                  <pic:spPr>
+                    <a:xfrm>
+                      <a:off x="0" y="0"/>
+                      <a:ext cx="5283105" cy="3960000"/>
+                    </a:xfrm>
+                    <a:prstGeom prst="rect">
+                      <a:avLst/>
+                    </a:prstGeom>
+                  </pic:spPr>
+                </pic:pic>
+              </a:graphicData>
+            </a:graphic>
+          </wp:inline>
+        </w:drawing>
+      </w:r>
+    </w:p>
+    <w:p>
+      <w:pPr>
+        <w:pStyle w:val="aa"/>
+        <w:rPr>
+          <w:rFonts w:hint="eastAsia"/>
+        </w:rPr>
+      </w:pPr>
+      <w:r>
+        <w:rPr>
+          <w:rFonts w:hint="eastAsia"/>
+          <w:noProof/>
+        </w:rPr>
+        <w:lastRenderedPageBreak/>
+        <w:drawing>
+          <wp:inline distT="0" distB="0" distL="0" distR="0" wp14:anchorId="59C28C20" wp14:editId="1F533D6B">
+            <wp:extent cx="5255465" cy="3960000"/>
+            <wp:effectExtent l="0" t="0" r="2540" b="2540"/>
+            <wp:docPr id="15" name="그림 15"/>
+            <wp:cNvGraphicFramePr>
+              <a:graphicFrameLocks xmlns:a="http://schemas.openxmlformats.org/drawingml/2006/main" noChangeAspect="1"/>
+            </wp:cNvGraphicFramePr>
+            <a:graphic xmlns:a="http://schemas.openxmlformats.org/drawingml/2006/main">
+              <a:graphicData uri="http://schemas.openxmlformats.org/drawingml/2006/picture">
+                <pic:pic xmlns:pic="http://schemas.openxmlformats.org/drawingml/2006/picture">
+                  <pic:nvPicPr>
+                    <pic:cNvPr id="15" name="Session Fixation 6.png"/>
+                    <pic:cNvPicPr/>
+                  </pic:nvPicPr>
+                  <pic:blipFill>
+                    <a:blip r:embed="rId13">
+                      <a:extLst>
+                        <a:ext uri="{28A0092B-C50C-407E-A947-70E740481C1C}">
+                          <a14:useLocalDpi xmlns:a14="http://schemas.microsoft.com/office/drawing/2010/main" val="0"/>
+                        </a:ext>
+                      </a:extLst>
+                    </a:blip>
+                    <a:stretch>
+                      <a:fillRect/>
+                    </a:stretch>
+                  </pic:blipFill>
+                  <pic:spPr>
+                    <a:xfrm>
+                      <a:off x="0" y="0"/>
+                      <a:ext cx="5255465" cy="3960000"/>
+                    </a:xfrm>
+                    <a:prstGeom prst="rect">
+                      <a:avLst/>
+                    </a:prstGeom>
+                  </pic:spPr>
+                </pic:pic>
+              </a:graphicData>
+            </a:graphic>
+          </wp:inline>
+        </w:drawing>
+      </w:r>
+    </w:p>
+    <w:p>
+      <w:pPr>
+        <w:pStyle w:val="a3"/>
       </w:pPr>
       <w:r>
         <w:rPr>
@@ -6002,7 +6998,7 @@
           </w:tcPr>
           <w:p>
             <w:pPr>
-              <w:pStyle w:val="aa"/>
+              <w:pStyle w:val="ab"/>
             </w:pPr>
             <w:r>
               <w:rPr>
@@ -6027,7 +7023,7 @@
           </w:tcPr>
           <w:p>
             <w:pPr>
-              <w:pStyle w:val="aa"/>
+              <w:pStyle w:val="ab"/>
               <w:cnfStyle w:val="100000000000" w:firstRow="1" w:lastRow="0" w:firstColumn="0" w:lastColumn="0" w:oddVBand="0" w:evenVBand="0" w:oddHBand="0" w:evenHBand="0" w:firstRowFirstColumn="0" w:firstRowLastColumn="0" w:lastRowFirstColumn="0" w:lastRowLastColumn="0"/>
             </w:pPr>
             <w:r>
@@ -6061,7 +7057,7 @@
           </w:tcPr>
           <w:p>
             <w:pPr>
-              <w:pStyle w:val="aa"/>
+              <w:pStyle w:val="ab"/>
             </w:pPr>
             <w:r>
               <w:rPr>
@@ -6084,7 +7080,7 @@
           </w:tcPr>
           <w:p>
             <w:pPr>
-              <w:pStyle w:val="a9"/>
+              <w:pStyle w:val="aa"/>
               <w:cnfStyle w:val="000000100000" w:firstRow="0" w:lastRow="0" w:firstColumn="0" w:lastColumn="0" w:oddVBand="0" w:evenVBand="0" w:oddHBand="1" w:evenHBand="0" w:firstRowFirstColumn="0" w:firstRowLastColumn="0" w:lastRowFirstColumn="0" w:lastRowLastColumn="0"/>
             </w:pPr>
             <w:r>
@@ -6108,7 +7104,7 @@
           </w:tcPr>
           <w:p>
             <w:pPr>
-              <w:pStyle w:val="a9"/>
+              <w:pStyle w:val="aa"/>
               <w:cnfStyle w:val="000000100000" w:firstRow="0" w:lastRow="0" w:firstColumn="0" w:lastColumn="0" w:oddVBand="0" w:evenVBand="0" w:oddHBand="1" w:evenHBand="0" w:firstRowFirstColumn="0" w:firstRowLastColumn="0" w:lastRowFirstColumn="0" w:lastRowLastColumn="0"/>
             </w:pPr>
             <w:r>
@@ -6132,7 +7128,7 @@
           </w:tcPr>
           <w:p>
             <w:pPr>
-              <w:pStyle w:val="a9"/>
+              <w:pStyle w:val="aa"/>
               <w:cnfStyle w:val="000000100000" w:firstRow="0" w:lastRow="0" w:firstColumn="0" w:lastColumn="0" w:oddVBand="0" w:evenVBand="0" w:oddHBand="1" w:evenHBand="0" w:firstRowFirstColumn="0" w:firstRowLastColumn="0" w:lastRowFirstColumn="0" w:lastRowLastColumn="0"/>
             </w:pPr>
             <w:r>
@@ -6165,7 +7161,7 @@
           </w:tcPr>
           <w:p>
             <w:pPr>
-              <w:pStyle w:val="aa"/>
+              <w:pStyle w:val="ab"/>
             </w:pPr>
           </w:p>
         </w:tc>
@@ -6182,7 +7178,7 @@
           </w:tcPr>
           <w:p>
             <w:pPr>
-              <w:pStyle w:val="a9"/>
+              <w:pStyle w:val="aa"/>
               <w:cnfStyle w:val="000000000000" w:firstRow="0" w:lastRow="0" w:firstColumn="0" w:lastColumn="0" w:oddVBand="0" w:evenVBand="0" w:oddHBand="0" w:evenHBand="0" w:firstRowFirstColumn="0" w:firstRowLastColumn="0" w:lastRowFirstColumn="0" w:lastRowLastColumn="0"/>
               <w:rPr>
                 <w:rFonts w:cs="Times New Roman"/>
@@ -6286,7 +7282,7 @@
           </w:tcPr>
           <w:p>
             <w:pPr>
-              <w:pStyle w:val="a9"/>
+              <w:pStyle w:val="aa"/>
               <w:cnfStyle w:val="000000000000" w:firstRow="0" w:lastRow="0" w:firstColumn="0" w:lastColumn="0" w:oddVBand="0" w:evenVBand="0" w:oddHBand="0" w:evenHBand="0" w:firstRowFirstColumn="0" w:firstRowLastColumn="0" w:lastRowFirstColumn="0" w:lastRowLastColumn="0"/>
               <w:rPr>
                 <w:rFonts w:cs="Times New Roman"/>
@@ -6341,7 +7337,7 @@
           </w:tcPr>
           <w:p>
             <w:pPr>
-              <w:pStyle w:val="a9"/>
+              <w:pStyle w:val="aa"/>
               <w:cnfStyle w:val="000000000000" w:firstRow="0" w:lastRow="0" w:firstColumn="0" w:lastColumn="0" w:oddVBand="0" w:evenVBand="0" w:oddHBand="0" w:evenHBand="0" w:firstRowFirstColumn="0" w:firstRowLastColumn="0" w:lastRowFirstColumn="0" w:lastRowLastColumn="0"/>
               <w:rPr>
                 <w:rFonts w:cs="Times New Roman"/>
@@ -6385,7 +7381,7 @@
           </w:tcPr>
           <w:p>
             <w:pPr>
-              <w:pStyle w:val="aa"/>
+              <w:pStyle w:val="ab"/>
             </w:pPr>
             <w:r>
               <w:rPr>
@@ -6418,7 +7414,7 @@
           </w:tcPr>
           <w:p>
             <w:pPr>
-              <w:pStyle w:val="a9"/>
+              <w:pStyle w:val="aa"/>
               <w:cnfStyle w:val="000000100000" w:firstRow="0" w:lastRow="0" w:firstColumn="0" w:lastColumn="0" w:oddVBand="0" w:evenVBand="0" w:oddHBand="1" w:evenHBand="0" w:firstRowFirstColumn="0" w:firstRowLastColumn="0" w:lastRowFirstColumn="0" w:lastRowLastColumn="0"/>
             </w:pPr>
             <w:proofErr w:type="spellStart"/>
@@ -6471,65 +7467,294 @@
     </w:tbl>
     <w:p>
       <w:pPr>
-        <w:pStyle w:val="a"/>
+        <w:pStyle w:val="a0"/>
         <w:numPr>
           <w:ilvl w:val="0"/>
           <w:numId w:val="0"/>
         </w:numPr>
+        <w:rPr>
+          <w:rFonts w:hint="eastAsia"/>
+        </w:rPr>
       </w:pPr>
     </w:p>
     <w:p>
       <w:pPr>
-        <w:pStyle w:val="ac"/>
-      </w:pPr>
+        <w:pStyle w:val="a0"/>
+      </w:pPr>
+      <w:r>
+        <w:t xml:space="preserve">1. </w:t>
+      </w:r>
       <w:r>
         <w:rPr>
           <w:rFonts w:hint="eastAsia"/>
         </w:rPr>
-        <w:t>상세</w:t>
+        <w:t>Burp Suite</w:t>
+      </w:r>
+      <w:r>
+        <w:t xml:space="preserve"> </w:t>
       </w:r>
       <w:r>
         <w:rPr>
           <w:rFonts w:hint="eastAsia"/>
         </w:rPr>
+        <w:t xml:space="preserve">사용해 </w:t>
+      </w:r>
+      <w:proofErr w:type="spellStart"/>
+      <w:r>
+        <w:t>l</w:t>
+      </w:r>
+      <w:r>
+        <w:rPr>
+          <w:rFonts w:hint="eastAsia"/>
+        </w:rPr>
+        <w:t>ogin_</w:t>
+      </w:r>
+      <w:r>
+        <w:t>proc.php</w:t>
+      </w:r>
+      <w:proofErr w:type="spellEnd"/>
+      <w:r>
         <w:t xml:space="preserve"> </w:t>
       </w:r>
       <w:r>
         <w:rPr>
           <w:rFonts w:hint="eastAsia"/>
         </w:rPr>
-        <w:t>내용</w:t>
-      </w:r>
-      <w:r>
-        <w:rPr>
-          <w:rFonts w:hint="eastAsia"/>
-        </w:rPr>
-        <w:t xml:space="preserve"> </w:t>
-      </w:r>
-      <w:r>
-        <w:rPr>
-          <w:rFonts w:hint="eastAsia"/>
-        </w:rPr>
-        <w:t>작성</w:t>
+        <w:t>패킷을 잡아서 진행</w:t>
       </w:r>
     </w:p>
     <w:p>
       <w:pPr>
-        <w:pStyle w:val="ac"/>
+        <w:pStyle w:val="aa"/>
       </w:pPr>
       <w:r>
         <w:rPr>
           <w:rFonts w:hint="eastAsia"/>
-        </w:rPr>
-        <w:t>-</w:t>
-      </w:r>
-      <w:r>
-        <w:t xml:space="preserve"> </w:t>
+          <w:noProof/>
+        </w:rPr>
+        <w:lastRenderedPageBreak/>
+        <w:drawing>
+          <wp:inline distT="0" distB="0" distL="0" distR="0" wp14:anchorId="49255EB1" wp14:editId="36288DD2">
+            <wp:extent cx="6120765" cy="3411220"/>
+            <wp:effectExtent l="0" t="0" r="0" b="0"/>
+            <wp:docPr id="16" name="그림 16"/>
+            <wp:cNvGraphicFramePr>
+              <a:graphicFrameLocks xmlns:a="http://schemas.openxmlformats.org/drawingml/2006/main" noChangeAspect="1"/>
+            </wp:cNvGraphicFramePr>
+            <a:graphic xmlns:a="http://schemas.openxmlformats.org/drawingml/2006/main">
+              <a:graphicData uri="http://schemas.openxmlformats.org/drawingml/2006/picture">
+                <pic:pic xmlns:pic="http://schemas.openxmlformats.org/drawingml/2006/picture">
+                  <pic:nvPicPr>
+                    <pic:cNvPr id="16" name="SQL Injection 9.png"/>
+                    <pic:cNvPicPr/>
+                  </pic:nvPicPr>
+                  <pic:blipFill>
+                    <a:blip r:embed="rId14" cstate="print">
+                      <a:extLst>
+                        <a:ext uri="{28A0092B-C50C-407E-A947-70E740481C1C}">
+                          <a14:useLocalDpi xmlns:a14="http://schemas.microsoft.com/office/drawing/2010/main" val="0"/>
+                        </a:ext>
+                      </a:extLst>
+                    </a:blip>
+                    <a:stretch>
+                      <a:fillRect/>
+                    </a:stretch>
+                  </pic:blipFill>
+                  <pic:spPr>
+                    <a:xfrm>
+                      <a:off x="0" y="0"/>
+                      <a:ext cx="6120765" cy="3411220"/>
+                    </a:xfrm>
+                    <a:prstGeom prst="rect">
+                      <a:avLst/>
+                    </a:prstGeom>
+                  </pic:spPr>
+                </pic:pic>
+              </a:graphicData>
+            </a:graphic>
+          </wp:inline>
+        </w:drawing>
       </w:r>
     </w:p>
     <w:p>
       <w:pPr>
-        <w:pStyle w:val="a1"/>
+        <w:pStyle w:val="aa"/>
+      </w:pPr>
+      <w:r>
+        <w:rPr>
+          <w:rFonts w:hint="eastAsia"/>
+        </w:rPr>
+        <w:drawing>
+          <wp:inline distT="0" distB="0" distL="0" distR="0" wp14:anchorId="28CF36E2" wp14:editId="72EF38FB">
+            <wp:extent cx="6120765" cy="3406775"/>
+            <wp:effectExtent l="0" t="0" r="0" b="3175"/>
+            <wp:docPr id="17" name="그림 17"/>
+            <wp:cNvGraphicFramePr>
+              <a:graphicFrameLocks xmlns:a="http://schemas.openxmlformats.org/drawingml/2006/main" noChangeAspect="1"/>
+            </wp:cNvGraphicFramePr>
+            <a:graphic xmlns:a="http://schemas.openxmlformats.org/drawingml/2006/main">
+              <a:graphicData uri="http://schemas.openxmlformats.org/drawingml/2006/picture">
+                <pic:pic xmlns:pic="http://schemas.openxmlformats.org/drawingml/2006/picture">
+                  <pic:nvPicPr>
+                    <pic:cNvPr id="17" name="SQL Injection 10.png"/>
+                    <pic:cNvPicPr/>
+                  </pic:nvPicPr>
+                  <pic:blipFill>
+                    <a:blip r:embed="rId15" cstate="print">
+                      <a:extLst>
+                        <a:ext uri="{28A0092B-C50C-407E-A947-70E740481C1C}">
+                          <a14:useLocalDpi xmlns:a14="http://schemas.microsoft.com/office/drawing/2010/main" val="0"/>
+                        </a:ext>
+                      </a:extLst>
+                    </a:blip>
+                    <a:stretch>
+                      <a:fillRect/>
+                    </a:stretch>
+                  </pic:blipFill>
+                  <pic:spPr>
+                    <a:xfrm>
+                      <a:off x="0" y="0"/>
+                      <a:ext cx="6120765" cy="3406775"/>
+                    </a:xfrm>
+                    <a:prstGeom prst="rect">
+                      <a:avLst/>
+                    </a:prstGeom>
+                  </pic:spPr>
+                </pic:pic>
+              </a:graphicData>
+            </a:graphic>
+          </wp:inline>
+        </w:drawing>
+      </w:r>
+    </w:p>
+    <w:p>
+      <w:pPr>
+        <w:pStyle w:val="a0"/>
+      </w:pPr>
+      <w:r>
+        <w:rPr>
+          <w:rFonts w:hint="eastAsia"/>
+        </w:rPr>
+        <w:t xml:space="preserve">2. </w:t>
+      </w:r>
+      <w:r>
+        <w:t xml:space="preserve">Request </w:t>
+      </w:r>
+      <w:r>
+        <w:rPr>
+          <w:rFonts w:hint="eastAsia"/>
+        </w:rPr>
+        <w:t xml:space="preserve">하단에 </w:t>
+      </w:r>
+      <w:proofErr w:type="spellStart"/>
+      <w:r>
+        <w:rPr>
+          <w:rFonts w:hint="eastAsia"/>
+        </w:rPr>
+        <w:t>user_id</w:t>
+      </w:r>
+      <w:proofErr w:type="spellEnd"/>
+      <w:r>
+        <w:rPr>
+          <w:rFonts w:hint="eastAsia"/>
+        </w:rPr>
+        <w:t xml:space="preserve"> 변수에 값을 넣고 </w:t>
+      </w:r>
+      <w:r>
+        <w:t xml:space="preserve">Send </w:t>
+      </w:r>
+      <w:r>
+        <w:rPr>
+          <w:rFonts w:hint="eastAsia"/>
+        </w:rPr>
+        <w:t>보내면서 확인</w:t>
+      </w:r>
+    </w:p>
+    <w:p>
+      <w:pPr>
+        <w:pStyle w:val="aa"/>
+      </w:pPr>
+      <w:r>
+        <w:rPr>
+          <w:rFonts w:hint="eastAsia"/>
+          <w:noProof/>
+        </w:rPr>
+        <w:lastRenderedPageBreak/>
+        <w:drawing>
+          <wp:inline distT="0" distB="0" distL="0" distR="0" wp14:anchorId="7F8058FB" wp14:editId="702B8C04">
+            <wp:extent cx="6120765" cy="3420110"/>
+            <wp:effectExtent l="0" t="0" r="0" b="8890"/>
+            <wp:docPr id="18" name="그림 18"/>
+            <wp:cNvGraphicFramePr>
+              <a:graphicFrameLocks xmlns:a="http://schemas.openxmlformats.org/drawingml/2006/main" noChangeAspect="1"/>
+            </wp:cNvGraphicFramePr>
+            <a:graphic xmlns:a="http://schemas.openxmlformats.org/drawingml/2006/main">
+              <a:graphicData uri="http://schemas.openxmlformats.org/drawingml/2006/picture">
+                <pic:pic xmlns:pic="http://schemas.openxmlformats.org/drawingml/2006/picture">
+                  <pic:nvPicPr>
+                    <pic:cNvPr id="18" name="SQL Injection 12.png"/>
+                    <pic:cNvPicPr/>
+                  </pic:nvPicPr>
+                  <pic:blipFill>
+                    <a:blip r:embed="rId16" cstate="print">
+                      <a:extLst>
+                        <a:ext uri="{28A0092B-C50C-407E-A947-70E740481C1C}">
+                          <a14:useLocalDpi xmlns:a14="http://schemas.microsoft.com/office/drawing/2010/main" val="0"/>
+                        </a:ext>
+                      </a:extLst>
+                    </a:blip>
+                    <a:stretch>
+                      <a:fillRect/>
+                    </a:stretch>
+                  </pic:blipFill>
+                  <pic:spPr>
+                    <a:xfrm>
+                      <a:off x="0" y="0"/>
+                      <a:ext cx="6120765" cy="3420110"/>
+                    </a:xfrm>
+                    <a:prstGeom prst="rect">
+                      <a:avLst/>
+                    </a:prstGeom>
+                  </pic:spPr>
+                </pic:pic>
+              </a:graphicData>
+            </a:graphic>
+          </wp:inline>
+        </w:drawing>
+      </w:r>
+    </w:p>
+    <w:p>
+      <w:pPr>
+        <w:pStyle w:val="a0"/>
+      </w:pPr>
+      <w:r>
+        <w:rPr>
+          <w:rFonts w:hint="eastAsia"/>
+        </w:rPr>
+        <w:t>3.</w:t>
+      </w:r>
+      <w:r>
+        <w:t xml:space="preserve"> </w:t>
+      </w:r>
+      <w:r>
+        <w:rPr>
+          <w:rFonts w:hint="eastAsia"/>
+        </w:rPr>
+        <w:t>로그인 우회되는 것을 확인</w:t>
+      </w:r>
+    </w:p>
+    <w:p>
+      <w:pPr>
+        <w:rPr>
+          <w:rFonts w:hint="eastAsia"/>
+        </w:rPr>
+      </w:pPr>
+      <w:bookmarkStart w:id="4" w:name="_GoBack"/>
+      <w:bookmarkEnd w:id="4"/>
+    </w:p>
+    <w:p>
+      <w:pPr>
+        <w:pStyle w:val="a3"/>
       </w:pPr>
       <w:r>
         <w:rPr>
@@ -6599,7 +7824,7 @@
           </w:tcPr>
           <w:p>
             <w:pPr>
-              <w:pStyle w:val="aa"/>
+              <w:pStyle w:val="ab"/>
             </w:pPr>
             <w:r>
               <w:rPr>
@@ -6624,7 +7849,7 @@
           </w:tcPr>
           <w:p>
             <w:pPr>
-              <w:pStyle w:val="aa"/>
+              <w:pStyle w:val="ab"/>
               <w:cnfStyle w:val="100000000000" w:firstRow="1" w:lastRow="0" w:firstColumn="0" w:lastColumn="0" w:oddVBand="0" w:evenVBand="0" w:oddHBand="0" w:evenHBand="0" w:firstRowFirstColumn="0" w:firstRowLastColumn="0" w:lastRowFirstColumn="0" w:lastRowLastColumn="0"/>
             </w:pPr>
             <w:r>
@@ -6658,7 +7883,7 @@
           </w:tcPr>
           <w:p>
             <w:pPr>
-              <w:pStyle w:val="aa"/>
+              <w:pStyle w:val="ab"/>
             </w:pPr>
             <w:r>
               <w:rPr>
@@ -6681,7 +7906,7 @@
           </w:tcPr>
           <w:p>
             <w:pPr>
-              <w:pStyle w:val="a9"/>
+              <w:pStyle w:val="aa"/>
               <w:cnfStyle w:val="000000100000" w:firstRow="0" w:lastRow="0" w:firstColumn="0" w:lastColumn="0" w:oddVBand="0" w:evenVBand="0" w:oddHBand="1" w:evenHBand="0" w:firstRowFirstColumn="0" w:firstRowLastColumn="0" w:lastRowFirstColumn="0" w:lastRowLastColumn="0"/>
             </w:pPr>
             <w:r>
@@ -6705,7 +7930,7 @@
           </w:tcPr>
           <w:p>
             <w:pPr>
-              <w:pStyle w:val="a9"/>
+              <w:pStyle w:val="aa"/>
               <w:cnfStyle w:val="000000100000" w:firstRow="0" w:lastRow="0" w:firstColumn="0" w:lastColumn="0" w:oddVBand="0" w:evenVBand="0" w:oddHBand="1" w:evenHBand="0" w:firstRowFirstColumn="0" w:firstRowLastColumn="0" w:lastRowFirstColumn="0" w:lastRowLastColumn="0"/>
             </w:pPr>
             <w:r>
@@ -6729,7 +7954,7 @@
           </w:tcPr>
           <w:p>
             <w:pPr>
-              <w:pStyle w:val="a9"/>
+              <w:pStyle w:val="aa"/>
               <w:cnfStyle w:val="000000100000" w:firstRow="0" w:lastRow="0" w:firstColumn="0" w:lastColumn="0" w:oddVBand="0" w:evenVBand="0" w:oddHBand="1" w:evenHBand="0" w:firstRowFirstColumn="0" w:firstRowLastColumn="0" w:lastRowFirstColumn="0" w:lastRowLastColumn="0"/>
             </w:pPr>
             <w:r>
@@ -6762,7 +7987,7 @@
           </w:tcPr>
           <w:p>
             <w:pPr>
-              <w:pStyle w:val="aa"/>
+              <w:pStyle w:val="ab"/>
             </w:pPr>
           </w:p>
         </w:tc>
@@ -6779,7 +8004,7 @@
           </w:tcPr>
           <w:p>
             <w:pPr>
-              <w:pStyle w:val="a9"/>
+              <w:pStyle w:val="aa"/>
               <w:cnfStyle w:val="000000000000" w:firstRow="0" w:lastRow="0" w:firstColumn="0" w:lastColumn="0" w:oddVBand="0" w:evenVBand="0" w:oddHBand="0" w:evenHBand="0" w:firstRowFirstColumn="0" w:firstRowLastColumn="0" w:lastRowFirstColumn="0" w:lastRowLastColumn="0"/>
               <w:rPr>
                 <w:rFonts w:cs="Times New Roman"/>
@@ -6868,7 +8093,7 @@
           </w:tcPr>
           <w:p>
             <w:pPr>
-              <w:pStyle w:val="a9"/>
+              <w:pStyle w:val="aa"/>
               <w:cnfStyle w:val="000000000000" w:firstRow="0" w:lastRow="0" w:firstColumn="0" w:lastColumn="0" w:oddVBand="0" w:evenVBand="0" w:oddHBand="0" w:evenHBand="0" w:firstRowFirstColumn="0" w:firstRowLastColumn="0" w:lastRowFirstColumn="0" w:lastRowLastColumn="0"/>
               <w:rPr>
                 <w:rFonts w:cs="Times New Roman"/>
@@ -6897,7 +8122,7 @@
           </w:tcPr>
           <w:p>
             <w:pPr>
-              <w:pStyle w:val="a9"/>
+              <w:pStyle w:val="aa"/>
               <w:cnfStyle w:val="000000000000" w:firstRow="0" w:lastRow="0" w:firstColumn="0" w:lastColumn="0" w:oddVBand="0" w:evenVBand="0" w:oddHBand="0" w:evenHBand="0" w:firstRowFirstColumn="0" w:firstRowLastColumn="0" w:lastRowFirstColumn="0" w:lastRowLastColumn="0"/>
               <w:rPr>
                 <w:rFonts w:cs="Times New Roman"/>
@@ -6945,13 +8170,12 @@
           </w:tcPr>
           <w:p>
             <w:pPr>
-              <w:pStyle w:val="aa"/>
-            </w:pPr>
-            <w:r>
-              <w:rPr>
-                <w:rFonts w:hint="eastAsia"/>
-              </w:rPr>
-              <w:lastRenderedPageBreak/>
+              <w:pStyle w:val="ab"/>
+            </w:pPr>
+            <w:r>
+              <w:rPr>
+                <w:rFonts w:hint="eastAsia"/>
+              </w:rPr>
               <w:t>취약점</w:t>
             </w:r>
             <w:r>
@@ -6979,7 +8203,7 @@
           </w:tcPr>
           <w:p>
             <w:pPr>
-              <w:pStyle w:val="a9"/>
+              <w:pStyle w:val="aa"/>
               <w:cnfStyle w:val="000000100000" w:firstRow="0" w:lastRow="0" w:firstColumn="0" w:lastColumn="0" w:oddVBand="0" w:evenVBand="0" w:oddHBand="1" w:evenHBand="0" w:firstRowFirstColumn="0" w:firstRowLastColumn="0" w:lastRowFirstColumn="0" w:lastRowLastColumn="0"/>
             </w:pPr>
             <w:r>
@@ -7036,7 +8260,7 @@
     </w:tbl>
     <w:p>
       <w:pPr>
-        <w:pStyle w:val="a"/>
+        <w:pStyle w:val="a0"/>
         <w:numPr>
           <w:ilvl w:val="0"/>
           <w:numId w:val="0"/>
@@ -7045,7 +8269,7 @@
     </w:p>
     <w:p>
       <w:pPr>
-        <w:pStyle w:val="ac"/>
+        <w:pStyle w:val="ad"/>
       </w:pPr>
       <w:r>
         <w:rPr>
@@ -7080,7 +8304,7 @@
     </w:p>
     <w:p>
       <w:pPr>
-        <w:pStyle w:val="ac"/>
+        <w:pStyle w:val="ad"/>
       </w:pPr>
       <w:r>
         <w:rPr>
@@ -7094,7 +8318,7 @@
     </w:p>
     <w:p>
       <w:pPr>
-        <w:pStyle w:val="a1"/>
+        <w:pStyle w:val="a3"/>
       </w:pPr>
       <w:r>
         <w:rPr>
@@ -7164,7 +8388,7 @@
           </w:tcPr>
           <w:p>
             <w:pPr>
-              <w:pStyle w:val="aa"/>
+              <w:pStyle w:val="ab"/>
             </w:pPr>
             <w:r>
               <w:rPr>
@@ -7189,7 +8413,7 @@
           </w:tcPr>
           <w:p>
             <w:pPr>
-              <w:pStyle w:val="aa"/>
+              <w:pStyle w:val="ab"/>
               <w:cnfStyle w:val="100000000000" w:firstRow="1" w:lastRow="0" w:firstColumn="0" w:lastColumn="0" w:oddVBand="0" w:evenVBand="0" w:oddHBand="0" w:evenHBand="0" w:firstRowFirstColumn="0" w:firstRowLastColumn="0" w:lastRowFirstColumn="0" w:lastRowLastColumn="0"/>
             </w:pPr>
             <w:r>
@@ -7223,12 +8447,13 @@
           </w:tcPr>
           <w:p>
             <w:pPr>
-              <w:pStyle w:val="aa"/>
-            </w:pPr>
-            <w:r>
-              <w:rPr>
-                <w:rFonts w:hint="eastAsia"/>
-              </w:rPr>
+              <w:pStyle w:val="ab"/>
+            </w:pPr>
+            <w:r>
+              <w:rPr>
+                <w:rFonts w:hint="eastAsia"/>
+              </w:rPr>
+              <w:lastRenderedPageBreak/>
               <w:t>발견URL</w:t>
             </w:r>
           </w:p>
@@ -7246,7 +8471,7 @@
           </w:tcPr>
           <w:p>
             <w:pPr>
-              <w:pStyle w:val="a9"/>
+              <w:pStyle w:val="aa"/>
               <w:cnfStyle w:val="000000100000" w:firstRow="0" w:lastRow="0" w:firstColumn="0" w:lastColumn="0" w:oddVBand="0" w:evenVBand="0" w:oddHBand="1" w:evenHBand="0" w:firstRowFirstColumn="0" w:firstRowLastColumn="0" w:lastRowFirstColumn="0" w:lastRowLastColumn="0"/>
             </w:pPr>
             <w:r>
@@ -7270,7 +8495,7 @@
           </w:tcPr>
           <w:p>
             <w:pPr>
-              <w:pStyle w:val="a9"/>
+              <w:pStyle w:val="aa"/>
               <w:cnfStyle w:val="000000100000" w:firstRow="0" w:lastRow="0" w:firstColumn="0" w:lastColumn="0" w:oddVBand="0" w:evenVBand="0" w:oddHBand="1" w:evenHBand="0" w:firstRowFirstColumn="0" w:firstRowLastColumn="0" w:lastRowFirstColumn="0" w:lastRowLastColumn="0"/>
             </w:pPr>
             <w:r>
@@ -7294,7 +8519,7 @@
           </w:tcPr>
           <w:p>
             <w:pPr>
-              <w:pStyle w:val="a9"/>
+              <w:pStyle w:val="aa"/>
               <w:cnfStyle w:val="000000100000" w:firstRow="0" w:lastRow="0" w:firstColumn="0" w:lastColumn="0" w:oddVBand="0" w:evenVBand="0" w:oddHBand="1" w:evenHBand="0" w:firstRowFirstColumn="0" w:firstRowLastColumn="0" w:lastRowFirstColumn="0" w:lastRowLastColumn="0"/>
             </w:pPr>
             <w:r>
@@ -7327,7 +8552,7 @@
           </w:tcPr>
           <w:p>
             <w:pPr>
-              <w:pStyle w:val="aa"/>
+              <w:pStyle w:val="ab"/>
             </w:pPr>
           </w:p>
         </w:tc>
@@ -7344,7 +8569,7 @@
           </w:tcPr>
           <w:p>
             <w:pPr>
-              <w:pStyle w:val="a9"/>
+              <w:pStyle w:val="aa"/>
               <w:cnfStyle w:val="000000000000" w:firstRow="0" w:lastRow="0" w:firstColumn="0" w:lastColumn="0" w:oddVBand="0" w:evenVBand="0" w:oddHBand="0" w:evenHBand="0" w:firstRowFirstColumn="0" w:firstRowLastColumn="0" w:lastRowFirstColumn="0" w:lastRowLastColumn="0"/>
               <w:rPr>
                 <w:rFonts w:cs="Times New Roman"/>
@@ -7447,7 +8672,7 @@
           </w:tcPr>
           <w:p>
             <w:pPr>
-              <w:pStyle w:val="a9"/>
+              <w:pStyle w:val="aa"/>
               <w:cnfStyle w:val="000000000000" w:firstRow="0" w:lastRow="0" w:firstColumn="0" w:lastColumn="0" w:oddVBand="0" w:evenVBand="0" w:oddHBand="0" w:evenHBand="0" w:firstRowFirstColumn="0" w:firstRowLastColumn="0" w:lastRowFirstColumn="0" w:lastRowLastColumn="0"/>
               <w:rPr>
                 <w:rFonts w:cs="Times New Roman"/>
@@ -7482,7 +8707,7 @@
           </w:tcPr>
           <w:p>
             <w:pPr>
-              <w:pStyle w:val="a9"/>
+              <w:pStyle w:val="aa"/>
               <w:cnfStyle w:val="000000000000" w:firstRow="0" w:lastRow="0" w:firstColumn="0" w:lastColumn="0" w:oddVBand="0" w:evenVBand="0" w:oddHBand="0" w:evenHBand="0" w:firstRowFirstColumn="0" w:firstRowLastColumn="0" w:lastRowFirstColumn="0" w:lastRowLastColumn="0"/>
               <w:rPr>
                 <w:rFonts w:cs="Times New Roman"/>
@@ -7518,7 +8743,7 @@
           </w:tcPr>
           <w:p>
             <w:pPr>
-              <w:pStyle w:val="aa"/>
+              <w:pStyle w:val="ab"/>
             </w:pPr>
             <w:r>
               <w:rPr>
@@ -7551,7 +8776,7 @@
           </w:tcPr>
           <w:p>
             <w:pPr>
-              <w:pStyle w:val="a9"/>
+              <w:pStyle w:val="aa"/>
               <w:cnfStyle w:val="000000100000" w:firstRow="0" w:lastRow="0" w:firstColumn="0" w:lastColumn="0" w:oddVBand="0" w:evenVBand="0" w:oddHBand="1" w:evenHBand="0" w:firstRowFirstColumn="0" w:firstRowLastColumn="0" w:lastRowFirstColumn="0" w:lastRowLastColumn="0"/>
             </w:pPr>
             <w:r>
@@ -7585,7 +8810,7 @@
     </w:tbl>
     <w:p>
       <w:pPr>
-        <w:pStyle w:val="a"/>
+        <w:pStyle w:val="a0"/>
         <w:numPr>
           <w:ilvl w:val="0"/>
           <w:numId w:val="0"/>
@@ -7594,7 +8819,7 @@
     </w:p>
     <w:p>
       <w:pPr>
-        <w:pStyle w:val="ac"/>
+        <w:pStyle w:val="ad"/>
       </w:pPr>
       <w:r>
         <w:rPr>
@@ -7629,7 +8854,7 @@
     </w:p>
     <w:p>
       <w:pPr>
-        <w:pStyle w:val="ac"/>
+        <w:pStyle w:val="ad"/>
       </w:pPr>
       <w:r>
         <w:rPr>
@@ -7643,7 +8868,7 @@
     </w:p>
     <w:p>
       <w:pPr>
-        <w:pStyle w:val="a1"/>
+        <w:pStyle w:val="a3"/>
       </w:pPr>
       <w:r>
         <w:rPr>
@@ -7713,7 +8938,7 @@
           </w:tcPr>
           <w:p>
             <w:pPr>
-              <w:pStyle w:val="aa"/>
+              <w:pStyle w:val="ab"/>
             </w:pPr>
             <w:r>
               <w:rPr>
@@ -7738,7 +8963,7 @@
           </w:tcPr>
           <w:p>
             <w:pPr>
-              <w:pStyle w:val="aa"/>
+              <w:pStyle w:val="ab"/>
               <w:cnfStyle w:val="100000000000" w:firstRow="1" w:lastRow="0" w:firstColumn="0" w:lastColumn="0" w:oddVBand="0" w:evenVBand="0" w:oddHBand="0" w:evenHBand="0" w:firstRowFirstColumn="0" w:firstRowLastColumn="0" w:lastRowFirstColumn="0" w:lastRowLastColumn="0"/>
             </w:pPr>
             <w:r>
@@ -7772,7 +8997,7 @@
           </w:tcPr>
           <w:p>
             <w:pPr>
-              <w:pStyle w:val="aa"/>
+              <w:pStyle w:val="ab"/>
             </w:pPr>
             <w:r>
               <w:rPr>
@@ -7795,7 +9020,7 @@
           </w:tcPr>
           <w:p>
             <w:pPr>
-              <w:pStyle w:val="a9"/>
+              <w:pStyle w:val="aa"/>
               <w:cnfStyle w:val="000000100000" w:firstRow="0" w:lastRow="0" w:firstColumn="0" w:lastColumn="0" w:oddVBand="0" w:evenVBand="0" w:oddHBand="1" w:evenHBand="0" w:firstRowFirstColumn="0" w:firstRowLastColumn="0" w:lastRowFirstColumn="0" w:lastRowLastColumn="0"/>
             </w:pPr>
             <w:r>
@@ -7819,7 +9044,7 @@
           </w:tcPr>
           <w:p>
             <w:pPr>
-              <w:pStyle w:val="a9"/>
+              <w:pStyle w:val="aa"/>
               <w:cnfStyle w:val="000000100000" w:firstRow="0" w:lastRow="0" w:firstColumn="0" w:lastColumn="0" w:oddVBand="0" w:evenVBand="0" w:oddHBand="1" w:evenHBand="0" w:firstRowFirstColumn="0" w:firstRowLastColumn="0" w:lastRowFirstColumn="0" w:lastRowLastColumn="0"/>
             </w:pPr>
             <w:r>
@@ -7843,7 +9068,7 @@
           </w:tcPr>
           <w:p>
             <w:pPr>
-              <w:pStyle w:val="a9"/>
+              <w:pStyle w:val="aa"/>
               <w:cnfStyle w:val="000000100000" w:firstRow="0" w:lastRow="0" w:firstColumn="0" w:lastColumn="0" w:oddVBand="0" w:evenVBand="0" w:oddHBand="1" w:evenHBand="0" w:firstRowFirstColumn="0" w:firstRowLastColumn="0" w:lastRowFirstColumn="0" w:lastRowLastColumn="0"/>
             </w:pPr>
             <w:r>
@@ -7876,7 +9101,7 @@
           </w:tcPr>
           <w:p>
             <w:pPr>
-              <w:pStyle w:val="aa"/>
+              <w:pStyle w:val="ab"/>
             </w:pPr>
           </w:p>
         </w:tc>
@@ -7893,7 +9118,7 @@
           </w:tcPr>
           <w:p>
             <w:pPr>
-              <w:pStyle w:val="a9"/>
+              <w:pStyle w:val="aa"/>
               <w:cnfStyle w:val="000000000000" w:firstRow="0" w:lastRow="0" w:firstColumn="0" w:lastColumn="0" w:oddVBand="0" w:evenVBand="0" w:oddHBand="0" w:evenHBand="0" w:firstRowFirstColumn="0" w:firstRowLastColumn="0" w:lastRowFirstColumn="0" w:lastRowLastColumn="0"/>
               <w:rPr>
                 <w:rFonts w:cs="Times New Roman"/>
@@ -7996,7 +9221,7 @@
           </w:tcPr>
           <w:p>
             <w:pPr>
-              <w:pStyle w:val="a9"/>
+              <w:pStyle w:val="aa"/>
               <w:cnfStyle w:val="000000000000" w:firstRow="0" w:lastRow="0" w:firstColumn="0" w:lastColumn="0" w:oddVBand="0" w:evenVBand="0" w:oddHBand="0" w:evenHBand="0" w:firstRowFirstColumn="0" w:firstRowLastColumn="0" w:lastRowFirstColumn="0" w:lastRowLastColumn="0"/>
               <w:rPr>
                 <w:rFonts w:cs="Times New Roman"/>
@@ -8025,7 +9250,7 @@
           </w:tcPr>
           <w:p>
             <w:pPr>
-              <w:pStyle w:val="a9"/>
+              <w:pStyle w:val="aa"/>
               <w:cnfStyle w:val="000000000000" w:firstRow="0" w:lastRow="0" w:firstColumn="0" w:lastColumn="0" w:oddVBand="0" w:evenVBand="0" w:oddHBand="0" w:evenHBand="0" w:firstRowFirstColumn="0" w:firstRowLastColumn="0" w:lastRowFirstColumn="0" w:lastRowLastColumn="0"/>
               <w:rPr>
                 <w:rFonts w:cs="Times New Roman"/>
@@ -8061,7 +9286,7 @@
           </w:tcPr>
           <w:p>
             <w:pPr>
-              <w:pStyle w:val="aa"/>
+              <w:pStyle w:val="ab"/>
             </w:pPr>
             <w:r>
               <w:rPr>
@@ -8094,7 +9319,7 @@
           </w:tcPr>
           <w:p>
             <w:pPr>
-              <w:pStyle w:val="a9"/>
+              <w:pStyle w:val="aa"/>
               <w:cnfStyle w:val="000000100000" w:firstRow="0" w:lastRow="0" w:firstColumn="0" w:lastColumn="0" w:oddVBand="0" w:evenVBand="0" w:oddHBand="1" w:evenHBand="0" w:firstRowFirstColumn="0" w:firstRowLastColumn="0" w:lastRowFirstColumn="0" w:lastRowLastColumn="0"/>
             </w:pPr>
             <w:r>
@@ -8123,7 +9348,7 @@
     </w:tbl>
     <w:p>
       <w:pPr>
-        <w:pStyle w:val="a"/>
+        <w:pStyle w:val="a0"/>
         <w:numPr>
           <w:ilvl w:val="0"/>
           <w:numId w:val="0"/>
@@ -8132,7 +9357,7 @@
     </w:p>
     <w:p>
       <w:pPr>
-        <w:pStyle w:val="ac"/>
+        <w:pStyle w:val="ad"/>
       </w:pPr>
       <w:r>
         <w:rPr>
@@ -8167,7 +9392,7 @@
     </w:p>
     <w:p>
       <w:pPr>
-        <w:pStyle w:val="ac"/>
+        <w:pStyle w:val="ad"/>
       </w:pPr>
       <w:r>
         <w:rPr>
@@ -8181,13 +9406,12 @@
     </w:p>
     <w:p>
       <w:pPr>
-        <w:pStyle w:val="a1"/>
+        <w:pStyle w:val="a3"/>
       </w:pPr>
       <w:r>
         <w:rPr>
           <w:rFonts w:hint="eastAsia"/>
         </w:rPr>
-        <w:lastRenderedPageBreak/>
         <w:t>3</w:t>
       </w:r>
       <w:r>
@@ -8246,7 +9470,7 @@
           </w:tcPr>
           <w:p>
             <w:pPr>
-              <w:pStyle w:val="aa"/>
+              <w:pStyle w:val="ab"/>
             </w:pPr>
             <w:r>
               <w:rPr>
@@ -8271,7 +9495,7 @@
           </w:tcPr>
           <w:p>
             <w:pPr>
-              <w:pStyle w:val="aa"/>
+              <w:pStyle w:val="ab"/>
               <w:cnfStyle w:val="100000000000" w:firstRow="1" w:lastRow="0" w:firstColumn="0" w:lastColumn="0" w:oddVBand="0" w:evenVBand="0" w:oddHBand="0" w:evenHBand="0" w:firstRowFirstColumn="0" w:firstRowLastColumn="0" w:lastRowFirstColumn="0" w:lastRowLastColumn="0"/>
             </w:pPr>
             <w:r>
@@ -8305,7 +9529,7 @@
           </w:tcPr>
           <w:p>
             <w:pPr>
-              <w:pStyle w:val="aa"/>
+              <w:pStyle w:val="ab"/>
             </w:pPr>
             <w:r>
               <w:rPr>
@@ -8328,7 +9552,7 @@
           </w:tcPr>
           <w:p>
             <w:pPr>
-              <w:pStyle w:val="a9"/>
+              <w:pStyle w:val="aa"/>
               <w:cnfStyle w:val="000000100000" w:firstRow="0" w:lastRow="0" w:firstColumn="0" w:lastColumn="0" w:oddVBand="0" w:evenVBand="0" w:oddHBand="1" w:evenHBand="0" w:firstRowFirstColumn="0" w:firstRowLastColumn="0" w:lastRowFirstColumn="0" w:lastRowLastColumn="0"/>
             </w:pPr>
             <w:r>
@@ -8352,7 +9576,7 @@
           </w:tcPr>
           <w:p>
             <w:pPr>
-              <w:pStyle w:val="a9"/>
+              <w:pStyle w:val="aa"/>
               <w:cnfStyle w:val="000000100000" w:firstRow="0" w:lastRow="0" w:firstColumn="0" w:lastColumn="0" w:oddVBand="0" w:evenVBand="0" w:oddHBand="1" w:evenHBand="0" w:firstRowFirstColumn="0" w:firstRowLastColumn="0" w:lastRowFirstColumn="0" w:lastRowLastColumn="0"/>
             </w:pPr>
             <w:r>
@@ -8376,7 +9600,7 @@
           </w:tcPr>
           <w:p>
             <w:pPr>
-              <w:pStyle w:val="a9"/>
+              <w:pStyle w:val="aa"/>
               <w:cnfStyle w:val="000000100000" w:firstRow="0" w:lastRow="0" w:firstColumn="0" w:lastColumn="0" w:oddVBand="0" w:evenVBand="0" w:oddHBand="1" w:evenHBand="0" w:firstRowFirstColumn="0" w:firstRowLastColumn="0" w:lastRowFirstColumn="0" w:lastRowLastColumn="0"/>
             </w:pPr>
             <w:r>
@@ -8409,7 +9633,7 @@
           </w:tcPr>
           <w:p>
             <w:pPr>
-              <w:pStyle w:val="aa"/>
+              <w:pStyle w:val="ab"/>
             </w:pPr>
           </w:p>
         </w:tc>
@@ -8426,7 +9650,7 @@
           </w:tcPr>
           <w:p>
             <w:pPr>
-              <w:pStyle w:val="a9"/>
+              <w:pStyle w:val="aa"/>
               <w:cnfStyle w:val="000000000000" w:firstRow="0" w:lastRow="0" w:firstColumn="0" w:lastColumn="0" w:oddVBand="0" w:evenVBand="0" w:oddHBand="0" w:evenHBand="0" w:firstRowFirstColumn="0" w:firstRowLastColumn="0" w:lastRowFirstColumn="0" w:lastRowLastColumn="0"/>
               <w:rPr>
                 <w:rFonts w:cs="Times New Roman"/>
@@ -8524,7 +9748,7 @@
           </w:tcPr>
           <w:p>
             <w:pPr>
-              <w:pStyle w:val="a9"/>
+              <w:pStyle w:val="aa"/>
               <w:cnfStyle w:val="000000000000" w:firstRow="0" w:lastRow="0" w:firstColumn="0" w:lastColumn="0" w:oddVBand="0" w:evenVBand="0" w:oddHBand="0" w:evenHBand="0" w:firstRowFirstColumn="0" w:firstRowLastColumn="0" w:lastRowFirstColumn="0" w:lastRowLastColumn="0"/>
               <w:rPr>
                 <w:rFonts w:cs="Times New Roman"/>
@@ -8554,7 +9778,7 @@
           </w:tcPr>
           <w:p>
             <w:pPr>
-              <w:pStyle w:val="a9"/>
+              <w:pStyle w:val="aa"/>
               <w:cnfStyle w:val="000000000000" w:firstRow="0" w:lastRow="0" w:firstColumn="0" w:lastColumn="0" w:oddVBand="0" w:evenVBand="0" w:oddHBand="0" w:evenHBand="0" w:firstRowFirstColumn="0" w:firstRowLastColumn="0" w:lastRowFirstColumn="0" w:lastRowLastColumn="0"/>
               <w:rPr>
                 <w:rFonts w:cs="Times New Roman"/>
@@ -8598,7 +9822,7 @@
           </w:tcPr>
           <w:p>
             <w:pPr>
-              <w:pStyle w:val="aa"/>
+              <w:pStyle w:val="ab"/>
             </w:pPr>
             <w:r>
               <w:rPr>
@@ -8631,7 +9855,7 @@
           </w:tcPr>
           <w:p>
             <w:pPr>
-              <w:pStyle w:val="a9"/>
+              <w:pStyle w:val="aa"/>
               <w:cnfStyle w:val="000000100000" w:firstRow="0" w:lastRow="0" w:firstColumn="0" w:lastColumn="0" w:oddVBand="0" w:evenVBand="0" w:oddHBand="1" w:evenHBand="0" w:firstRowFirstColumn="0" w:firstRowLastColumn="0" w:lastRowFirstColumn="0" w:lastRowLastColumn="0"/>
             </w:pPr>
             <w:r>
@@ -8652,7 +9876,7 @@
     </w:tbl>
     <w:p>
       <w:pPr>
-        <w:pStyle w:val="a"/>
+        <w:pStyle w:val="a0"/>
         <w:numPr>
           <w:ilvl w:val="0"/>
           <w:numId w:val="0"/>
@@ -8661,7 +9885,7 @@
     </w:p>
     <w:p>
       <w:pPr>
-        <w:pStyle w:val="ac"/>
+        <w:pStyle w:val="ad"/>
       </w:pPr>
       <w:r>
         <w:rPr>
@@ -8696,7 +9920,7 @@
     </w:p>
     <w:p>
       <w:pPr>
-        <w:pStyle w:val="ac"/>
+        <w:pStyle w:val="ad"/>
       </w:pPr>
       <w:r>
         <w:rPr>
@@ -8710,12 +9934,12 @@
     </w:p>
     <w:p>
       <w:pPr>
-        <w:pStyle w:val="ac"/>
+        <w:pStyle w:val="ad"/>
       </w:pPr>
     </w:p>
     <w:p>
       <w:pPr>
-        <w:pStyle w:val="ac"/>
+        <w:pStyle w:val="ad"/>
       </w:pPr>
     </w:p>
     <w:p>
@@ -8727,7 +9951,7 @@
         </w:numPr>
         <w:ind w:left="403" w:hanging="403"/>
       </w:pPr>
-      <w:bookmarkStart w:id="5" w:name="_Toc198193661"/>
+      <w:bookmarkStart w:id="5" w:name="_Toc233732580"/>
       <w:r>
         <w:t xml:space="preserve">4. </w:t>
       </w:r>
@@ -8741,7 +9965,7 @@
     </w:p>
     <w:p>
       <w:pPr>
-        <w:pStyle w:val="a1"/>
+        <w:pStyle w:val="a3"/>
       </w:pPr>
       <w:r>
         <w:rPr>
@@ -8797,15 +10021,15 @@
           </w:tcPr>
           <w:p>
             <w:pPr>
-              <w:pStyle w:val="a9"/>
-              <w:rPr>
-                <w:rStyle w:val="ad"/>
+              <w:pStyle w:val="aa"/>
+              <w:rPr>
+                <w:rStyle w:val="ae"/>
                 <w:i w:val="0"/>
               </w:rPr>
             </w:pPr>
             <w:r>
               <w:rPr>
-                <w:rStyle w:val="ad"/>
+                <w:rStyle w:val="ae"/>
                 <w:rFonts w:hint="eastAsia"/>
                 <w:i w:val="0"/>
               </w:rPr>
@@ -8828,16 +10052,16 @@
           </w:tcPr>
           <w:p>
             <w:pPr>
-              <w:pStyle w:val="a9"/>
+              <w:pStyle w:val="aa"/>
               <w:cnfStyle w:val="100000000000" w:firstRow="1" w:lastRow="0" w:firstColumn="0" w:lastColumn="0" w:oddVBand="0" w:evenVBand="0" w:oddHBand="0" w:evenHBand="0" w:firstRowFirstColumn="0" w:firstRowLastColumn="0" w:lastRowFirstColumn="0" w:lastRowLastColumn="0"/>
               <w:rPr>
-                <w:rStyle w:val="ad"/>
+                <w:rStyle w:val="ae"/>
                 <w:i w:val="0"/>
               </w:rPr>
             </w:pPr>
             <w:r>
               <w:rPr>
-                <w:rStyle w:val="ad"/>
+                <w:rStyle w:val="ae"/>
                 <w:rFonts w:hint="eastAsia"/>
                 <w:i w:val="0"/>
               </w:rPr>
@@ -8868,15 +10092,15 @@
           </w:tcPr>
           <w:p>
             <w:pPr>
-              <w:pStyle w:val="a9"/>
-              <w:rPr>
-                <w:rStyle w:val="ad"/>
+              <w:pStyle w:val="aa"/>
+              <w:rPr>
+                <w:rStyle w:val="ae"/>
                 <w:i w:val="0"/>
               </w:rPr>
             </w:pPr>
             <w:r>
               <w:rPr>
-                <w:rStyle w:val="ad"/>
+                <w:rStyle w:val="ae"/>
                 <w:rFonts w:hint="eastAsia"/>
                 <w:i w:val="0"/>
               </w:rPr>
@@ -8898,16 +10122,16 @@
           </w:tcPr>
           <w:p>
             <w:pPr>
-              <w:pStyle w:val="a9"/>
+              <w:pStyle w:val="aa"/>
               <w:cnfStyle w:val="000000100000" w:firstRow="0" w:lastRow="0" w:firstColumn="0" w:lastColumn="0" w:oddVBand="0" w:evenVBand="0" w:oddHBand="1" w:evenHBand="0" w:firstRowFirstColumn="0" w:firstRowLastColumn="0" w:lastRowFirstColumn="0" w:lastRowLastColumn="0"/>
               <w:rPr>
-                <w:rStyle w:val="ad"/>
+                <w:rStyle w:val="ae"/>
                 <w:i w:val="0"/>
               </w:rPr>
             </w:pPr>
             <w:r>
               <w:rPr>
-                <w:rStyle w:val="ad"/>
+                <w:rStyle w:val="ae"/>
                 <w:rFonts w:hint="eastAsia"/>
                 <w:i w:val="0"/>
               </w:rPr>
@@ -8937,15 +10161,15 @@
           </w:tcPr>
           <w:p>
             <w:pPr>
-              <w:pStyle w:val="a9"/>
-              <w:rPr>
-                <w:rStyle w:val="ad"/>
+              <w:pStyle w:val="aa"/>
+              <w:rPr>
+                <w:rStyle w:val="ae"/>
                 <w:i w:val="0"/>
               </w:rPr>
             </w:pPr>
             <w:r>
               <w:rPr>
-                <w:rStyle w:val="ad"/>
+                <w:rStyle w:val="ae"/>
                 <w:rFonts w:hint="eastAsia"/>
                 <w:i w:val="0"/>
               </w:rPr>
@@ -8976,9 +10200,9 @@
           </w:tcPr>
           <w:p>
             <w:pPr>
-              <w:pStyle w:val="ac"/>
-              <w:rPr>
-                <w:rStyle w:val="ad"/>
+              <w:pStyle w:val="ad"/>
+              <w:rPr>
+                <w:rStyle w:val="ae"/>
                 <w:rFonts w:asciiTheme="majorHAnsi" w:eastAsiaTheme="majorHAnsi" w:hAnsiTheme="majorHAnsi"/>
                 <w:b w:val="0"/>
                 <w:i w:val="0"/>
@@ -8987,7 +10211,7 @@
             </w:pPr>
             <w:r>
               <w:rPr>
-                <w:rStyle w:val="ad"/>
+                <w:rStyle w:val="ae"/>
                 <w:rFonts w:asciiTheme="majorHAnsi" w:eastAsiaTheme="majorHAnsi" w:hAnsiTheme="majorHAnsi" w:hint="eastAsia"/>
                 <w:b w:val="0"/>
                 <w:i w:val="0"/>
@@ -8998,7 +10222,7 @@
           </w:p>
           <w:p>
             <w:pPr>
-              <w:pStyle w:val="ac"/>
+              <w:pStyle w:val="ad"/>
               <w:rPr>
                 <w:b w:val="0"/>
                 <w:bCs w:val="0"/>
@@ -9007,7 +10231,7 @@
             </w:pPr>
             <w:r>
               <w:rPr>
-                <w:rStyle w:val="ad"/>
+                <w:rStyle w:val="ae"/>
                 <w:rFonts w:asciiTheme="majorHAnsi" w:eastAsiaTheme="majorHAnsi" w:hAnsiTheme="majorHAnsi" w:hint="eastAsia"/>
                 <w:b w:val="0"/>
                 <w:i w:val="0"/>
@@ -9034,7 +10258,7 @@
     </w:p>
     <w:p>
       <w:pPr>
-        <w:pStyle w:val="a1"/>
+        <w:pStyle w:val="a3"/>
       </w:pPr>
       <w:r>
         <w:rPr>
@@ -9099,15 +10323,15 @@
           </w:tcPr>
           <w:p>
             <w:pPr>
-              <w:pStyle w:val="a9"/>
-              <w:rPr>
-                <w:rStyle w:val="ad"/>
+              <w:pStyle w:val="aa"/>
+              <w:rPr>
+                <w:rStyle w:val="ae"/>
                 <w:i w:val="0"/>
               </w:rPr>
             </w:pPr>
             <w:r>
               <w:rPr>
-                <w:rStyle w:val="ad"/>
+                <w:rStyle w:val="ae"/>
                 <w:rFonts w:hint="eastAsia"/>
                 <w:i w:val="0"/>
               </w:rPr>
@@ -9130,16 +10354,16 @@
           </w:tcPr>
           <w:p>
             <w:pPr>
-              <w:pStyle w:val="a9"/>
+              <w:pStyle w:val="aa"/>
               <w:cnfStyle w:val="100000000000" w:firstRow="1" w:lastRow="0" w:firstColumn="0" w:lastColumn="0" w:oddVBand="0" w:evenVBand="0" w:oddHBand="0" w:evenHBand="0" w:firstRowFirstColumn="0" w:firstRowLastColumn="0" w:lastRowFirstColumn="0" w:lastRowLastColumn="0"/>
               <w:rPr>
-                <w:rStyle w:val="ad"/>
+                <w:rStyle w:val="ae"/>
                 <w:i w:val="0"/>
               </w:rPr>
             </w:pPr>
             <w:r>
               <w:rPr>
-                <w:rStyle w:val="ad"/>
+                <w:rStyle w:val="ae"/>
                 <w:rFonts w:hint="eastAsia"/>
                 <w:i w:val="0"/>
               </w:rPr>
@@ -9170,15 +10394,15 @@
           </w:tcPr>
           <w:p>
             <w:pPr>
-              <w:pStyle w:val="a9"/>
-              <w:rPr>
-                <w:rStyle w:val="ad"/>
+              <w:pStyle w:val="aa"/>
+              <w:rPr>
+                <w:rStyle w:val="ae"/>
                 <w:i w:val="0"/>
               </w:rPr>
             </w:pPr>
             <w:r>
               <w:rPr>
-                <w:rStyle w:val="ad"/>
+                <w:rStyle w:val="ae"/>
                 <w:rFonts w:hint="eastAsia"/>
                 <w:i w:val="0"/>
               </w:rPr>
@@ -9200,10 +10424,10 @@
           </w:tcPr>
           <w:p>
             <w:pPr>
-              <w:pStyle w:val="a9"/>
+              <w:pStyle w:val="aa"/>
               <w:cnfStyle w:val="000000100000" w:firstRow="0" w:lastRow="0" w:firstColumn="0" w:lastColumn="0" w:oddVBand="0" w:evenVBand="0" w:oddHBand="1" w:evenHBand="0" w:firstRowFirstColumn="0" w:firstRowLastColumn="0" w:lastRowFirstColumn="0" w:lastRowLastColumn="0"/>
               <w:rPr>
-                <w:rStyle w:val="ad"/>
+                <w:rStyle w:val="ae"/>
                 <w:i w:val="0"/>
               </w:rPr>
             </w:pPr>
@@ -9250,15 +10474,15 @@
           </w:tcPr>
           <w:p>
             <w:pPr>
-              <w:pStyle w:val="a9"/>
-              <w:rPr>
-                <w:rStyle w:val="ad"/>
+              <w:pStyle w:val="aa"/>
+              <w:rPr>
+                <w:rStyle w:val="ae"/>
                 <w:i w:val="0"/>
               </w:rPr>
             </w:pPr>
             <w:r>
               <w:rPr>
-                <w:rStyle w:val="ad"/>
+                <w:rStyle w:val="ae"/>
                 <w:rFonts w:hint="eastAsia"/>
                 <w:i w:val="0"/>
               </w:rPr>
@@ -9289,7 +10513,7 @@
           </w:tcPr>
           <w:p>
             <w:pPr>
-              <w:pStyle w:val="ac"/>
+              <w:pStyle w:val="ad"/>
               <w:rPr>
                 <w:rFonts w:asciiTheme="majorHAnsi" w:eastAsiaTheme="majorHAnsi" w:hAnsiTheme="majorHAnsi"/>
                 <w:b w:val="0"/>
@@ -9306,7 +10530,6 @@
                 <w:color w:val="404040" w:themeColor="text1" w:themeTint="BF"/>
                 <w:sz w:val="20"/>
               </w:rPr>
-              <w:lastRenderedPageBreak/>
               <w:t xml:space="preserve">1. Prepared Statement(PDO) 사용: 동적 쿼리 대신 매개변수화된 쿼리를 사용하여 </w:t>
             </w:r>
             <w:proofErr w:type="spellStart"/>
@@ -9344,16 +10567,7 @@
           </w:p>
           <w:p>
             <w:pPr>
-              <w:pStyle w:val="ac"/>
-              <w:rPr>
-                <w:rFonts w:asciiTheme="majorHAnsi" w:eastAsiaTheme="majorHAnsi" w:hAnsiTheme="majorHAnsi" w:hint="eastAsia"/>
-                <w:b w:val="0"/>
-                <w:iCs/>
-                <w:color w:val="404040" w:themeColor="text1" w:themeTint="BF"/>
-                <w:sz w:val="20"/>
-              </w:rPr>
-            </w:pPr>
-            <w:r>
+              <w:pStyle w:val="ad"/>
               <w:rPr>
                 <w:rFonts w:asciiTheme="majorHAnsi" w:eastAsiaTheme="majorHAnsi" w:hAnsiTheme="majorHAnsi"/>
                 <w:b w:val="0"/>
@@ -9361,9 +10575,7 @@
                 <w:color w:val="404040" w:themeColor="text1" w:themeTint="BF"/>
                 <w:sz w:val="20"/>
               </w:rPr>
-              <w:t xml:space="preserve">2. </w:t>
-            </w:r>
-            <w:proofErr w:type="spellStart"/>
+            </w:pPr>
             <w:r>
               <w:rPr>
                 <w:rFonts w:asciiTheme="majorHAnsi" w:eastAsiaTheme="majorHAnsi" w:hAnsiTheme="majorHAnsi"/>
@@ -9372,9 +10584,9 @@
                 <w:color w:val="404040" w:themeColor="text1" w:themeTint="BF"/>
                 <w:sz w:val="20"/>
               </w:rPr>
-              <w:t>입력값</w:t>
-            </w:r>
-            <w:proofErr w:type="spellEnd"/>
+              <w:t xml:space="preserve">2. </w:t>
+            </w:r>
+            <w:proofErr w:type="spellStart"/>
             <w:r>
               <w:rPr>
                 <w:rFonts w:asciiTheme="majorHAnsi" w:eastAsiaTheme="majorHAnsi" w:hAnsiTheme="majorHAnsi"/>
@@ -9383,9 +10595,9 @@
                 <w:color w:val="404040" w:themeColor="text1" w:themeTint="BF"/>
                 <w:sz w:val="20"/>
               </w:rPr>
-              <w:t xml:space="preserve"> 정제(Sanitization): 모든 사용자 </w:t>
-            </w:r>
-            <w:proofErr w:type="spellStart"/>
+              <w:t>입력값</w:t>
+            </w:r>
+            <w:proofErr w:type="spellEnd"/>
             <w:r>
               <w:rPr>
                 <w:rFonts w:asciiTheme="majorHAnsi" w:eastAsiaTheme="majorHAnsi" w:hAnsiTheme="majorHAnsi"/>
@@ -9394,9 +10606,9 @@
                 <w:color w:val="404040" w:themeColor="text1" w:themeTint="BF"/>
                 <w:sz w:val="20"/>
               </w:rPr>
-              <w:t>입력값에</w:t>
-            </w:r>
-            <w:proofErr w:type="spellEnd"/>
+              <w:t xml:space="preserve"> 정제(Sanitization): 모든 사용자 </w:t>
+            </w:r>
+            <w:proofErr w:type="spellStart"/>
             <w:r>
               <w:rPr>
                 <w:rFonts w:asciiTheme="majorHAnsi" w:eastAsiaTheme="majorHAnsi" w:hAnsiTheme="majorHAnsi"/>
@@ -9405,6 +10617,17 @@
                 <w:color w:val="404040" w:themeColor="text1" w:themeTint="BF"/>
                 <w:sz w:val="20"/>
               </w:rPr>
+              <w:t>입력값에</w:t>
+            </w:r>
+            <w:proofErr w:type="spellEnd"/>
+            <w:r>
+              <w:rPr>
+                <w:rFonts w:asciiTheme="majorHAnsi" w:eastAsiaTheme="majorHAnsi" w:hAnsiTheme="majorHAnsi"/>
+                <w:b w:val="0"/>
+                <w:iCs/>
+                <w:color w:val="404040" w:themeColor="text1" w:themeTint="BF"/>
+                <w:sz w:val="20"/>
+              </w:rPr>
               <w:t xml:space="preserve"> 대해 화이트리스트 기반의 검증을 수행하고, 특수문자를 이스케이프 처리해야 합니다.</w:t>
             </w:r>
           </w:p>
@@ -9418,7 +10641,7 @@
     </w:p>
     <w:p>
       <w:pPr>
-        <w:pStyle w:val="a1"/>
+        <w:pStyle w:val="a3"/>
       </w:pPr>
       <w:r>
         <w:rPr>
@@ -9483,15 +10706,15 @@
           </w:tcPr>
           <w:p>
             <w:pPr>
-              <w:pStyle w:val="a9"/>
-              <w:rPr>
-                <w:rStyle w:val="ad"/>
+              <w:pStyle w:val="aa"/>
+              <w:rPr>
+                <w:rStyle w:val="ae"/>
                 <w:i w:val="0"/>
               </w:rPr>
             </w:pPr>
             <w:r>
               <w:rPr>
-                <w:rStyle w:val="ad"/>
+                <w:rStyle w:val="ae"/>
                 <w:rFonts w:hint="eastAsia"/>
                 <w:i w:val="0"/>
               </w:rPr>
@@ -9514,16 +10737,16 @@
           </w:tcPr>
           <w:p>
             <w:pPr>
-              <w:pStyle w:val="a9"/>
+              <w:pStyle w:val="aa"/>
               <w:cnfStyle w:val="100000000000" w:firstRow="1" w:lastRow="0" w:firstColumn="0" w:lastColumn="0" w:oddVBand="0" w:evenVBand="0" w:oddHBand="0" w:evenHBand="0" w:firstRowFirstColumn="0" w:firstRowLastColumn="0" w:lastRowFirstColumn="0" w:lastRowLastColumn="0"/>
               <w:rPr>
-                <w:rStyle w:val="ad"/>
+                <w:rStyle w:val="ae"/>
                 <w:i w:val="0"/>
               </w:rPr>
             </w:pPr>
             <w:r>
               <w:rPr>
-                <w:rStyle w:val="ad"/>
+                <w:rStyle w:val="ae"/>
                 <w:rFonts w:hint="eastAsia"/>
                 <w:i w:val="0"/>
               </w:rPr>
@@ -9554,15 +10777,15 @@
           </w:tcPr>
           <w:p>
             <w:pPr>
-              <w:pStyle w:val="a9"/>
-              <w:rPr>
-                <w:rStyle w:val="ad"/>
+              <w:pStyle w:val="aa"/>
+              <w:rPr>
+                <w:rStyle w:val="ae"/>
                 <w:i w:val="0"/>
               </w:rPr>
             </w:pPr>
             <w:r>
               <w:rPr>
-                <w:rStyle w:val="ad"/>
+                <w:rStyle w:val="ae"/>
                 <w:rFonts w:hint="eastAsia"/>
                 <w:i w:val="0"/>
               </w:rPr>
@@ -9584,10 +10807,10 @@
           </w:tcPr>
           <w:p>
             <w:pPr>
-              <w:pStyle w:val="a9"/>
+              <w:pStyle w:val="aa"/>
               <w:cnfStyle w:val="000000100000" w:firstRow="0" w:lastRow="0" w:firstColumn="0" w:lastColumn="0" w:oddVBand="0" w:evenVBand="0" w:oddHBand="1" w:evenHBand="0" w:firstRowFirstColumn="0" w:firstRowLastColumn="0" w:lastRowFirstColumn="0" w:lastRowLastColumn="0"/>
               <w:rPr>
-                <w:rStyle w:val="ad"/>
+                <w:rStyle w:val="ae"/>
                 <w:i w:val="0"/>
               </w:rPr>
             </w:pPr>
@@ -9645,15 +10868,15 @@
           </w:tcPr>
           <w:p>
             <w:pPr>
-              <w:pStyle w:val="a9"/>
-              <w:rPr>
-                <w:rStyle w:val="ad"/>
+              <w:pStyle w:val="aa"/>
+              <w:rPr>
+                <w:rStyle w:val="ae"/>
                 <w:i w:val="0"/>
               </w:rPr>
             </w:pPr>
             <w:r>
               <w:rPr>
-                <w:rStyle w:val="ad"/>
+                <w:rStyle w:val="ae"/>
                 <w:rFonts w:hint="eastAsia"/>
                 <w:i w:val="0"/>
               </w:rPr>
@@ -9684,7 +10907,7 @@
           </w:tcPr>
           <w:p>
             <w:pPr>
-              <w:pStyle w:val="ac"/>
+              <w:pStyle w:val="ad"/>
               <w:rPr>
                 <w:rFonts w:asciiTheme="majorHAnsi" w:eastAsiaTheme="majorHAnsi" w:hAnsiTheme="majorHAnsi"/>
                 <w:b w:val="0"/>
@@ -9701,6 +10924,7 @@
                 <w:color w:val="404040" w:themeColor="text1" w:themeTint="BF"/>
                 <w:sz w:val="20"/>
               </w:rPr>
+              <w:lastRenderedPageBreak/>
               <w:t xml:space="preserve">1. 소유권 검증 </w:t>
             </w:r>
             <w:proofErr w:type="spellStart"/>
@@ -9782,9 +11006,9 @@
           </w:p>
           <w:p>
             <w:pPr>
-              <w:pStyle w:val="ac"/>
-              <w:rPr>
-                <w:rFonts w:asciiTheme="majorHAnsi" w:eastAsiaTheme="majorHAnsi" w:hAnsiTheme="majorHAnsi" w:hint="eastAsia"/>
+              <w:pStyle w:val="ad"/>
+              <w:rPr>
+                <w:rFonts w:asciiTheme="majorHAnsi" w:eastAsiaTheme="majorHAnsi" w:hAnsiTheme="majorHAnsi"/>
                 <w:iCs/>
                 <w:color w:val="404040" w:themeColor="text1" w:themeTint="BF"/>
                 <w:sz w:val="20"/>
@@ -9899,7 +11123,7 @@
     </w:p>
     <w:p>
       <w:pPr>
-        <w:pStyle w:val="a1"/>
+        <w:pStyle w:val="a3"/>
       </w:pPr>
       <w:r>
         <w:rPr>
@@ -9964,15 +11188,15 @@
           </w:tcPr>
           <w:p>
             <w:pPr>
-              <w:pStyle w:val="a9"/>
-              <w:rPr>
-                <w:rStyle w:val="ad"/>
+              <w:pStyle w:val="aa"/>
+              <w:rPr>
+                <w:rStyle w:val="ae"/>
                 <w:i w:val="0"/>
               </w:rPr>
             </w:pPr>
             <w:r>
               <w:rPr>
-                <w:rStyle w:val="ad"/>
+                <w:rStyle w:val="ae"/>
                 <w:rFonts w:hint="eastAsia"/>
                 <w:i w:val="0"/>
               </w:rPr>
@@ -9995,16 +11219,16 @@
           </w:tcPr>
           <w:p>
             <w:pPr>
-              <w:pStyle w:val="a9"/>
+              <w:pStyle w:val="aa"/>
               <w:cnfStyle w:val="100000000000" w:firstRow="1" w:lastRow="0" w:firstColumn="0" w:lastColumn="0" w:oddVBand="0" w:evenVBand="0" w:oddHBand="0" w:evenHBand="0" w:firstRowFirstColumn="0" w:firstRowLastColumn="0" w:lastRowFirstColumn="0" w:lastRowLastColumn="0"/>
               <w:rPr>
-                <w:rStyle w:val="ad"/>
+                <w:rStyle w:val="ae"/>
                 <w:i w:val="0"/>
               </w:rPr>
             </w:pPr>
             <w:r>
               <w:rPr>
-                <w:rStyle w:val="ad"/>
+                <w:rStyle w:val="ae"/>
                 <w:rFonts w:hint="eastAsia"/>
                 <w:i w:val="0"/>
               </w:rPr>
@@ -10035,15 +11259,15 @@
           </w:tcPr>
           <w:p>
             <w:pPr>
-              <w:pStyle w:val="a9"/>
-              <w:rPr>
-                <w:rStyle w:val="ad"/>
+              <w:pStyle w:val="aa"/>
+              <w:rPr>
+                <w:rStyle w:val="ae"/>
                 <w:i w:val="0"/>
               </w:rPr>
             </w:pPr>
             <w:r>
               <w:rPr>
-                <w:rStyle w:val="ad"/>
+                <w:rStyle w:val="ae"/>
                 <w:rFonts w:hint="eastAsia"/>
                 <w:i w:val="0"/>
               </w:rPr>
@@ -10065,16 +11289,16 @@
           </w:tcPr>
           <w:p>
             <w:pPr>
-              <w:pStyle w:val="a9"/>
+              <w:pStyle w:val="aa"/>
               <w:cnfStyle w:val="000000100000" w:firstRow="0" w:lastRow="0" w:firstColumn="0" w:lastColumn="0" w:oddVBand="0" w:evenVBand="0" w:oddHBand="1" w:evenHBand="0" w:firstRowFirstColumn="0" w:firstRowLastColumn="0" w:lastRowFirstColumn="0" w:lastRowLastColumn="0"/>
               <w:rPr>
-                <w:rStyle w:val="ad"/>
+                <w:rStyle w:val="ae"/>
                 <w:i w:val="0"/>
               </w:rPr>
             </w:pPr>
             <w:r>
               <w:rPr>
-                <w:rStyle w:val="ad"/>
+                <w:rStyle w:val="ae"/>
                 <w:rFonts w:hint="eastAsia"/>
                 <w:i w:val="0"/>
               </w:rPr>
@@ -10104,15 +11328,15 @@
           </w:tcPr>
           <w:p>
             <w:pPr>
-              <w:pStyle w:val="a9"/>
-              <w:rPr>
-                <w:rStyle w:val="ad"/>
+              <w:pStyle w:val="aa"/>
+              <w:rPr>
+                <w:rStyle w:val="ae"/>
                 <w:i w:val="0"/>
               </w:rPr>
             </w:pPr>
             <w:r>
               <w:rPr>
-                <w:rStyle w:val="ad"/>
+                <w:rStyle w:val="ae"/>
                 <w:rFonts w:hint="eastAsia"/>
                 <w:i w:val="0"/>
               </w:rPr>
@@ -10143,9 +11367,9 @@
           </w:tcPr>
           <w:p>
             <w:pPr>
-              <w:pStyle w:val="ac"/>
-              <w:rPr>
-                <w:rStyle w:val="ad"/>
+              <w:pStyle w:val="ad"/>
+              <w:rPr>
+                <w:rStyle w:val="ae"/>
                 <w:rFonts w:asciiTheme="majorHAnsi" w:eastAsiaTheme="majorHAnsi" w:hAnsiTheme="majorHAnsi"/>
                 <w:b w:val="0"/>
                 <w:i w:val="0"/>
@@ -10154,7 +11378,7 @@
             </w:pPr>
             <w:r>
               <w:rPr>
-                <w:rStyle w:val="ad"/>
+                <w:rStyle w:val="ae"/>
                 <w:rFonts w:asciiTheme="majorHAnsi" w:eastAsiaTheme="majorHAnsi" w:hAnsiTheme="majorHAnsi" w:hint="eastAsia"/>
                 <w:b w:val="0"/>
                 <w:i w:val="0"/>
@@ -10165,7 +11389,7 @@
           </w:p>
           <w:p>
             <w:pPr>
-              <w:pStyle w:val="ac"/>
+              <w:pStyle w:val="ad"/>
               <w:rPr>
                 <w:b w:val="0"/>
                 <w:bCs w:val="0"/>
@@ -10174,7 +11398,7 @@
             </w:pPr>
             <w:r>
               <w:rPr>
-                <w:rStyle w:val="ad"/>
+                <w:rStyle w:val="ae"/>
                 <w:rFonts w:asciiTheme="majorHAnsi" w:eastAsiaTheme="majorHAnsi" w:hAnsiTheme="majorHAnsi" w:hint="eastAsia"/>
                 <w:b w:val="0"/>
                 <w:i w:val="0"/>
@@ -10196,8 +11420,8 @@
     </w:tbl>
     <w:p/>
     <w:sectPr>
-      <w:footerReference w:type="default" r:id="rId7"/>
-      <w:footerReference w:type="first" r:id="rId8"/>
+      <w:footerReference w:type="default" r:id="rId17"/>
+      <w:footerReference w:type="first" r:id="rId18"/>
       <w:endnotePr>
         <w:numFmt w:val="decimal"/>
       </w:endnotePr>
@@ -10251,7 +11475,7 @@
     <w:sdtContent>
       <w:p>
         <w:pPr>
-          <w:pStyle w:val="a6"/>
+          <w:pStyle w:val="a8"/>
           <w:jc w:val="center"/>
         </w:pPr>
         <w:r>
@@ -10268,7 +11492,7 @@
             <w:noProof/>
             <w:lang w:val="ko-KR"/>
           </w:rPr>
-          <w:t>4</w:t>
+          <w:t>14</w:t>
         </w:r>
         <w:r>
           <w:fldChar w:fldCharType="end"/>
@@ -10304,7 +11528,7 @@
     <w:sdtContent>
       <w:p>
         <w:pPr>
-          <w:pStyle w:val="a6"/>
+          <w:pStyle w:val="a8"/>
           <w:jc w:val="center"/>
         </w:pPr>
         <w:r>
@@ -10315,7 +11539,7 @@
   </w:sdt>
   <w:p>
     <w:pPr>
-      <w:pStyle w:val="a6"/>
+      <w:pStyle w:val="a8"/>
     </w:pPr>
   </w:p>
 </w:ftr>
@@ -10349,6 +11573,120 @@
 <file path=word/numbering.xml><?xml version="1.0" encoding="utf-8"?>
 <w:numbering xmlns:wpc="http://schemas.microsoft.com/office/word/2010/wordprocessingCanvas" xmlns:cx="http://schemas.microsoft.com/office/drawing/2014/chartex" xmlns:mc="http://schemas.openxmlformats.org/markup-compatibility/2006" xmlns:o="urn:schemas-microsoft-com:office:office" xmlns:r="http://schemas.openxmlformats.org/officeDocument/2006/relationships" xmlns:m="http://schemas.openxmlformats.org/officeDocument/2006/math" xmlns:v="urn:schemas-microsoft-com:vml" xmlns:wp14="http://schemas.microsoft.com/office/word/2010/wordprocessingDrawing" xmlns:wp="http://schemas.openxmlformats.org/drawingml/2006/wordprocessingDrawing" xmlns:w10="urn:schemas-microsoft-com:office:word" xmlns:w="http://schemas.openxmlformats.org/wordprocessingml/2006/main" xmlns:w14="http://schemas.microsoft.com/office/word/2010/wordml" xmlns:w15="http://schemas.microsoft.com/office/word/2012/wordml" xmlns:w16se="http://schemas.microsoft.com/office/word/2015/wordml/symex" xmlns:wpg="http://schemas.microsoft.com/office/word/2010/wordprocessingGroup" xmlns:wpi="http://schemas.microsoft.com/office/word/2010/wordprocessingInk" xmlns:wne="http://schemas.microsoft.com/office/word/2006/wordml" xmlns:wps="http://schemas.microsoft.com/office/word/2010/wordprocessingShape" mc:Ignorable="w14 w15 w16se wp14">
   <w:abstractNum w:abstractNumId="0" w15:restartNumberingAfterBreak="0">
+    <w:nsid w:val="09006DEF"/>
+    <w:multiLevelType w:val="hybridMultilevel"/>
+    <w:tmpl w:val="5F70D7EC"/>
+    <w:lvl w:ilvl="0" w:tplc="D34A7D1C">
+      <w:start w:val="1"/>
+      <w:numFmt w:val="bullet"/>
+      <w:pStyle w:val="a"/>
+      <w:lvlText w:val=""/>
+      <w:lvlJc w:val="left"/>
+      <w:pPr>
+        <w:ind w:left="1350" w:hanging="400"/>
+      </w:pPr>
+      <w:rPr>
+        <w:rFonts w:ascii="Wingdings" w:hAnsi="Wingdings" w:hint="default"/>
+      </w:rPr>
+    </w:lvl>
+    <w:lvl w:ilvl="1" w:tplc="04090003" w:tentative="1">
+      <w:start w:val="1"/>
+      <w:numFmt w:val="bullet"/>
+      <w:lvlText w:val=""/>
+      <w:lvlJc w:val="left"/>
+      <w:pPr>
+        <w:ind w:left="1750" w:hanging="400"/>
+      </w:pPr>
+      <w:rPr>
+        <w:rFonts w:ascii="Wingdings" w:hAnsi="Wingdings" w:hint="default"/>
+      </w:rPr>
+    </w:lvl>
+    <w:lvl w:ilvl="2" w:tplc="04090005" w:tentative="1">
+      <w:start w:val="1"/>
+      <w:numFmt w:val="bullet"/>
+      <w:lvlText w:val=""/>
+      <w:lvlJc w:val="left"/>
+      <w:pPr>
+        <w:ind w:left="2150" w:hanging="400"/>
+      </w:pPr>
+      <w:rPr>
+        <w:rFonts w:ascii="Wingdings" w:hAnsi="Wingdings" w:hint="default"/>
+      </w:rPr>
+    </w:lvl>
+    <w:lvl w:ilvl="3" w:tplc="04090001" w:tentative="1">
+      <w:start w:val="1"/>
+      <w:numFmt w:val="bullet"/>
+      <w:lvlText w:val=""/>
+      <w:lvlJc w:val="left"/>
+      <w:pPr>
+        <w:ind w:left="2550" w:hanging="400"/>
+      </w:pPr>
+      <w:rPr>
+        <w:rFonts w:ascii="Wingdings" w:hAnsi="Wingdings" w:hint="default"/>
+      </w:rPr>
+    </w:lvl>
+    <w:lvl w:ilvl="4" w:tplc="04090003" w:tentative="1">
+      <w:start w:val="1"/>
+      <w:numFmt w:val="bullet"/>
+      <w:lvlText w:val=""/>
+      <w:lvlJc w:val="left"/>
+      <w:pPr>
+        <w:ind w:left="2950" w:hanging="400"/>
+      </w:pPr>
+      <w:rPr>
+        <w:rFonts w:ascii="Wingdings" w:hAnsi="Wingdings" w:hint="default"/>
+      </w:rPr>
+    </w:lvl>
+    <w:lvl w:ilvl="5" w:tplc="04090005" w:tentative="1">
+      <w:start w:val="1"/>
+      <w:numFmt w:val="bullet"/>
+      <w:lvlText w:val=""/>
+      <w:lvlJc w:val="left"/>
+      <w:pPr>
+        <w:ind w:left="3350" w:hanging="400"/>
+      </w:pPr>
+      <w:rPr>
+        <w:rFonts w:ascii="Wingdings" w:hAnsi="Wingdings" w:hint="default"/>
+      </w:rPr>
+    </w:lvl>
+    <w:lvl w:ilvl="6" w:tplc="04090001" w:tentative="1">
+      <w:start w:val="1"/>
+      <w:numFmt w:val="bullet"/>
+      <w:lvlText w:val=""/>
+      <w:lvlJc w:val="left"/>
+      <w:pPr>
+        <w:ind w:left="3750" w:hanging="400"/>
+      </w:pPr>
+      <w:rPr>
+        <w:rFonts w:ascii="Wingdings" w:hAnsi="Wingdings" w:hint="default"/>
+      </w:rPr>
+    </w:lvl>
+    <w:lvl w:ilvl="7" w:tplc="04090003" w:tentative="1">
+      <w:start w:val="1"/>
+      <w:numFmt w:val="bullet"/>
+      <w:lvlText w:val=""/>
+      <w:lvlJc w:val="left"/>
+      <w:pPr>
+        <w:ind w:left="4150" w:hanging="400"/>
+      </w:pPr>
+      <w:rPr>
+        <w:rFonts w:ascii="Wingdings" w:hAnsi="Wingdings" w:hint="default"/>
+      </w:rPr>
+    </w:lvl>
+    <w:lvl w:ilvl="8" w:tplc="04090005" w:tentative="1">
+      <w:start w:val="1"/>
+      <w:numFmt w:val="bullet"/>
+      <w:lvlText w:val=""/>
+      <w:lvlJc w:val="left"/>
+      <w:pPr>
+        <w:ind w:left="4550" w:hanging="400"/>
+      </w:pPr>
+      <w:rPr>
+        <w:rFonts w:ascii="Wingdings" w:hAnsi="Wingdings" w:hint="default"/>
+      </w:rPr>
+    </w:lvl>
+  </w:abstractNum>
+  <w:abstractNum w:abstractNumId="1" w15:restartNumberingAfterBreak="0">
     <w:nsid w:val="0EB019D5"/>
     <w:multiLevelType w:val="hybridMultilevel"/>
     <w:tmpl w:val="84029F1C"/>
@@ -10461,7 +11799,7 @@
       </w:rPr>
     </w:lvl>
   </w:abstractNum>
-  <w:abstractNum w:abstractNumId="1" w15:restartNumberingAfterBreak="0">
+  <w:abstractNum w:abstractNumId="2" w15:restartNumberingAfterBreak="0">
     <w:nsid w:val="164215B9"/>
     <w:multiLevelType w:val="hybridMultilevel"/>
     <w:tmpl w:val="1402D5F0"/>
@@ -10574,7 +11912,7 @@
       </w:rPr>
     </w:lvl>
   </w:abstractNum>
-  <w:abstractNum w:abstractNumId="2" w15:restartNumberingAfterBreak="0">
+  <w:abstractNum w:abstractNumId="3" w15:restartNumberingAfterBreak="0">
     <w:nsid w:val="1F855F64"/>
     <w:multiLevelType w:val="multilevel"/>
     <w:tmpl w:val="5254DF3C"/>
@@ -10695,18 +12033,18 @@
       </w:rPr>
     </w:lvl>
   </w:abstractNum>
-  <w:abstractNum w:abstractNumId="3" w15:restartNumberingAfterBreak="0">
+  <w:abstractNum w:abstractNumId="4" w15:restartNumberingAfterBreak="0">
     <w:nsid w:val="4A6B341E"/>
     <w:multiLevelType w:val="hybridMultilevel"/>
-    <w:tmpl w:val="EBF0F148"/>
-    <w:lvl w:ilvl="0" w:tplc="E39EB8C6">
+    <w:tmpl w:val="2ACC4DB4"/>
+    <w:lvl w:ilvl="0" w:tplc="79F05376">
       <w:start w:val="1"/>
       <w:numFmt w:val="bullet"/>
-      <w:pStyle w:val="a"/>
-      <w:lvlText w:val=""/>
+      <w:pStyle w:val="a0"/>
+      <w:lvlText w:val=""/>
       <w:lvlJc w:val="left"/>
       <w:pPr>
-        <w:ind w:left="1400" w:hanging="400"/>
+        <w:ind w:left="1137" w:hanging="400"/>
       </w:pPr>
       <w:rPr>
         <w:rFonts w:ascii="Wingdings" w:hAnsi="Wingdings" w:hint="default"/>
@@ -10809,7 +12147,7 @@
       </w:rPr>
     </w:lvl>
   </w:abstractNum>
-  <w:abstractNum w:abstractNumId="4" w15:restartNumberingAfterBreak="0">
+  <w:abstractNum w:abstractNumId="5" w15:restartNumberingAfterBreak="0">
     <w:nsid w:val="4FE07939"/>
     <w:multiLevelType w:val="hybridMultilevel"/>
     <w:tmpl w:val="C6FC2A30"/>
@@ -10922,7 +12260,7 @@
       </w:rPr>
     </w:lvl>
   </w:abstractNum>
-  <w:abstractNum w:abstractNumId="5" w15:restartNumberingAfterBreak="0">
+  <w:abstractNum w:abstractNumId="6" w15:restartNumberingAfterBreak="0">
     <w:nsid w:val="5B4936ED"/>
     <w:multiLevelType w:val="hybridMultilevel"/>
     <w:tmpl w:val="A84E5882"/>
@@ -11035,7 +12373,7 @@
       </w:rPr>
     </w:lvl>
   </w:abstractNum>
-  <w:abstractNum w:abstractNumId="6" w15:restartNumberingAfterBreak="0">
+  <w:abstractNum w:abstractNumId="7" w15:restartNumberingAfterBreak="0">
     <w:nsid w:val="5D526817"/>
     <w:multiLevelType w:val="multilevel"/>
     <w:tmpl w:val="50D2F080"/>
@@ -11154,7 +12492,7 @@
       </w:rPr>
     </w:lvl>
   </w:abstractNum>
-  <w:abstractNum w:abstractNumId="7" w15:restartNumberingAfterBreak="0">
+  <w:abstractNum w:abstractNumId="8" w15:restartNumberingAfterBreak="0">
     <w:nsid w:val="6D1A41C4"/>
     <w:multiLevelType w:val="hybridMultilevel"/>
     <w:tmpl w:val="4A1EF7A2"/>
@@ -11267,7 +12605,7 @@
       </w:rPr>
     </w:lvl>
   </w:abstractNum>
-  <w:abstractNum w:abstractNumId="8" w15:restartNumberingAfterBreak="0">
+  <w:abstractNum w:abstractNumId="9" w15:restartNumberingAfterBreak="0">
     <w:nsid w:val="77B1143D"/>
     <w:multiLevelType w:val="multilevel"/>
     <w:tmpl w:val="16984C9C"/>
@@ -11416,32 +12754,206 @@
       </w:rPr>
     </w:lvl>
   </w:abstractNum>
+  <w:abstractNum w:abstractNumId="10" w15:restartNumberingAfterBreak="0">
+    <w:nsid w:val="7E013A67"/>
+    <w:multiLevelType w:val="hybridMultilevel"/>
+    <w:tmpl w:val="4AB44CAC"/>
+    <w:lvl w:ilvl="0" w:tplc="94A2B0A6">
+      <w:start w:val="1"/>
+      <w:numFmt w:val="bullet"/>
+      <w:pStyle w:val="a1"/>
+      <w:lvlText w:val=""/>
+      <w:lvlJc w:val="left"/>
+      <w:pPr>
+        <w:ind w:left="1540" w:hanging="400"/>
+      </w:pPr>
+      <w:rPr>
+        <w:rFonts w:ascii="Wingdings" w:hAnsi="Wingdings" w:cs="Times New Roman" w:hint="default"/>
+        <w:b w:val="0"/>
+        <w:bCs w:val="0"/>
+        <w:i w:val="0"/>
+        <w:iCs w:val="0"/>
+        <w:caps w:val="0"/>
+        <w:smallCaps w:val="0"/>
+        <w:strike w:val="0"/>
+        <w:dstrike w:val="0"/>
+        <w:outline w:val="0"/>
+        <w:shadow w:val="0"/>
+        <w:emboss w:val="0"/>
+        <w:imprint w:val="0"/>
+        <w:noProof w:val="0"/>
+        <w:snapToGrid w:val="0"/>
+        <w:vanish w:val="0"/>
+        <w:color w:val="000000"/>
+        <w:spacing w:val="0"/>
+        <w:w w:val="0"/>
+        <w:kern w:val="0"/>
+        <w:position w:val="0"/>
+        <w:sz w:val="0"/>
+        <w:szCs w:val="0"/>
+        <w:u w:val="none" w:color="000000"/>
+        <w:effect w:val="none"/>
+        <w:bdr w:val="none" w:sz="0" w:space="0" w:color="000000"/>
+        <w:shd w:val="clear" w:color="000000" w:fill="000000"/>
+        <w:vertAlign w:val="baseline"/>
+        <w:em w:val="none"/>
+        <w:lang w:val="x-none" w:eastAsia="x-none" w:bidi="x-none"/>
+        <w:specVanish w:val="0"/>
+        <w14:glow w14:rad="0">
+          <w14:srgbClr w14:val="000000"/>
+        </w14:glow>
+        <w14:shadow w14:blurRad="0" w14:dist="0" w14:dir="0" w14:sx="0" w14:sy="0" w14:kx="0" w14:ky="0" w14:algn="none">
+          <w14:srgbClr w14:val="000000"/>
+        </w14:shadow>
+        <w14:reflection w14:blurRad="0" w14:stA="0" w14:stPos="0" w14:endA="0" w14:endPos="0" w14:dist="0" w14:dir="0" w14:fadeDir="0" w14:sx="0" w14:sy="0" w14:kx="0" w14:ky="0" w14:algn="none"/>
+        <w14:textOutline w14:w="0" w14:cap="rnd" w14:cmpd="sng" w14:algn="ctr">
+          <w14:noFill/>
+          <w14:prstDash w14:val="solid"/>
+          <w14:bevel/>
+        </w14:textOutline>
+        <w14:scene3d>
+          <w14:camera w14:prst="orthographicFront"/>
+          <w14:lightRig w14:rig="threePt" w14:dir="t">
+            <w14:rot w14:lat="0" w14:lon="0" w14:rev="0"/>
+          </w14:lightRig>
+        </w14:scene3d>
+        <w14:props3d w14:extrusionH="0" w14:contourW="0" w14:prstMaterial="none"/>
+        <w14:ligatures w14:val="none"/>
+        <w14:numForm w14:val="default"/>
+        <w14:numSpacing w14:val="default"/>
+        <w14:stylisticSets/>
+        <w14:cntxtAlts w14:val="0"/>
+      </w:rPr>
+    </w:lvl>
+    <w:lvl w:ilvl="1" w:tplc="04090003" w:tentative="1">
+      <w:start w:val="1"/>
+      <w:numFmt w:val="bullet"/>
+      <w:lvlText w:val=""/>
+      <w:lvlJc w:val="left"/>
+      <w:pPr>
+        <w:ind w:left="1940" w:hanging="400"/>
+      </w:pPr>
+      <w:rPr>
+        <w:rFonts w:ascii="Wingdings" w:hAnsi="Wingdings" w:hint="default"/>
+      </w:rPr>
+    </w:lvl>
+    <w:lvl w:ilvl="2" w:tplc="04090005" w:tentative="1">
+      <w:start w:val="1"/>
+      <w:numFmt w:val="bullet"/>
+      <w:lvlText w:val=""/>
+      <w:lvlJc w:val="left"/>
+      <w:pPr>
+        <w:ind w:left="2340" w:hanging="400"/>
+      </w:pPr>
+      <w:rPr>
+        <w:rFonts w:ascii="Wingdings" w:hAnsi="Wingdings" w:hint="default"/>
+      </w:rPr>
+    </w:lvl>
+    <w:lvl w:ilvl="3" w:tplc="04090001" w:tentative="1">
+      <w:start w:val="1"/>
+      <w:numFmt w:val="bullet"/>
+      <w:lvlText w:val=""/>
+      <w:lvlJc w:val="left"/>
+      <w:pPr>
+        <w:ind w:left="2740" w:hanging="400"/>
+      </w:pPr>
+      <w:rPr>
+        <w:rFonts w:ascii="Wingdings" w:hAnsi="Wingdings" w:hint="default"/>
+      </w:rPr>
+    </w:lvl>
+    <w:lvl w:ilvl="4" w:tplc="04090003" w:tentative="1">
+      <w:start w:val="1"/>
+      <w:numFmt w:val="bullet"/>
+      <w:lvlText w:val=""/>
+      <w:lvlJc w:val="left"/>
+      <w:pPr>
+        <w:ind w:left="3140" w:hanging="400"/>
+      </w:pPr>
+      <w:rPr>
+        <w:rFonts w:ascii="Wingdings" w:hAnsi="Wingdings" w:hint="default"/>
+      </w:rPr>
+    </w:lvl>
+    <w:lvl w:ilvl="5" w:tplc="04090005" w:tentative="1">
+      <w:start w:val="1"/>
+      <w:numFmt w:val="bullet"/>
+      <w:lvlText w:val=""/>
+      <w:lvlJc w:val="left"/>
+      <w:pPr>
+        <w:ind w:left="3540" w:hanging="400"/>
+      </w:pPr>
+      <w:rPr>
+        <w:rFonts w:ascii="Wingdings" w:hAnsi="Wingdings" w:hint="default"/>
+      </w:rPr>
+    </w:lvl>
+    <w:lvl w:ilvl="6" w:tplc="04090001" w:tentative="1">
+      <w:start w:val="1"/>
+      <w:numFmt w:val="bullet"/>
+      <w:lvlText w:val=""/>
+      <w:lvlJc w:val="left"/>
+      <w:pPr>
+        <w:ind w:left="3940" w:hanging="400"/>
+      </w:pPr>
+      <w:rPr>
+        <w:rFonts w:ascii="Wingdings" w:hAnsi="Wingdings" w:hint="default"/>
+      </w:rPr>
+    </w:lvl>
+    <w:lvl w:ilvl="7" w:tplc="04090003" w:tentative="1">
+      <w:start w:val="1"/>
+      <w:numFmt w:val="bullet"/>
+      <w:lvlText w:val=""/>
+      <w:lvlJc w:val="left"/>
+      <w:pPr>
+        <w:ind w:left="4340" w:hanging="400"/>
+      </w:pPr>
+      <w:rPr>
+        <w:rFonts w:ascii="Wingdings" w:hAnsi="Wingdings" w:hint="default"/>
+      </w:rPr>
+    </w:lvl>
+    <w:lvl w:ilvl="8" w:tplc="04090005" w:tentative="1">
+      <w:start w:val="1"/>
+      <w:numFmt w:val="bullet"/>
+      <w:lvlText w:val=""/>
+      <w:lvlJc w:val="left"/>
+      <w:pPr>
+        <w:ind w:left="4740" w:hanging="400"/>
+      </w:pPr>
+      <w:rPr>
+        <w:rFonts w:ascii="Wingdings" w:hAnsi="Wingdings" w:hint="default"/>
+      </w:rPr>
+    </w:lvl>
+  </w:abstractNum>
   <w:num w:numId="1">
+    <w:abstractNumId w:val="4"/>
+  </w:num>
+  <w:num w:numId="2">
+    <w:abstractNumId w:val="7"/>
+  </w:num>
+  <w:num w:numId="3">
     <w:abstractNumId w:val="3"/>
   </w:num>
-  <w:num w:numId="2">
+  <w:num w:numId="4">
     <w:abstractNumId w:val="6"/>
   </w:num>
-  <w:num w:numId="3">
+  <w:num w:numId="5">
+    <w:abstractNumId w:val="8"/>
+  </w:num>
+  <w:num w:numId="6">
     <w:abstractNumId w:val="2"/>
   </w:num>
-  <w:num w:numId="4">
+  <w:num w:numId="7">
     <w:abstractNumId w:val="5"/>
   </w:num>
-  <w:num w:numId="5">
-    <w:abstractNumId w:val="7"/>
-  </w:num>
-  <w:num w:numId="6">
+  <w:num w:numId="8">
     <w:abstractNumId w:val="1"/>
   </w:num>
-  <w:num w:numId="7">
-    <w:abstractNumId w:val="4"/>
+  <w:num w:numId="9">
+    <w:abstractNumId w:val="9"/>
   </w:num>
-  <w:num w:numId="8">
+  <w:num w:numId="10">
+    <w:abstractNumId w:val="10"/>
+  </w:num>
+  <w:num w:numId="11">
     <w:abstractNumId w:val="0"/>
-  </w:num>
-  <w:num w:numId="9">
-    <w:abstractNumId w:val="8"/>
   </w:num>
 </w:numbering>
 </file>
@@ -11837,7 +13349,7 @@
     <w:lsdException w:name="List Table 6 Colorful Accent 6" w:uiPriority="51"/>
     <w:lsdException w:name="List Table 7 Colorful Accent 6" w:uiPriority="52"/>
   </w:latentStyles>
-  <w:style w:type="paragraph" w:default="1" w:styleId="a0">
+  <w:style w:type="paragraph" w:default="1" w:styleId="a2">
     <w:name w:val="Normal"/>
     <w:qFormat/>
     <w:rsid w:val="00273A51"/>
@@ -11852,8 +13364,8 @@
   </w:style>
   <w:style w:type="paragraph" w:styleId="10">
     <w:name w:val="heading 1"/>
-    <w:basedOn w:val="a0"/>
-    <w:next w:val="a0"/>
+    <w:basedOn w:val="a2"/>
+    <w:next w:val="a2"/>
     <w:link w:val="1Char"/>
     <w:uiPriority w:val="9"/>
     <w:qFormat/>
@@ -11872,7 +13384,7 @@
     <w:name w:val="heading 3"/>
     <w:aliases w:val="1. 3팀목차"/>
     <w:basedOn w:val="10"/>
-    <w:next w:val="a1"/>
+    <w:next w:val="a3"/>
     <w:link w:val="3Char"/>
     <w:autoRedefine/>
     <w:uiPriority w:val="9"/>
@@ -11890,12 +13402,13 @@
       <w:sz w:val="32"/>
     </w:rPr>
   </w:style>
-  <w:style w:type="character" w:default="1" w:styleId="a2">
+  <w:style w:type="character" w:default="1" w:styleId="a4">
     <w:name w:val="Default Paragraph Font"/>
     <w:uiPriority w:val="1"/>
+    <w:semiHidden/>
     <w:unhideWhenUsed/>
   </w:style>
-  <w:style w:type="table" w:default="1" w:styleId="a3">
+  <w:style w:type="table" w:default="1" w:styleId="a5">
     <w:name w:val="Normal Table"/>
     <w:uiPriority w:val="99"/>
     <w:semiHidden/>
@@ -11910,7 +13423,7 @@
       </w:tblCellMar>
     </w:tblPr>
   </w:style>
-  <w:style w:type="numbering" w:default="1" w:styleId="a4">
+  <w:style w:type="numbering" w:default="1" w:styleId="a6">
     <w:name w:val="No List"/>
     <w:uiPriority w:val="99"/>
     <w:semiHidden/>
@@ -11919,7 +13432,7 @@
   <w:style w:type="character" w:customStyle="1" w:styleId="3Char">
     <w:name w:val="제목 3 Char"/>
     <w:aliases w:val="1. 3팀목차 Char"/>
-    <w:basedOn w:val="a2"/>
+    <w:basedOn w:val="a4"/>
     <w:link w:val="3"/>
     <w:uiPriority w:val="9"/>
     <w:rsid w:val="00184346"/>
@@ -11959,7 +13472,7 @@
       <w:szCs w:val="24"/>
     </w:rPr>
   </w:style>
-  <w:style w:type="character" w:styleId="a5">
+  <w:style w:type="character" w:styleId="a7">
     <w:name w:val="Hyperlink"/>
     <w:uiPriority w:val="99"/>
     <w:rsid w:val="00915131"/>
@@ -11971,7 +13484,7 @@
       <w:u w:val="single" w:color="0000FF"/>
     </w:rPr>
   </w:style>
-  <w:style w:type="paragraph" w:styleId="a6">
+  <w:style w:type="paragraph" w:styleId="a8">
     <w:name w:val="footer"/>
     <w:link w:val="Char"/>
     <w:uiPriority w:val="99"/>
@@ -12005,8 +13518,8 @@
   </w:style>
   <w:style w:type="character" w:customStyle="1" w:styleId="Char">
     <w:name w:val="바닥글 Char"/>
-    <w:basedOn w:val="a2"/>
-    <w:link w:val="a6"/>
+    <w:basedOn w:val="a4"/>
+    <w:link w:val="a8"/>
     <w:uiPriority w:val="99"/>
     <w:rsid w:val="00915131"/>
     <w:rPr>
@@ -12016,26 +13529,24 @@
       <w:szCs w:val="20"/>
     </w:rPr>
   </w:style>
-  <w:style w:type="paragraph" w:customStyle="1" w:styleId="a">
+  <w:style w:type="paragraph" w:customStyle="1" w:styleId="a0">
     <w:name w:val="○ 네번째"/>
     <w:basedOn w:val="-"/>
-    <w:next w:val="a0"/>
+    <w:next w:val="a2"/>
     <w:autoRedefine/>
     <w:uiPriority w:val="18"/>
     <w:qFormat/>
-    <w:rsid w:val="00915131"/>
+    <w:rsid w:val="00820345"/>
     <w:pPr>
       <w:numPr>
         <w:numId w:val="1"/>
       </w:numPr>
       <w:snapToGrid/>
       <w:spacing w:after="240" w:afterAutospacing="0"/>
-      <w:ind w:left="1140" w:hanging="403"/>
     </w:pPr>
     <w:rPr>
       <w:rFonts w:hAnsi="휴먼명조"/>
       <w:spacing w:val="4"/>
-      <w:sz w:val="28"/>
       <w:szCs w:val="18"/>
     </w:rPr>
   </w:style>
@@ -12067,7 +13578,7 @@
       <w:szCs w:val="20"/>
     </w:rPr>
   </w:style>
-  <w:style w:type="paragraph" w:customStyle="1" w:styleId="a7">
+  <w:style w:type="paragraph" w:customStyle="1" w:styleId="a9">
     <w:name w:val="그림및표 캡션"/>
     <w:uiPriority w:val="24"/>
     <w:rsid w:val="00915131"/>
@@ -12122,8 +13633,8 @@
   </w:style>
   <w:style w:type="paragraph" w:styleId="12">
     <w:name w:val="toc 1"/>
-    <w:basedOn w:val="a0"/>
-    <w:next w:val="a0"/>
+    <w:basedOn w:val="a2"/>
+    <w:next w:val="a2"/>
     <w:autoRedefine/>
     <w:uiPriority w:val="39"/>
     <w:unhideWhenUsed/>
@@ -12144,10 +13655,10 @@
       <w:szCs w:val="28"/>
     </w:rPr>
   </w:style>
-  <w:style w:type="paragraph" w:customStyle="1" w:styleId="a1">
+  <w:style w:type="paragraph" w:customStyle="1" w:styleId="a3">
     <w:name w:val="가. 두번째"/>
-    <w:basedOn w:val="a0"/>
-    <w:next w:val="a"/>
+    <w:basedOn w:val="a2"/>
+    <w:next w:val="a0"/>
     <w:link w:val="Char0"/>
     <w:autoRedefine/>
     <w:qFormat/>
@@ -12174,16 +13685,19 @@
       <w:sz w:val="28"/>
     </w:rPr>
   </w:style>
-  <w:style w:type="paragraph" w:customStyle="1" w:styleId="a8">
+  <w:style w:type="paragraph" w:customStyle="1" w:styleId="a">
     <w:name w:val="□ 세번째"/>
-    <w:basedOn w:val="a0"/>
-    <w:next w:val="a"/>
+    <w:basedOn w:val="a2"/>
+    <w:next w:val="a0"/>
     <w:link w:val="Char1"/>
     <w:autoRedefine/>
     <w:qFormat/>
-    <w:rsid w:val="00915131"/>
+    <w:rsid w:val="00820345"/>
     <w:pPr>
       <w:widowControl w:val="0"/>
+      <w:numPr>
+        <w:numId w:val="11"/>
+      </w:numPr>
       <w:pBdr>
         <w:top w:val="none" w:sz="2" w:space="1" w:color="000000"/>
         <w:left w:val="none" w:sz="2" w:space="4" w:color="000000"/>
@@ -12195,7 +13709,7 @@
       <w:autoSpaceDN w:val="0"/>
       <w:snapToGrid w:val="0"/>
       <w:spacing w:before="120" w:after="120" w:line="276" w:lineRule="auto"/>
-      <w:ind w:leftChars="250" w:left="940" w:hangingChars="150" w:hanging="390"/>
+      <w:ind w:leftChars="250" w:hangingChars="150"/>
       <w:jc w:val="left"/>
       <w:textAlignment w:val="baseline"/>
     </w:pPr>
@@ -12208,8 +13722,8 @@
   </w:style>
   <w:style w:type="character" w:customStyle="1" w:styleId="Char0">
     <w:name w:val="가. 두번째 Char"/>
-    <w:basedOn w:val="a2"/>
-    <w:link w:val="a1"/>
+    <w:basedOn w:val="a4"/>
+    <w:link w:val="a3"/>
     <w:rsid w:val="00740EC3"/>
     <w:rPr>
       <w:rFonts w:ascii="맑은 고딕" w:eastAsia="맑은 고딕" w:hAnsi="맑은 고딕"/>
@@ -12221,9 +13735,9 @@
   </w:style>
   <w:style w:type="character" w:customStyle="1" w:styleId="Char1">
     <w:name w:val="□ 세번째 Char"/>
-    <w:basedOn w:val="a2"/>
-    <w:link w:val="a8"/>
-    <w:rsid w:val="00915131"/>
+    <w:basedOn w:val="a4"/>
+    <w:link w:val="a"/>
+    <w:rsid w:val="00820345"/>
     <w:rPr>
       <w:rFonts w:ascii="HY헤드라인M" w:eastAsia="맑은 고딕"/>
       <w:color w:val="000000"/>
@@ -12234,7 +13748,7 @@
   </w:style>
   <w:style w:type="character" w:customStyle="1" w:styleId="1Char">
     <w:name w:val="제목 1 Char"/>
-    <w:basedOn w:val="a2"/>
+    <w:basedOn w:val="a4"/>
     <w:link w:val="10"/>
     <w:uiPriority w:val="9"/>
     <w:rsid w:val="00915131"/>
@@ -12244,7 +13758,7 @@
       <w:szCs w:val="28"/>
     </w:rPr>
   </w:style>
-  <w:style w:type="paragraph" w:customStyle="1" w:styleId="a9">
+  <w:style w:type="paragraph" w:customStyle="1" w:styleId="aa">
     <w:name w:val="표내용"/>
     <w:autoRedefine/>
     <w:uiPriority w:val="28"/>
@@ -12273,9 +13787,9 @@
       <w:szCs w:val="20"/>
     </w:rPr>
   </w:style>
-  <w:style w:type="paragraph" w:customStyle="1" w:styleId="aa">
+  <w:style w:type="paragraph" w:customStyle="1" w:styleId="ab">
     <w:name w:val="표제목"/>
-    <w:basedOn w:val="a0"/>
+    <w:basedOn w:val="a2"/>
     <w:link w:val="Char2"/>
     <w:autoRedefine/>
     <w:uiPriority w:val="29"/>
@@ -12306,8 +13820,8 @@
   </w:style>
   <w:style w:type="character" w:customStyle="1" w:styleId="Char2">
     <w:name w:val="표제목 Char"/>
-    <w:basedOn w:val="a2"/>
-    <w:link w:val="aa"/>
+    <w:basedOn w:val="a4"/>
+    <w:link w:val="ab"/>
     <w:uiPriority w:val="29"/>
     <w:rsid w:val="00184346"/>
     <w:rPr>
@@ -12319,9 +13833,9 @@
       <w:szCs w:val="20"/>
     </w:rPr>
   </w:style>
-  <w:style w:type="paragraph" w:styleId="ab">
+  <w:style w:type="paragraph" w:styleId="ac">
     <w:name w:val="header"/>
-    <w:basedOn w:val="a0"/>
+    <w:basedOn w:val="a2"/>
     <w:link w:val="Char3"/>
     <w:uiPriority w:val="99"/>
     <w:unhideWhenUsed/>
@@ -12336,8 +13850,8 @@
   </w:style>
   <w:style w:type="character" w:customStyle="1" w:styleId="Char3">
     <w:name w:val="머리글 Char"/>
-    <w:basedOn w:val="a2"/>
-    <w:link w:val="ab"/>
+    <w:basedOn w:val="a4"/>
+    <w:link w:val="ac"/>
     <w:uiPriority w:val="99"/>
     <w:rsid w:val="006A2911"/>
     <w:rPr>
@@ -12349,7 +13863,7 @@
   <w:style w:type="paragraph" w:customStyle="1" w:styleId="1">
     <w:name w:val="1. 가장 큰 제목"/>
     <w:basedOn w:val="10"/>
-    <w:next w:val="a0"/>
+    <w:next w:val="a2"/>
     <w:link w:val="1Char0"/>
     <w:autoRedefine/>
     <w:qFormat/>
@@ -12383,7 +13897,7 @@
   </w:style>
   <w:style w:type="table" w:customStyle="1" w:styleId="-11">
     <w:name w:val="밝은 목록 - 강조색 11"/>
-    <w:basedOn w:val="a3"/>
+    <w:basedOn w:val="a5"/>
     <w:next w:val="-1"/>
     <w:uiPriority w:val="61"/>
     <w:rsid w:val="00740EC3"/>
@@ -12474,7 +13988,7 @@
   </w:style>
   <w:style w:type="table" w:styleId="-1">
     <w:name w:val="Light List Accent 1"/>
-    <w:basedOn w:val="a3"/>
+    <w:basedOn w:val="a5"/>
     <w:uiPriority w:val="61"/>
     <w:unhideWhenUsed/>
     <w:rsid w:val="00740EC3"/>
@@ -12558,7 +14072,7 @@
       </w:tcPr>
     </w:tblStylePr>
   </w:style>
-  <w:style w:type="paragraph" w:styleId="ac">
+  <w:style w:type="paragraph" w:styleId="ad">
     <w:name w:val="No Spacing"/>
     <w:uiPriority w:val="1"/>
     <w:qFormat/>
@@ -12572,9 +14086,9 @@
       <w:szCs w:val="20"/>
     </w:rPr>
   </w:style>
-  <w:style w:type="character" w:styleId="ad">
+  <w:style w:type="character" w:styleId="ae">
     <w:name w:val="Subtle Emphasis"/>
-    <w:basedOn w:val="a2"/>
+    <w:basedOn w:val="a4"/>
     <w:uiPriority w:val="19"/>
     <w:qFormat/>
     <w:rsid w:val="00184346"/>
@@ -12586,8 +14100,8 @@
   </w:style>
   <w:style w:type="paragraph" w:styleId="30">
     <w:name w:val="toc 3"/>
-    <w:basedOn w:val="a0"/>
-    <w:next w:val="a0"/>
+    <w:basedOn w:val="a2"/>
+    <w:next w:val="a2"/>
     <w:autoRedefine/>
     <w:uiPriority w:val="39"/>
     <w:unhideWhenUsed/>
@@ -12599,7 +14113,7 @@
   <w:style w:type="paragraph" w:styleId="TOC">
     <w:name w:val="TOC Heading"/>
     <w:basedOn w:val="10"/>
-    <w:next w:val="a0"/>
+    <w:next w:val="a2"/>
     <w:uiPriority w:val="39"/>
     <w:unhideWhenUsed/>
     <w:qFormat/>
@@ -12617,9 +14131,9 @@
       <w:szCs w:val="32"/>
     </w:rPr>
   </w:style>
-  <w:style w:type="paragraph" w:styleId="ae">
+  <w:style w:type="paragraph" w:styleId="af">
     <w:name w:val="Normal (Web)"/>
-    <w:basedOn w:val="a0"/>
+    <w:basedOn w:val="a2"/>
     <w:uiPriority w:val="99"/>
     <w:semiHidden/>
     <w:unhideWhenUsed/>
@@ -12637,7 +14151,7 @@
   </w:style>
   <w:style w:type="character" w:customStyle="1" w:styleId="UnresolvedMention">
     <w:name w:val="Unresolved Mention"/>
-    <w:basedOn w:val="a2"/>
+    <w:basedOn w:val="a4"/>
     <w:uiPriority w:val="99"/>
     <w:semiHidden/>
     <w:unhideWhenUsed/>
@@ -12649,7 +14163,7 @@
   </w:style>
   <w:style w:type="character" w:styleId="HTML">
     <w:name w:val="HTML Code"/>
-    <w:basedOn w:val="a2"/>
+    <w:basedOn w:val="a4"/>
     <w:uiPriority w:val="99"/>
     <w:semiHidden/>
     <w:unhideWhenUsed/>
@@ -12659,6 +14173,18 @@
       <w:sz w:val="24"/>
       <w:szCs w:val="24"/>
     </w:rPr>
+  </w:style>
+  <w:style w:type="paragraph" w:customStyle="1" w:styleId="a1">
+    <w:name w:val="다섯번째"/>
+    <w:basedOn w:val="a0"/>
+    <w:qFormat/>
+    <w:rsid w:val="00820345"/>
+    <w:pPr>
+      <w:numPr>
+        <w:numId w:val="10"/>
+      </w:numPr>
+      <w:jc w:val="left"/>
+    </w:pPr>
   </w:style>
 </w:styles>
 </file>
@@ -12922,4 +14448,16 @@
     </a:ext>
   </a:extLst>
 </a:theme>
+</file>
+
+<file path=customXml/item1.xml><?xml version="1.0" encoding="utf-8"?>
+<b:Sources xmlns:b="http://schemas.openxmlformats.org/officeDocument/2006/bibliography" xmlns="http://schemas.openxmlformats.org/officeDocument/2006/bibliography" SelectedStyle="\APASixthEditionOfficeOnline.xsl" StyleName="APA" Version="6"/>
+</file>
+
+<file path=customXml/itemProps1.xml><?xml version="1.0" encoding="utf-8"?>
+<ds:datastoreItem xmlns:ds="http://schemas.openxmlformats.org/officeDocument/2006/customXml" ds:itemID="{2194E332-0A92-4033-B55E-B9C44AEAAF1E}">
+  <ds:schemaRefs>
+    <ds:schemaRef ds:uri="http://schemas.openxmlformats.org/officeDocument/2006/bibliography"/>
+  </ds:schemaRefs>
+</ds:datastoreItem>
 </file>